--- a/BackEnd/AI_Agent_Pipeline/output/Assesment Report.docx
+++ b/BackEnd/AI_Agent_Pipeline/output/Assesment Report.docx
@@ -180,7 +180,7 @@
                 <w:sz w:val="20"/>
                 <w:rFonts w:ascii="Aptos" w:hAnsi="Aptos"/>
               </w:rPr>
-              <w:t>2</w:t>
+              <w:t>5</w:t>
             </w:r>
           </w:p>
         </w:tc>
@@ -241,7 +241,7 @@
                 <w:sz w:val="20"/>
                 <w:rFonts w:ascii="Aptos" w:hAnsi="Aptos"/>
               </w:rPr>
-              <w:t>50</w:t>
+              <w:t>91</w:t>
             </w:r>
           </w:p>
         </w:tc>
@@ -302,7 +302,7 @@
                 <w:sz w:val="20"/>
                 <w:rFonts w:ascii="Aptos" w:hAnsi="Aptos"/>
               </w:rPr>
-              <w:t>129000</w:t>
+              <w:t>137275</w:t>
             </w:r>
           </w:p>
         </w:tc>
@@ -363,7 +363,7 @@
                 <w:sz w:val="20"/>
                 <w:rFonts w:ascii="Aptos" w:hAnsi="Aptos"/>
               </w:rPr>
-              <w:t>4.09 MB</w:t>
+              <w:t>4.54 MB</w:t>
             </w:r>
           </w:p>
         </w:tc>
@@ -424,7 +424,7 @@
                 <w:sz w:val="20"/>
                 <w:rFonts w:ascii="Aptos" w:hAnsi="Aptos"/>
               </w:rPr>
-              <w:t>1</w:t>
+              <w:t>0</w:t>
             </w:r>
           </w:p>
         </w:tc>
@@ -668,7 +668,7 @@
                 <w:sz w:val="20"/>
                 <w:rFonts w:ascii="Aptos" w:hAnsi="Aptos"/>
               </w:rPr>
-              <w:t>cards</w:t>
+              <w:t>cards, core_banking</w:t>
             </w:r>
           </w:p>
         </w:tc>
@@ -729,7 +729,7 @@
                 <w:sz w:val="20"/>
                 <w:rFonts w:ascii="Aptos" w:hAnsi="Aptos"/>
               </w:rPr>
-              <w:t>2026-09-03 19:49:00</w:t>
+              <w:t>2026-09-08 15:50:38</w:t>
             </w:r>
           </w:p>
         </w:tc>
@@ -913,7 +913,7 @@
                 <w:sz w:val="20"/>
                 <w:rFonts w:ascii="Aptos" w:hAnsi="Aptos"/>
               </w:rPr>
-              <w:t>View</w:t>
+              <w:t>Stored Procedure</w:t>
             </w:r>
           </w:p>
         </w:tc>
@@ -971,7 +971,7 @@
                 <w:sz w:val="20"/>
                 <w:rFonts w:ascii="Aptos" w:hAnsi="Aptos"/>
               </w:rPr>
-              <w:t>archived_orders_view</w:t>
+              <w:t>archive_old_orders</w:t>
             </w:r>
           </w:p>
         </w:tc>
@@ -1000,7 +1000,7 @@
                 <w:sz w:val="20"/>
                 <w:rFonts w:ascii="Aptos" w:hAnsi="Aptos"/>
               </w:rPr>
-              <w:t>Relational SQL database view</w:t>
+              <w:t>Compiled database stored procedure routine</w:t>
             </w:r>
           </w:p>
         </w:tc>
@@ -1032,7 +1032,7 @@
                 <w:sz w:val="20"/>
                 <w:rFonts w:ascii="Aptos" w:hAnsi="Aptos"/>
               </w:rPr>
-              <w:t>Stored Procedure</w:t>
+              <w:t>Volume</w:t>
             </w:r>
           </w:p>
         </w:tc>
@@ -1061,7 +1061,7 @@
                 <w:sz w:val="20"/>
                 <w:rFonts w:ascii="Aptos" w:hAnsi="Aptos"/>
               </w:rPr>
-              <w:t>sp_demo</w:t>
+              <w:t>cards</w:t>
             </w:r>
           </w:p>
         </w:tc>
@@ -1090,126 +1090,7 @@
                 <w:sz w:val="20"/>
                 <w:rFonts w:ascii="Aptos" w:hAnsi="Aptos"/>
               </w:rPr>
-              <w:t>archive_old_orders</w:t>
-            </w:r>
-          </w:p>
-        </w:tc>
-        <w:tc>
-          <w:tcPr>
-            <w:tcW w:type="dxa" w:w="2160"/>
-            <w:tcMar>
-              <w:top w:w="100" w:type="dxa"/>
-              <w:bottom w:w="100" w:type="dxa"/>
-              <w:left w:w="120" w:type="dxa"/>
-              <w:right w:w="120" w:type="dxa"/>
-            </w:tcMar>
-          </w:tcPr>
-          <w:p>
-            <w:pPr>
-              <w:spacing w:before="80" w:after="80"/>
-              <w:jc w:val="left"/>
-            </w:pPr>
-            <w:r/>
-            <w:r>
-              <w:rPr>
-                <w:rFonts w:ascii="Aptos" w:hAnsi="Aptos"/>
-                <w:b w:val="0"/>
-                <w:i w:val="0"/>
-                <w:color w:val="333333"/>
-                <w:sz w:val="20"/>
-                <w:rFonts w:ascii="Aptos" w:hAnsi="Aptos"/>
-              </w:rPr>
-              <w:t>Compiled database stored procedure routine</w:t>
-            </w:r>
-          </w:p>
-        </w:tc>
-      </w:tr>
-      <w:tr>
-        <w:tc>
-          <w:tcPr>
-            <w:tcW w:type="dxa" w:w="2160"/>
-            <w:shd w:val="clear" w:color="auto" w:fill="EAF1F5"/>
-            <w:tcMar>
-              <w:top w:w="100" w:type="dxa"/>
-              <w:bottom w:w="100" w:type="dxa"/>
-              <w:left w:w="120" w:type="dxa"/>
-              <w:right w:w="120" w:type="dxa"/>
-            </w:tcMar>
-          </w:tcPr>
-          <w:p>
-            <w:pPr>
-              <w:spacing w:before="80" w:after="80"/>
-              <w:jc w:val="left"/>
-            </w:pPr>
-            <w:r/>
-            <w:r>
-              <w:rPr>
-                <w:rFonts w:ascii="Aptos" w:hAnsi="Aptos"/>
-                <w:b/>
-                <w:i w:val="0"/>
-                <w:color w:val="0F4761"/>
-                <w:sz w:val="20"/>
-                <w:rFonts w:ascii="Aptos" w:hAnsi="Aptos"/>
-              </w:rPr>
-              <w:t>Volume</w:t>
-            </w:r>
-          </w:p>
-        </w:tc>
-        <w:tc>
-          <w:tcPr>
-            <w:tcW w:type="dxa" w:w="2160"/>
-            <w:tcMar>
-              <w:top w:w="100" w:type="dxa"/>
-              <w:bottom w:w="100" w:type="dxa"/>
-              <w:left w:w="120" w:type="dxa"/>
-              <w:right w:w="120" w:type="dxa"/>
-            </w:tcMar>
-          </w:tcPr>
-          <w:p>
-            <w:pPr>
-              <w:spacing w:before="80" w:after="80"/>
-              <w:jc w:val="left"/>
-            </w:pPr>
-            <w:r/>
-            <w:r>
-              <w:rPr>
-                <w:rFonts w:ascii="Aptos" w:hAnsi="Aptos"/>
-                <w:b w:val="0"/>
-                <w:i w:val="0"/>
-                <w:color w:val="333333"/>
-                <w:sz w:val="20"/>
-                <w:rFonts w:ascii="Aptos" w:hAnsi="Aptos"/>
-              </w:rPr>
-              <w:t>cards</w:t>
-            </w:r>
-          </w:p>
-        </w:tc>
-        <w:tc>
-          <w:tcPr>
-            <w:tcW w:type="dxa" w:w="2160"/>
-            <w:tcMar>
-              <w:top w:w="100" w:type="dxa"/>
-              <w:bottom w:w="100" w:type="dxa"/>
-              <w:left w:w="120" w:type="dxa"/>
-              <w:right w:w="120" w:type="dxa"/>
-            </w:tcMar>
-          </w:tcPr>
-          <w:p>
-            <w:pPr>
-              <w:spacing w:before="80" w:after="80"/>
-              <w:jc w:val="left"/>
-            </w:pPr>
-            <w:r/>
-            <w:r>
-              <w:rPr>
-                <w:rFonts w:ascii="Aptos" w:hAnsi="Aptos"/>
-                <w:b w:val="0"/>
-                <w:i w:val="0"/>
-                <w:color w:val="333333"/>
-                <w:sz w:val="20"/>
-                <w:rFonts w:ascii="Aptos" w:hAnsi="Aptos"/>
-              </w:rPr>
-              <w:t>credit_card_details_ext_vol</w:t>
+              <w:t>volumes_credit_card_details_ext</w:t>
             </w:r>
           </w:p>
         </w:tc>
@@ -1274,7 +1155,7 @@
           <w:sz w:val="24"/>
           <w:rFonts w:ascii="Aptos" w:hAnsi="Aptos"/>
         </w:rPr>
-        <w:t>The assessment scope includes the scanning and analysis of the source database. A total of 2 table(s) across 1 schema(s) have been analyzed for migration compatibility and structural integrity.</w:t>
+        <w:t>The assessment scope includes the scanning and analysis of the source database. A total of 5 table(s) across 2 schema(s) have been analyzed for migration compatibility and structural integrity.</w:t>
       </w:r>
     </w:p>
     <w:p>
@@ -1544,7 +1425,7 @@
                 <w:sz w:val="20"/>
                 <w:rFonts w:ascii="Aptos" w:hAnsi="Aptos"/>
               </w:rPr>
-              <w:t>2</w:t>
+              <w:t>5</w:t>
             </w:r>
           </w:p>
         </w:tc>
@@ -1605,7 +1486,7 @@
                 <w:sz w:val="20"/>
                 <w:rFonts w:ascii="Aptos" w:hAnsi="Aptos"/>
               </w:rPr>
-              <w:t>cards</w:t>
+              <w:t>cards, core_banking</w:t>
             </w:r>
           </w:p>
         </w:tc>
@@ -2541,7 +2422,7 @@
         <w:t xml:space="preserve">Observations: </w:t>
       </w:r>
       <w:r>
-        <w:t>dim_card contains 23 columns covering card identifiers, card attributes, multiple DATE lifecycle fields, and several DOUBLE limit/balance measures plus an INT reward_points field. A composite primary key is defined on card_id and customer_id, and no foreign keys are present in the available metadata. The table is directly depended on by fact_card_transaction, indicating it serves as a lookup/dimension source for transactional records.</w:t>
+        <w:t>dim_card contains 23 columns with a mix of identifiers, card attributes, key dates, and numeric limit/balance measures (DOUBLE), plus reward_points (INT). The table uses a composite primary key on card_id and customer_id, and no foreign keys are defined in the provided metadata. Two downstream fact tables (fact_card_transaction and fact_dispute) depend on dim_card, indicating it is used as a core reference/dimension source for those datasets.</w:t>
       </w:r>
     </w:p>
     <w:p>
@@ -5244,7 +5125,7 @@
                 <w:sz w:val="20"/>
                 <w:rFonts w:ascii="Aptos" w:hAnsi="Aptos"/>
               </w:rPr>
-              <w:t>fact_card_transaction</w:t>
+              <w:t>fact_card_transaction, fact_dispute</w:t>
             </w:r>
           </w:p>
         </w:tc>
@@ -5295,7 +5176,7 @@
         <w:t xml:space="preserve">Observations: </w:t>
       </w:r>
       <w:r>
-        <w:t>This is a 22-column managed base table with 125000 rows and a reported size of 3.89 MB. It includes a composite primary key spanning transaction, card, customer, and merchant identifiers, and has a defined foreign key from card_id to dim_card, indicating a direct dependency on that dimension table. No dependent tables, related views, or related stored procedures are recorded in the provided metadata.</w:t>
+        <w:t>This is a 22-column transactional fact-style table centered on card activity, with both event timing (txn_timestamp) and settlement timing (posting_date) fields. It defines a composite primary key across card_txn_id, card_id, customer_id, and merchant_id, indicating uniqueness is expected at the combination of transaction and participant identifiers. The only declared relationship is a foreign key from card_id to dim_card, and there are no downstream dependent tables, views, or stored procedures listed in the provided metadata.</w:t>
       </w:r>
     </w:p>
     <w:p>
@@ -7928,7 +7809,7 @@
           <w:sz w:val="32"/>
           <w:rFonts w:ascii="Aptos" w:hAnsi="Aptos"/>
         </w:rPr>
-        <w:t>5.3 archived_orders_view</w:t>
+        <w:t>5.3 fact_dispute</w:t>
       </w:r>
     </w:p>
     <w:p>
@@ -7944,7 +7825,7 @@
           <w:sz w:val="24"/>
           <w:rFonts w:ascii="Aptos" w:hAnsi="Aptos"/>
         </w:rPr>
-        <w:t>The view sp_demo.archived_orders_view is mapped to Microsoft Fabric. This is a VIEW object - its logic is defined by a SQL query rather than stored data.</w:t>
+        <w:t>The table cards.fact_dispute is mapped to Microsoft Fabric. Below is the parsed column list and findings observation.</w:t>
       </w:r>
     </w:p>
     <w:p>
@@ -7959,7 +7840,7 @@
         <w:t xml:space="preserve">Observations: </w:t>
       </w:r>
       <w:r>
-        <w:t>archived_orders_view is a simple pass-through view that exposes all columns from bfsi_dev.sp_demo.archived_orders without transformations or filters. The view presents five fields covering identifiers, date, monetary amount, and a status attribute, indicating a compact archived-order record shape. Its only explicit dependency is the underlying archived_orders object, and no dependent objects are provided in the metadata.</w:t>
+        <w:t>fact_dispute is a small, managed base table with 15 columns and a composite primary key spanning dispute, card, transaction, and analyst identifiers. It has a single foreign key on card_id that references dim_card, indicating card details are maintained in the referenced dimension rather than duplicated here. No dependent tables, related views, or stored procedures are recorded in the provided metadata, suggesting limited downstream object coupling captured at this layer.</w:t>
       </w:r>
     </w:p>
     <w:p>
@@ -8108,7 +7989,7 @@
                 <w:sz w:val="20"/>
                 <w:rFonts w:ascii="Aptos" w:hAnsi="Aptos"/>
               </w:rPr>
-              <w:t>order_id</w:t>
+              <w:t>dispute_id</w:t>
             </w:r>
           </w:p>
         </w:tc>
@@ -8137,7 +8018,7 @@
                 <w:sz w:val="20"/>
                 <w:rFonts w:ascii="Aptos" w:hAnsi="Aptos"/>
               </w:rPr>
-              <w:t>LONG</w:t>
+              <w:t>STRING</w:t>
             </w:r>
           </w:p>
         </w:tc>
@@ -8166,7 +8047,7 @@
                 <w:sz w:val="20"/>
                 <w:rFonts w:ascii="Aptos" w:hAnsi="Aptos"/>
               </w:rPr>
-              <w:t>None</w:t>
+              <w:t>Primary Key</w:t>
             </w:r>
           </w:p>
         </w:tc>
@@ -8198,7 +8079,7 @@
                 <w:sz w:val="20"/>
                 <w:rFonts w:ascii="Aptos" w:hAnsi="Aptos"/>
               </w:rPr>
-              <w:t>customer_id</w:t>
+              <w:t>card_id</w:t>
             </w:r>
           </w:p>
         </w:tc>
@@ -8227,7 +8108,7 @@
                 <w:sz w:val="20"/>
                 <w:rFonts w:ascii="Aptos" w:hAnsi="Aptos"/>
               </w:rPr>
-              <w:t>LONG</w:t>
+              <w:t>STRING</w:t>
             </w:r>
           </w:p>
         </w:tc>
@@ -8256,7 +8137,7 @@
                 <w:sz w:val="20"/>
                 <w:rFonts w:ascii="Aptos" w:hAnsi="Aptos"/>
               </w:rPr>
-              <w:t>None</w:t>
+              <w:t>Primary Key</w:t>
             </w:r>
           </w:p>
         </w:tc>
@@ -8288,7 +8169,7 @@
                 <w:sz w:val="20"/>
                 <w:rFonts w:ascii="Aptos" w:hAnsi="Aptos"/>
               </w:rPr>
-              <w:t>order_date</w:t>
+              <w:t>card_txn_id</w:t>
             </w:r>
           </w:p>
         </w:tc>
@@ -8317,7 +8198,7 @@
                 <w:sz w:val="20"/>
                 <w:rFonts w:ascii="Aptos" w:hAnsi="Aptos"/>
               </w:rPr>
-              <w:t>DATE</w:t>
+              <w:t>STRING</w:t>
             </w:r>
           </w:p>
         </w:tc>
@@ -8346,7 +8227,7 @@
                 <w:sz w:val="20"/>
                 <w:rFonts w:ascii="Aptos" w:hAnsi="Aptos"/>
               </w:rPr>
-              <w:t>None</w:t>
+              <w:t>Primary Key</w:t>
             </w:r>
           </w:p>
         </w:tc>
@@ -8378,7 +8259,7 @@
                 <w:sz w:val="20"/>
                 <w:rFonts w:ascii="Aptos" w:hAnsi="Aptos"/>
               </w:rPr>
-              <w:t>amount</w:t>
+              <w:t>raised_date</w:t>
             </w:r>
           </w:p>
         </w:tc>
@@ -8407,7 +8288,7 @@
                 <w:sz w:val="20"/>
                 <w:rFonts w:ascii="Aptos" w:hAnsi="Aptos"/>
               </w:rPr>
-              <w:t>DECIMAL</w:t>
+              <w:t>DATE</w:t>
             </w:r>
           </w:p>
         </w:tc>
@@ -8468,7 +8349,907 @@
                 <w:sz w:val="20"/>
                 <w:rFonts w:ascii="Aptos" w:hAnsi="Aptos"/>
               </w:rPr>
-              <w:t>status</w:t>
+              <w:t>dispute_amount</w:t>
+            </w:r>
+          </w:p>
+        </w:tc>
+        <w:tc>
+          <w:tcPr>
+            <w:tcW w:type="dxa" w:w="2880"/>
+            <w:tcMar>
+              <w:top w:w="100" w:type="dxa"/>
+              <w:bottom w:w="100" w:type="dxa"/>
+              <w:left w:w="120" w:type="dxa"/>
+              <w:right w:w="120" w:type="dxa"/>
+            </w:tcMar>
+          </w:tcPr>
+          <w:p>
+            <w:pPr>
+              <w:spacing w:before="80" w:after="80"/>
+              <w:jc w:val="left"/>
+            </w:pPr>
+            <w:r/>
+            <w:r>
+              <w:rPr>
+                <w:rFonts w:ascii="Aptos" w:hAnsi="Aptos"/>
+                <w:b w:val="0"/>
+                <w:i w:val="0"/>
+                <w:color w:val="333333"/>
+                <w:sz w:val="20"/>
+                <w:rFonts w:ascii="Aptos" w:hAnsi="Aptos"/>
+              </w:rPr>
+              <w:t>DOUBLE</w:t>
+            </w:r>
+          </w:p>
+        </w:tc>
+        <w:tc>
+          <w:tcPr>
+            <w:tcW w:type="dxa" w:w="2880"/>
+            <w:tcMar>
+              <w:top w:w="100" w:type="dxa"/>
+              <w:bottom w:w="100" w:type="dxa"/>
+              <w:left w:w="120" w:type="dxa"/>
+              <w:right w:w="120" w:type="dxa"/>
+            </w:tcMar>
+          </w:tcPr>
+          <w:p>
+            <w:pPr>
+              <w:spacing w:before="80" w:after="80"/>
+              <w:jc w:val="left"/>
+            </w:pPr>
+            <w:r/>
+            <w:r>
+              <w:rPr>
+                <w:rFonts w:ascii="Aptos" w:hAnsi="Aptos"/>
+                <w:b w:val="0"/>
+                <w:i w:val="0"/>
+                <w:color w:val="333333"/>
+                <w:sz w:val="20"/>
+                <w:rFonts w:ascii="Aptos" w:hAnsi="Aptos"/>
+              </w:rPr>
+              <w:t>None</w:t>
+            </w:r>
+          </w:p>
+        </w:tc>
+      </w:tr>
+      <w:tr>
+        <w:tc>
+          <w:tcPr>
+            <w:tcW w:type="dxa" w:w="2880"/>
+            <w:shd w:val="clear" w:color="auto" w:fill="EAF1F5"/>
+            <w:tcMar>
+              <w:top w:w="100" w:type="dxa"/>
+              <w:bottom w:w="100" w:type="dxa"/>
+              <w:left w:w="120" w:type="dxa"/>
+              <w:right w:w="120" w:type="dxa"/>
+            </w:tcMar>
+          </w:tcPr>
+          <w:p>
+            <w:pPr>
+              <w:spacing w:before="80" w:after="80"/>
+              <w:jc w:val="left"/>
+            </w:pPr>
+            <w:r/>
+            <w:r>
+              <w:rPr>
+                <w:rFonts w:ascii="Aptos" w:hAnsi="Aptos"/>
+                <w:b/>
+                <w:i w:val="0"/>
+                <w:color w:val="0F4761"/>
+                <w:sz w:val="20"/>
+                <w:rFonts w:ascii="Aptos" w:hAnsi="Aptos"/>
+              </w:rPr>
+              <w:t>reason_code</w:t>
+            </w:r>
+          </w:p>
+        </w:tc>
+        <w:tc>
+          <w:tcPr>
+            <w:tcW w:type="dxa" w:w="2880"/>
+            <w:tcMar>
+              <w:top w:w="100" w:type="dxa"/>
+              <w:bottom w:w="100" w:type="dxa"/>
+              <w:left w:w="120" w:type="dxa"/>
+              <w:right w:w="120" w:type="dxa"/>
+            </w:tcMar>
+          </w:tcPr>
+          <w:p>
+            <w:pPr>
+              <w:spacing w:before="80" w:after="80"/>
+              <w:jc w:val="left"/>
+            </w:pPr>
+            <w:r/>
+            <w:r>
+              <w:rPr>
+                <w:rFonts w:ascii="Aptos" w:hAnsi="Aptos"/>
+                <w:b w:val="0"/>
+                <w:i w:val="0"/>
+                <w:color w:val="333333"/>
+                <w:sz w:val="20"/>
+                <w:rFonts w:ascii="Aptos" w:hAnsi="Aptos"/>
+              </w:rPr>
+              <w:t>STRING</w:t>
+            </w:r>
+          </w:p>
+        </w:tc>
+        <w:tc>
+          <w:tcPr>
+            <w:tcW w:type="dxa" w:w="2880"/>
+            <w:tcMar>
+              <w:top w:w="100" w:type="dxa"/>
+              <w:bottom w:w="100" w:type="dxa"/>
+              <w:left w:w="120" w:type="dxa"/>
+              <w:right w:w="120" w:type="dxa"/>
+            </w:tcMar>
+          </w:tcPr>
+          <w:p>
+            <w:pPr>
+              <w:spacing w:before="80" w:after="80"/>
+              <w:jc w:val="left"/>
+            </w:pPr>
+            <w:r/>
+            <w:r>
+              <w:rPr>
+                <w:rFonts w:ascii="Aptos" w:hAnsi="Aptos"/>
+                <w:b w:val="0"/>
+                <w:i w:val="0"/>
+                <w:color w:val="333333"/>
+                <w:sz w:val="20"/>
+                <w:rFonts w:ascii="Aptos" w:hAnsi="Aptos"/>
+              </w:rPr>
+              <w:t>None</w:t>
+            </w:r>
+          </w:p>
+        </w:tc>
+      </w:tr>
+      <w:tr>
+        <w:tc>
+          <w:tcPr>
+            <w:tcW w:type="dxa" w:w="2880"/>
+            <w:shd w:val="clear" w:color="auto" w:fill="EAF1F5"/>
+            <w:tcMar>
+              <w:top w:w="100" w:type="dxa"/>
+              <w:bottom w:w="100" w:type="dxa"/>
+              <w:left w:w="120" w:type="dxa"/>
+              <w:right w:w="120" w:type="dxa"/>
+            </w:tcMar>
+          </w:tcPr>
+          <w:p>
+            <w:pPr>
+              <w:spacing w:before="80" w:after="80"/>
+              <w:jc w:val="left"/>
+            </w:pPr>
+            <w:r/>
+            <w:r>
+              <w:rPr>
+                <w:rFonts w:ascii="Aptos" w:hAnsi="Aptos"/>
+                <w:b/>
+                <w:i w:val="0"/>
+                <w:color w:val="0F4761"/>
+                <w:sz w:val="20"/>
+                <w:rFonts w:ascii="Aptos" w:hAnsi="Aptos"/>
+              </w:rPr>
+              <w:t>reason_description</w:t>
+            </w:r>
+          </w:p>
+        </w:tc>
+        <w:tc>
+          <w:tcPr>
+            <w:tcW w:type="dxa" w:w="2880"/>
+            <w:tcMar>
+              <w:top w:w="100" w:type="dxa"/>
+              <w:bottom w:w="100" w:type="dxa"/>
+              <w:left w:w="120" w:type="dxa"/>
+              <w:right w:w="120" w:type="dxa"/>
+            </w:tcMar>
+          </w:tcPr>
+          <w:p>
+            <w:pPr>
+              <w:spacing w:before="80" w:after="80"/>
+              <w:jc w:val="left"/>
+            </w:pPr>
+            <w:r/>
+            <w:r>
+              <w:rPr>
+                <w:rFonts w:ascii="Aptos" w:hAnsi="Aptos"/>
+                <w:b w:val="0"/>
+                <w:i w:val="0"/>
+                <w:color w:val="333333"/>
+                <w:sz w:val="20"/>
+                <w:rFonts w:ascii="Aptos" w:hAnsi="Aptos"/>
+              </w:rPr>
+              <w:t>STRING</w:t>
+            </w:r>
+          </w:p>
+        </w:tc>
+        <w:tc>
+          <w:tcPr>
+            <w:tcW w:type="dxa" w:w="2880"/>
+            <w:tcMar>
+              <w:top w:w="100" w:type="dxa"/>
+              <w:bottom w:w="100" w:type="dxa"/>
+              <w:left w:w="120" w:type="dxa"/>
+              <w:right w:w="120" w:type="dxa"/>
+            </w:tcMar>
+          </w:tcPr>
+          <w:p>
+            <w:pPr>
+              <w:spacing w:before="80" w:after="80"/>
+              <w:jc w:val="left"/>
+            </w:pPr>
+            <w:r/>
+            <w:r>
+              <w:rPr>
+                <w:rFonts w:ascii="Aptos" w:hAnsi="Aptos"/>
+                <w:b w:val="0"/>
+                <w:i w:val="0"/>
+                <w:color w:val="333333"/>
+                <w:sz w:val="20"/>
+                <w:rFonts w:ascii="Aptos" w:hAnsi="Aptos"/>
+              </w:rPr>
+              <w:t>None</w:t>
+            </w:r>
+          </w:p>
+        </w:tc>
+      </w:tr>
+      <w:tr>
+        <w:tc>
+          <w:tcPr>
+            <w:tcW w:type="dxa" w:w="2880"/>
+            <w:shd w:val="clear" w:color="auto" w:fill="EAF1F5"/>
+            <w:tcMar>
+              <w:top w:w="100" w:type="dxa"/>
+              <w:bottom w:w="100" w:type="dxa"/>
+              <w:left w:w="120" w:type="dxa"/>
+              <w:right w:w="120" w:type="dxa"/>
+            </w:tcMar>
+          </w:tcPr>
+          <w:p>
+            <w:pPr>
+              <w:spacing w:before="80" w:after="80"/>
+              <w:jc w:val="left"/>
+            </w:pPr>
+            <w:r/>
+            <w:r>
+              <w:rPr>
+                <w:rFonts w:ascii="Aptos" w:hAnsi="Aptos"/>
+                <w:b/>
+                <w:i w:val="0"/>
+                <w:color w:val="0F4761"/>
+                <w:sz w:val="20"/>
+                <w:rFonts w:ascii="Aptos" w:hAnsi="Aptos"/>
+              </w:rPr>
+              <w:t>dispute_status</w:t>
+            </w:r>
+          </w:p>
+        </w:tc>
+        <w:tc>
+          <w:tcPr>
+            <w:tcW w:type="dxa" w:w="2880"/>
+            <w:tcMar>
+              <w:top w:w="100" w:type="dxa"/>
+              <w:bottom w:w="100" w:type="dxa"/>
+              <w:left w:w="120" w:type="dxa"/>
+              <w:right w:w="120" w:type="dxa"/>
+            </w:tcMar>
+          </w:tcPr>
+          <w:p>
+            <w:pPr>
+              <w:spacing w:before="80" w:after="80"/>
+              <w:jc w:val="left"/>
+            </w:pPr>
+            <w:r/>
+            <w:r>
+              <w:rPr>
+                <w:rFonts w:ascii="Aptos" w:hAnsi="Aptos"/>
+                <w:b w:val="0"/>
+                <w:i w:val="0"/>
+                <w:color w:val="333333"/>
+                <w:sz w:val="20"/>
+                <w:rFonts w:ascii="Aptos" w:hAnsi="Aptos"/>
+              </w:rPr>
+              <w:t>STRING</w:t>
+            </w:r>
+          </w:p>
+        </w:tc>
+        <w:tc>
+          <w:tcPr>
+            <w:tcW w:type="dxa" w:w="2880"/>
+            <w:tcMar>
+              <w:top w:w="100" w:type="dxa"/>
+              <w:bottom w:w="100" w:type="dxa"/>
+              <w:left w:w="120" w:type="dxa"/>
+              <w:right w:w="120" w:type="dxa"/>
+            </w:tcMar>
+          </w:tcPr>
+          <w:p>
+            <w:pPr>
+              <w:spacing w:before="80" w:after="80"/>
+              <w:jc w:val="left"/>
+            </w:pPr>
+            <w:r/>
+            <w:r>
+              <w:rPr>
+                <w:rFonts w:ascii="Aptos" w:hAnsi="Aptos"/>
+                <w:b w:val="0"/>
+                <w:i w:val="0"/>
+                <w:color w:val="333333"/>
+                <w:sz w:val="20"/>
+                <w:rFonts w:ascii="Aptos" w:hAnsi="Aptos"/>
+              </w:rPr>
+              <w:t>None</w:t>
+            </w:r>
+          </w:p>
+        </w:tc>
+      </w:tr>
+      <w:tr>
+        <w:tc>
+          <w:tcPr>
+            <w:tcW w:type="dxa" w:w="2880"/>
+            <w:shd w:val="clear" w:color="auto" w:fill="EAF1F5"/>
+            <w:tcMar>
+              <w:top w:w="100" w:type="dxa"/>
+              <w:bottom w:w="100" w:type="dxa"/>
+              <w:left w:w="120" w:type="dxa"/>
+              <w:right w:w="120" w:type="dxa"/>
+            </w:tcMar>
+          </w:tcPr>
+          <w:p>
+            <w:pPr>
+              <w:spacing w:before="80" w:after="80"/>
+              <w:jc w:val="left"/>
+            </w:pPr>
+            <w:r/>
+            <w:r>
+              <w:rPr>
+                <w:rFonts w:ascii="Aptos" w:hAnsi="Aptos"/>
+                <w:b/>
+                <w:i w:val="0"/>
+                <w:color w:val="0F4761"/>
+                <w:sz w:val="20"/>
+                <w:rFonts w:ascii="Aptos" w:hAnsi="Aptos"/>
+              </w:rPr>
+              <w:t>chargeback_stage</w:t>
+            </w:r>
+          </w:p>
+        </w:tc>
+        <w:tc>
+          <w:tcPr>
+            <w:tcW w:type="dxa" w:w="2880"/>
+            <w:tcMar>
+              <w:top w:w="100" w:type="dxa"/>
+              <w:bottom w:w="100" w:type="dxa"/>
+              <w:left w:w="120" w:type="dxa"/>
+              <w:right w:w="120" w:type="dxa"/>
+            </w:tcMar>
+          </w:tcPr>
+          <w:p>
+            <w:pPr>
+              <w:spacing w:before="80" w:after="80"/>
+              <w:jc w:val="left"/>
+            </w:pPr>
+            <w:r/>
+            <w:r>
+              <w:rPr>
+                <w:rFonts w:ascii="Aptos" w:hAnsi="Aptos"/>
+                <w:b w:val="0"/>
+                <w:i w:val="0"/>
+                <w:color w:val="333333"/>
+                <w:sz w:val="20"/>
+                <w:rFonts w:ascii="Aptos" w:hAnsi="Aptos"/>
+              </w:rPr>
+              <w:t>STRING</w:t>
+            </w:r>
+          </w:p>
+        </w:tc>
+        <w:tc>
+          <w:tcPr>
+            <w:tcW w:type="dxa" w:w="2880"/>
+            <w:tcMar>
+              <w:top w:w="100" w:type="dxa"/>
+              <w:bottom w:w="100" w:type="dxa"/>
+              <w:left w:w="120" w:type="dxa"/>
+              <w:right w:w="120" w:type="dxa"/>
+            </w:tcMar>
+          </w:tcPr>
+          <w:p>
+            <w:pPr>
+              <w:spacing w:before="80" w:after="80"/>
+              <w:jc w:val="left"/>
+            </w:pPr>
+            <w:r/>
+            <w:r>
+              <w:rPr>
+                <w:rFonts w:ascii="Aptos" w:hAnsi="Aptos"/>
+                <w:b w:val="0"/>
+                <w:i w:val="0"/>
+                <w:color w:val="333333"/>
+                <w:sz w:val="20"/>
+                <w:rFonts w:ascii="Aptos" w:hAnsi="Aptos"/>
+              </w:rPr>
+              <w:t>None</w:t>
+            </w:r>
+          </w:p>
+        </w:tc>
+      </w:tr>
+      <w:tr>
+        <w:tc>
+          <w:tcPr>
+            <w:tcW w:type="dxa" w:w="2880"/>
+            <w:shd w:val="clear" w:color="auto" w:fill="EAF1F5"/>
+            <w:tcMar>
+              <w:top w:w="100" w:type="dxa"/>
+              <w:bottom w:w="100" w:type="dxa"/>
+              <w:left w:w="120" w:type="dxa"/>
+              <w:right w:w="120" w:type="dxa"/>
+            </w:tcMar>
+          </w:tcPr>
+          <w:p>
+            <w:pPr>
+              <w:spacing w:before="80" w:after="80"/>
+              <w:jc w:val="left"/>
+            </w:pPr>
+            <w:r/>
+            <w:r>
+              <w:rPr>
+                <w:rFonts w:ascii="Aptos" w:hAnsi="Aptos"/>
+                <w:b/>
+                <w:i w:val="0"/>
+                <w:color w:val="0F4761"/>
+                <w:sz w:val="20"/>
+                <w:rFonts w:ascii="Aptos" w:hAnsi="Aptos"/>
+              </w:rPr>
+              <w:t>resolution_date</w:t>
+            </w:r>
+          </w:p>
+        </w:tc>
+        <w:tc>
+          <w:tcPr>
+            <w:tcW w:type="dxa" w:w="2880"/>
+            <w:tcMar>
+              <w:top w:w="100" w:type="dxa"/>
+              <w:bottom w:w="100" w:type="dxa"/>
+              <w:left w:w="120" w:type="dxa"/>
+              <w:right w:w="120" w:type="dxa"/>
+            </w:tcMar>
+          </w:tcPr>
+          <w:p>
+            <w:pPr>
+              <w:spacing w:before="80" w:after="80"/>
+              <w:jc w:val="left"/>
+            </w:pPr>
+            <w:r/>
+            <w:r>
+              <w:rPr>
+                <w:rFonts w:ascii="Aptos" w:hAnsi="Aptos"/>
+                <w:b w:val="0"/>
+                <w:i w:val="0"/>
+                <w:color w:val="333333"/>
+                <w:sz w:val="20"/>
+                <w:rFonts w:ascii="Aptos" w:hAnsi="Aptos"/>
+              </w:rPr>
+              <w:t>DATE</w:t>
+            </w:r>
+          </w:p>
+        </w:tc>
+        <w:tc>
+          <w:tcPr>
+            <w:tcW w:type="dxa" w:w="2880"/>
+            <w:tcMar>
+              <w:top w:w="100" w:type="dxa"/>
+              <w:bottom w:w="100" w:type="dxa"/>
+              <w:left w:w="120" w:type="dxa"/>
+              <w:right w:w="120" w:type="dxa"/>
+            </w:tcMar>
+          </w:tcPr>
+          <w:p>
+            <w:pPr>
+              <w:spacing w:before="80" w:after="80"/>
+              <w:jc w:val="left"/>
+            </w:pPr>
+            <w:r/>
+            <w:r>
+              <w:rPr>
+                <w:rFonts w:ascii="Aptos" w:hAnsi="Aptos"/>
+                <w:b w:val="0"/>
+                <w:i w:val="0"/>
+                <w:color w:val="333333"/>
+                <w:sz w:val="20"/>
+                <w:rFonts w:ascii="Aptos" w:hAnsi="Aptos"/>
+              </w:rPr>
+              <w:t>None</w:t>
+            </w:r>
+          </w:p>
+        </w:tc>
+      </w:tr>
+      <w:tr>
+        <w:tc>
+          <w:tcPr>
+            <w:tcW w:type="dxa" w:w="2880"/>
+            <w:shd w:val="clear" w:color="auto" w:fill="EAF1F5"/>
+            <w:tcMar>
+              <w:top w:w="100" w:type="dxa"/>
+              <w:bottom w:w="100" w:type="dxa"/>
+              <w:left w:w="120" w:type="dxa"/>
+              <w:right w:w="120" w:type="dxa"/>
+            </w:tcMar>
+          </w:tcPr>
+          <w:p>
+            <w:pPr>
+              <w:spacing w:before="80" w:after="80"/>
+              <w:jc w:val="left"/>
+            </w:pPr>
+            <w:r/>
+            <w:r>
+              <w:rPr>
+                <w:rFonts w:ascii="Aptos" w:hAnsi="Aptos"/>
+                <w:b/>
+                <w:i w:val="0"/>
+                <w:color w:val="0F4761"/>
+                <w:sz w:val="20"/>
+                <w:rFonts w:ascii="Aptos" w:hAnsi="Aptos"/>
+              </w:rPr>
+              <w:t>resolved_in_favour_of</w:t>
+            </w:r>
+          </w:p>
+        </w:tc>
+        <w:tc>
+          <w:tcPr>
+            <w:tcW w:type="dxa" w:w="2880"/>
+            <w:tcMar>
+              <w:top w:w="100" w:type="dxa"/>
+              <w:bottom w:w="100" w:type="dxa"/>
+              <w:left w:w="120" w:type="dxa"/>
+              <w:right w:w="120" w:type="dxa"/>
+            </w:tcMar>
+          </w:tcPr>
+          <w:p>
+            <w:pPr>
+              <w:spacing w:before="80" w:after="80"/>
+              <w:jc w:val="left"/>
+            </w:pPr>
+            <w:r/>
+            <w:r>
+              <w:rPr>
+                <w:rFonts w:ascii="Aptos" w:hAnsi="Aptos"/>
+                <w:b w:val="0"/>
+                <w:i w:val="0"/>
+                <w:color w:val="333333"/>
+                <w:sz w:val="20"/>
+                <w:rFonts w:ascii="Aptos" w:hAnsi="Aptos"/>
+              </w:rPr>
+              <w:t>STRING</w:t>
+            </w:r>
+          </w:p>
+        </w:tc>
+        <w:tc>
+          <w:tcPr>
+            <w:tcW w:type="dxa" w:w="2880"/>
+            <w:tcMar>
+              <w:top w:w="100" w:type="dxa"/>
+              <w:bottom w:w="100" w:type="dxa"/>
+              <w:left w:w="120" w:type="dxa"/>
+              <w:right w:w="120" w:type="dxa"/>
+            </w:tcMar>
+          </w:tcPr>
+          <w:p>
+            <w:pPr>
+              <w:spacing w:before="80" w:after="80"/>
+              <w:jc w:val="left"/>
+            </w:pPr>
+            <w:r/>
+            <w:r>
+              <w:rPr>
+                <w:rFonts w:ascii="Aptos" w:hAnsi="Aptos"/>
+                <w:b w:val="0"/>
+                <w:i w:val="0"/>
+                <w:color w:val="333333"/>
+                <w:sz w:val="20"/>
+                <w:rFonts w:ascii="Aptos" w:hAnsi="Aptos"/>
+              </w:rPr>
+              <w:t>None</w:t>
+            </w:r>
+          </w:p>
+        </w:tc>
+      </w:tr>
+      <w:tr>
+        <w:tc>
+          <w:tcPr>
+            <w:tcW w:type="dxa" w:w="2880"/>
+            <w:shd w:val="clear" w:color="auto" w:fill="EAF1F5"/>
+            <w:tcMar>
+              <w:top w:w="100" w:type="dxa"/>
+              <w:bottom w:w="100" w:type="dxa"/>
+              <w:left w:w="120" w:type="dxa"/>
+              <w:right w:w="120" w:type="dxa"/>
+            </w:tcMar>
+          </w:tcPr>
+          <w:p>
+            <w:pPr>
+              <w:spacing w:before="80" w:after="80"/>
+              <w:jc w:val="left"/>
+            </w:pPr>
+            <w:r/>
+            <w:r>
+              <w:rPr>
+                <w:rFonts w:ascii="Aptos" w:hAnsi="Aptos"/>
+                <w:b/>
+                <w:i w:val="0"/>
+                <w:color w:val="0F4761"/>
+                <w:sz w:val="20"/>
+                <w:rFonts w:ascii="Aptos" w:hAnsi="Aptos"/>
+              </w:rPr>
+              <w:t>provisional_credit_given</w:t>
+            </w:r>
+          </w:p>
+        </w:tc>
+        <w:tc>
+          <w:tcPr>
+            <w:tcW w:type="dxa" w:w="2880"/>
+            <w:tcMar>
+              <w:top w:w="100" w:type="dxa"/>
+              <w:bottom w:w="100" w:type="dxa"/>
+              <w:left w:w="120" w:type="dxa"/>
+              <w:right w:w="120" w:type="dxa"/>
+            </w:tcMar>
+          </w:tcPr>
+          <w:p>
+            <w:pPr>
+              <w:spacing w:before="80" w:after="80"/>
+              <w:jc w:val="left"/>
+            </w:pPr>
+            <w:r/>
+            <w:r>
+              <w:rPr>
+                <w:rFonts w:ascii="Aptos" w:hAnsi="Aptos"/>
+                <w:b w:val="0"/>
+                <w:i w:val="0"/>
+                <w:color w:val="333333"/>
+                <w:sz w:val="20"/>
+                <w:rFonts w:ascii="Aptos" w:hAnsi="Aptos"/>
+              </w:rPr>
+              <w:t>STRING</w:t>
+            </w:r>
+          </w:p>
+        </w:tc>
+        <w:tc>
+          <w:tcPr>
+            <w:tcW w:type="dxa" w:w="2880"/>
+            <w:tcMar>
+              <w:top w:w="100" w:type="dxa"/>
+              <w:bottom w:w="100" w:type="dxa"/>
+              <w:left w:w="120" w:type="dxa"/>
+              <w:right w:w="120" w:type="dxa"/>
+            </w:tcMar>
+          </w:tcPr>
+          <w:p>
+            <w:pPr>
+              <w:spacing w:before="80" w:after="80"/>
+              <w:jc w:val="left"/>
+            </w:pPr>
+            <w:r/>
+            <w:r>
+              <w:rPr>
+                <w:rFonts w:ascii="Aptos" w:hAnsi="Aptos"/>
+                <w:b w:val="0"/>
+                <w:i w:val="0"/>
+                <w:color w:val="333333"/>
+                <w:sz w:val="20"/>
+                <w:rFonts w:ascii="Aptos" w:hAnsi="Aptos"/>
+              </w:rPr>
+              <w:t>None</w:t>
+            </w:r>
+          </w:p>
+        </w:tc>
+      </w:tr>
+      <w:tr>
+        <w:tc>
+          <w:tcPr>
+            <w:tcW w:type="dxa" w:w="2880"/>
+            <w:shd w:val="clear" w:color="auto" w:fill="EAF1F5"/>
+            <w:tcMar>
+              <w:top w:w="100" w:type="dxa"/>
+              <w:bottom w:w="100" w:type="dxa"/>
+              <w:left w:w="120" w:type="dxa"/>
+              <w:right w:w="120" w:type="dxa"/>
+            </w:tcMar>
+          </w:tcPr>
+          <w:p>
+            <w:pPr>
+              <w:spacing w:before="80" w:after="80"/>
+              <w:jc w:val="left"/>
+            </w:pPr>
+            <w:r/>
+            <w:r>
+              <w:rPr>
+                <w:rFonts w:ascii="Aptos" w:hAnsi="Aptos"/>
+                <w:b/>
+                <w:i w:val="0"/>
+                <w:color w:val="0F4761"/>
+                <w:sz w:val="20"/>
+                <w:rFonts w:ascii="Aptos" w:hAnsi="Aptos"/>
+              </w:rPr>
+              <w:t>recovery_amount</w:t>
+            </w:r>
+          </w:p>
+        </w:tc>
+        <w:tc>
+          <w:tcPr>
+            <w:tcW w:type="dxa" w:w="2880"/>
+            <w:tcMar>
+              <w:top w:w="100" w:type="dxa"/>
+              <w:bottom w:w="100" w:type="dxa"/>
+              <w:left w:w="120" w:type="dxa"/>
+              <w:right w:w="120" w:type="dxa"/>
+            </w:tcMar>
+          </w:tcPr>
+          <w:p>
+            <w:pPr>
+              <w:spacing w:before="80" w:after="80"/>
+              <w:jc w:val="left"/>
+            </w:pPr>
+            <w:r/>
+            <w:r>
+              <w:rPr>
+                <w:rFonts w:ascii="Aptos" w:hAnsi="Aptos"/>
+                <w:b w:val="0"/>
+                <w:i w:val="0"/>
+                <w:color w:val="333333"/>
+                <w:sz w:val="20"/>
+                <w:rFonts w:ascii="Aptos" w:hAnsi="Aptos"/>
+              </w:rPr>
+              <w:t>DOUBLE</w:t>
+            </w:r>
+          </w:p>
+        </w:tc>
+        <w:tc>
+          <w:tcPr>
+            <w:tcW w:type="dxa" w:w="2880"/>
+            <w:tcMar>
+              <w:top w:w="100" w:type="dxa"/>
+              <w:bottom w:w="100" w:type="dxa"/>
+              <w:left w:w="120" w:type="dxa"/>
+              <w:right w:w="120" w:type="dxa"/>
+            </w:tcMar>
+          </w:tcPr>
+          <w:p>
+            <w:pPr>
+              <w:spacing w:before="80" w:after="80"/>
+              <w:jc w:val="left"/>
+            </w:pPr>
+            <w:r/>
+            <w:r>
+              <w:rPr>
+                <w:rFonts w:ascii="Aptos" w:hAnsi="Aptos"/>
+                <w:b w:val="0"/>
+                <w:i w:val="0"/>
+                <w:color w:val="333333"/>
+                <w:sz w:val="20"/>
+                <w:rFonts w:ascii="Aptos" w:hAnsi="Aptos"/>
+              </w:rPr>
+              <w:t>None</w:t>
+            </w:r>
+          </w:p>
+        </w:tc>
+      </w:tr>
+      <w:tr>
+        <w:tc>
+          <w:tcPr>
+            <w:tcW w:type="dxa" w:w="2880"/>
+            <w:shd w:val="clear" w:color="auto" w:fill="EAF1F5"/>
+            <w:tcMar>
+              <w:top w:w="100" w:type="dxa"/>
+              <w:bottom w:w="100" w:type="dxa"/>
+              <w:left w:w="120" w:type="dxa"/>
+              <w:right w:w="120" w:type="dxa"/>
+            </w:tcMar>
+          </w:tcPr>
+          <w:p>
+            <w:pPr>
+              <w:spacing w:before="80" w:after="80"/>
+              <w:jc w:val="left"/>
+            </w:pPr>
+            <w:r/>
+            <w:r>
+              <w:rPr>
+                <w:rFonts w:ascii="Aptos" w:hAnsi="Aptos"/>
+                <w:b/>
+                <w:i w:val="0"/>
+                <w:color w:val="0F4761"/>
+                <w:sz w:val="20"/>
+                <w:rFonts w:ascii="Aptos" w:hAnsi="Aptos"/>
+              </w:rPr>
+              <w:t>analyst_id</w:t>
+            </w:r>
+          </w:p>
+        </w:tc>
+        <w:tc>
+          <w:tcPr>
+            <w:tcW w:type="dxa" w:w="2880"/>
+            <w:tcMar>
+              <w:top w:w="100" w:type="dxa"/>
+              <w:bottom w:w="100" w:type="dxa"/>
+              <w:left w:w="120" w:type="dxa"/>
+              <w:right w:w="120" w:type="dxa"/>
+            </w:tcMar>
+          </w:tcPr>
+          <w:p>
+            <w:pPr>
+              <w:spacing w:before="80" w:after="80"/>
+              <w:jc w:val="left"/>
+            </w:pPr>
+            <w:r/>
+            <w:r>
+              <w:rPr>
+                <w:rFonts w:ascii="Aptos" w:hAnsi="Aptos"/>
+                <w:b w:val="0"/>
+                <w:i w:val="0"/>
+                <w:color w:val="333333"/>
+                <w:sz w:val="20"/>
+                <w:rFonts w:ascii="Aptos" w:hAnsi="Aptos"/>
+              </w:rPr>
+              <w:t>STRING</w:t>
+            </w:r>
+          </w:p>
+        </w:tc>
+        <w:tc>
+          <w:tcPr>
+            <w:tcW w:type="dxa" w:w="2880"/>
+            <w:tcMar>
+              <w:top w:w="100" w:type="dxa"/>
+              <w:bottom w:w="100" w:type="dxa"/>
+              <w:left w:w="120" w:type="dxa"/>
+              <w:right w:w="120" w:type="dxa"/>
+            </w:tcMar>
+          </w:tcPr>
+          <w:p>
+            <w:pPr>
+              <w:spacing w:before="80" w:after="80"/>
+              <w:jc w:val="left"/>
+            </w:pPr>
+            <w:r/>
+            <w:r>
+              <w:rPr>
+                <w:rFonts w:ascii="Aptos" w:hAnsi="Aptos"/>
+                <w:b w:val="0"/>
+                <w:i w:val="0"/>
+                <w:color w:val="333333"/>
+                <w:sz w:val="20"/>
+                <w:rFonts w:ascii="Aptos" w:hAnsi="Aptos"/>
+              </w:rPr>
+              <w:t>Primary Key</w:t>
+            </w:r>
+          </w:p>
+        </w:tc>
+      </w:tr>
+      <w:tr>
+        <w:tc>
+          <w:tcPr>
+            <w:tcW w:type="dxa" w:w="2880"/>
+            <w:shd w:val="clear" w:color="auto" w:fill="EAF1F5"/>
+            <w:tcMar>
+              <w:top w:w="100" w:type="dxa"/>
+              <w:bottom w:w="100" w:type="dxa"/>
+              <w:left w:w="120" w:type="dxa"/>
+              <w:right w:w="120" w:type="dxa"/>
+            </w:tcMar>
+          </w:tcPr>
+          <w:p>
+            <w:pPr>
+              <w:spacing w:before="80" w:after="80"/>
+              <w:jc w:val="left"/>
+            </w:pPr>
+            <w:r/>
+            <w:r>
+              <w:rPr>
+                <w:rFonts w:ascii="Aptos" w:hAnsi="Aptos"/>
+                <w:b/>
+                <w:i w:val="0"/>
+                <w:color w:val="0F4761"/>
+                <w:sz w:val="20"/>
+                <w:rFonts w:ascii="Aptos" w:hAnsi="Aptos"/>
+              </w:rPr>
+              <w:t>sla_breached</w:t>
             </w:r>
           </w:p>
         </w:tc>
@@ -8545,7 +9326,7 @@
           <w:sz w:val="24"/>
           <w:rFonts w:ascii="Aptos" w:hAnsi="Aptos"/>
         </w:rPr>
-        <w:t>Object Details:</w:t>
+        <w:t>Findings Metadata:</w:t>
       </w:r>
     </w:p>
     <w:tbl>
@@ -8585,7 +9366,7 @@
                 <w:sz w:val="20"/>
                 <w:rFonts w:ascii="Aptos" w:hAnsi="Aptos"/>
               </w:rPr>
-              <w:t>Property</w:t>
+              <w:t>Assessment Area</w:t>
             </w:r>
           </w:p>
         </w:tc>
@@ -8615,7 +9396,7 @@
                 <w:sz w:val="20"/>
                 <w:rFonts w:ascii="Aptos" w:hAnsi="Aptos"/>
               </w:rPr>
-              <w:t>Value</w:t>
+              <w:t>Finding Details</w:t>
             </w:r>
           </w:p>
         </w:tc>
@@ -8647,7 +9428,7 @@
                 <w:sz w:val="20"/>
                 <w:rFonts w:ascii="Aptos" w:hAnsi="Aptos"/>
               </w:rPr>
-              <w:t>Object Type</w:t>
+              <w:t>Row Count</w:t>
             </w:r>
           </w:p>
         </w:tc>
@@ -8676,7 +9457,7 @@
                 <w:sz w:val="20"/>
                 <w:rFonts w:ascii="Aptos" w:hAnsi="Aptos"/>
               </w:rPr>
-              <w:t>View</w:t>
+              <w:t>250 rows</w:t>
             </w:r>
           </w:p>
         </w:tc>
@@ -8708,7 +9489,7 @@
                 <w:sz w:val="20"/>
                 <w:rFonts w:ascii="Aptos" w:hAnsi="Aptos"/>
               </w:rPr>
-              <w:t>Definition</w:t>
+              <w:t>Sizing (MB)</w:t>
             </w:r>
           </w:p>
         </w:tc>
@@ -8737,15 +9518,312 @@
                 <w:sz w:val="20"/>
                 <w:rFonts w:ascii="Aptos" w:hAnsi="Aptos"/>
               </w:rPr>
-              <w:t>select * from bfsi_dev.sp_demo.archived_orders</w:t>
-              <w:br/>
-              <w:t>Dependencies:</w:t>
-              <w:br/>
-              <w:t>- Referenced Objects: bfsi_dev.sp_demo.archived_orders</w:t>
-              <w:br/>
-              <w:t>Usage:</w:t>
-              <w:br/>
-              <w:t>- Dependent Objects: None</w:t>
+              <w:t>0.01 MB (Small)</w:t>
+            </w:r>
+          </w:p>
+        </w:tc>
+      </w:tr>
+      <w:tr>
+        <w:tc>
+          <w:tcPr>
+            <w:tcW w:type="dxa" w:w="4320"/>
+            <w:shd w:val="clear" w:color="auto" w:fill="EAF1F5"/>
+            <w:tcMar>
+              <w:top w:w="100" w:type="dxa"/>
+              <w:bottom w:w="100" w:type="dxa"/>
+              <w:left w:w="120" w:type="dxa"/>
+              <w:right w:w="120" w:type="dxa"/>
+            </w:tcMar>
+          </w:tcPr>
+          <w:p>
+            <w:pPr>
+              <w:spacing w:before="80" w:after="80"/>
+              <w:jc w:val="left"/>
+            </w:pPr>
+            <w:r/>
+            <w:r>
+              <w:rPr>
+                <w:rFonts w:ascii="Aptos" w:hAnsi="Aptos"/>
+                <w:b/>
+                <w:i w:val="0"/>
+                <w:color w:val="0F4761"/>
+                <w:sz w:val="20"/>
+                <w:rFonts w:ascii="Aptos" w:hAnsi="Aptos"/>
+              </w:rPr>
+              <w:t>Table Type</w:t>
+            </w:r>
+          </w:p>
+        </w:tc>
+        <w:tc>
+          <w:tcPr>
+            <w:tcW w:type="dxa" w:w="4320"/>
+            <w:tcMar>
+              <w:top w:w="100" w:type="dxa"/>
+              <w:bottom w:w="100" w:type="dxa"/>
+              <w:left w:w="120" w:type="dxa"/>
+              <w:right w:w="120" w:type="dxa"/>
+            </w:tcMar>
+          </w:tcPr>
+          <w:p>
+            <w:pPr>
+              <w:spacing w:before="80" w:after="80"/>
+              <w:jc w:val="left"/>
+            </w:pPr>
+            <w:r/>
+            <w:r>
+              <w:rPr>
+                <w:rFonts w:ascii="Aptos" w:hAnsi="Aptos"/>
+                <w:b w:val="0"/>
+                <w:i w:val="0"/>
+                <w:color w:val="333333"/>
+                <w:sz w:val="20"/>
+                <w:rFonts w:ascii="Aptos" w:hAnsi="Aptos"/>
+              </w:rPr>
+              <w:t>Base Table</w:t>
+            </w:r>
+          </w:p>
+        </w:tc>
+      </w:tr>
+      <w:tr>
+        <w:tc>
+          <w:tcPr>
+            <w:tcW w:type="dxa" w:w="4320"/>
+            <w:shd w:val="clear" w:color="auto" w:fill="EAF1F5"/>
+            <w:tcMar>
+              <w:top w:w="100" w:type="dxa"/>
+              <w:bottom w:w="100" w:type="dxa"/>
+              <w:left w:w="120" w:type="dxa"/>
+              <w:right w:w="120" w:type="dxa"/>
+            </w:tcMar>
+          </w:tcPr>
+          <w:p>
+            <w:pPr>
+              <w:spacing w:before="80" w:after="80"/>
+              <w:jc w:val="left"/>
+            </w:pPr>
+            <w:r/>
+            <w:r>
+              <w:rPr>
+                <w:rFonts w:ascii="Aptos" w:hAnsi="Aptos"/>
+                <w:b/>
+                <w:i w:val="0"/>
+                <w:color w:val="0F4761"/>
+                <w:sz w:val="20"/>
+                <w:rFonts w:ascii="Aptos" w:hAnsi="Aptos"/>
+              </w:rPr>
+              <w:t>Primary Key</w:t>
+            </w:r>
+          </w:p>
+        </w:tc>
+        <w:tc>
+          <w:tcPr>
+            <w:tcW w:type="dxa" w:w="4320"/>
+            <w:tcMar>
+              <w:top w:w="100" w:type="dxa"/>
+              <w:bottom w:w="100" w:type="dxa"/>
+              <w:left w:w="120" w:type="dxa"/>
+              <w:right w:w="120" w:type="dxa"/>
+            </w:tcMar>
+          </w:tcPr>
+          <w:p>
+            <w:pPr>
+              <w:spacing w:before="80" w:after="80"/>
+              <w:jc w:val="left"/>
+            </w:pPr>
+            <w:r/>
+            <w:r>
+              <w:rPr>
+                <w:rFonts w:ascii="Aptos" w:hAnsi="Aptos"/>
+                <w:b w:val="0"/>
+                <w:i w:val="0"/>
+                <w:color w:val="333333"/>
+                <w:sz w:val="20"/>
+                <w:rFonts w:ascii="Aptos" w:hAnsi="Aptos"/>
+              </w:rPr>
+              <w:t>dispute_id, card_id, card_txn_id, analyst_id</w:t>
+            </w:r>
+          </w:p>
+        </w:tc>
+      </w:tr>
+      <w:tr>
+        <w:tc>
+          <w:tcPr>
+            <w:tcW w:type="dxa" w:w="4320"/>
+            <w:shd w:val="clear" w:color="auto" w:fill="EAF1F5"/>
+            <w:tcMar>
+              <w:top w:w="100" w:type="dxa"/>
+              <w:bottom w:w="100" w:type="dxa"/>
+              <w:left w:w="120" w:type="dxa"/>
+              <w:right w:w="120" w:type="dxa"/>
+            </w:tcMar>
+          </w:tcPr>
+          <w:p>
+            <w:pPr>
+              <w:spacing w:before="80" w:after="80"/>
+              <w:jc w:val="left"/>
+            </w:pPr>
+            <w:r/>
+            <w:r>
+              <w:rPr>
+                <w:rFonts w:ascii="Aptos" w:hAnsi="Aptos"/>
+                <w:b/>
+                <w:i w:val="0"/>
+                <w:color w:val="0F4761"/>
+                <w:sz w:val="20"/>
+                <w:rFonts w:ascii="Aptos" w:hAnsi="Aptos"/>
+              </w:rPr>
+              <w:t>Foreign Key</w:t>
+            </w:r>
+          </w:p>
+        </w:tc>
+        <w:tc>
+          <w:tcPr>
+            <w:tcW w:type="dxa" w:w="4320"/>
+            <w:tcMar>
+              <w:top w:w="100" w:type="dxa"/>
+              <w:bottom w:w="100" w:type="dxa"/>
+              <w:left w:w="120" w:type="dxa"/>
+              <w:right w:w="120" w:type="dxa"/>
+            </w:tcMar>
+          </w:tcPr>
+          <w:p>
+            <w:pPr>
+              <w:spacing w:before="80" w:after="80"/>
+              <w:jc w:val="left"/>
+            </w:pPr>
+            <w:r/>
+            <w:r>
+              <w:rPr>
+                <w:rFonts w:ascii="Aptos" w:hAnsi="Aptos"/>
+                <w:b w:val="0"/>
+                <w:i w:val="0"/>
+                <w:color w:val="333333"/>
+                <w:sz w:val="20"/>
+                <w:rFonts w:ascii="Aptos" w:hAnsi="Aptos"/>
+              </w:rPr>
+              <w:t>FK_fact_dispute_card_id_dim_card → dim_card</w:t>
+            </w:r>
+          </w:p>
+        </w:tc>
+      </w:tr>
+      <w:tr>
+        <w:tc>
+          <w:tcPr>
+            <w:tcW w:type="dxa" w:w="4320"/>
+            <w:shd w:val="clear" w:color="auto" w:fill="EAF1F5"/>
+            <w:tcMar>
+              <w:top w:w="100" w:type="dxa"/>
+              <w:bottom w:w="100" w:type="dxa"/>
+              <w:left w:w="120" w:type="dxa"/>
+              <w:right w:w="120" w:type="dxa"/>
+            </w:tcMar>
+          </w:tcPr>
+          <w:p>
+            <w:pPr>
+              <w:spacing w:before="80" w:after="80"/>
+              <w:jc w:val="left"/>
+            </w:pPr>
+            <w:r/>
+            <w:r>
+              <w:rPr>
+                <w:rFonts w:ascii="Aptos" w:hAnsi="Aptos"/>
+                <w:b/>
+                <w:i w:val="0"/>
+                <w:color w:val="0F4761"/>
+                <w:sz w:val="20"/>
+                <w:rFonts w:ascii="Aptos" w:hAnsi="Aptos"/>
+              </w:rPr>
+              <w:t>Referenced Tables</w:t>
+            </w:r>
+          </w:p>
+        </w:tc>
+        <w:tc>
+          <w:tcPr>
+            <w:tcW w:type="dxa" w:w="4320"/>
+            <w:tcMar>
+              <w:top w:w="100" w:type="dxa"/>
+              <w:bottom w:w="100" w:type="dxa"/>
+              <w:left w:w="120" w:type="dxa"/>
+              <w:right w:w="120" w:type="dxa"/>
+            </w:tcMar>
+          </w:tcPr>
+          <w:p>
+            <w:pPr>
+              <w:spacing w:before="80" w:after="80"/>
+              <w:jc w:val="left"/>
+            </w:pPr>
+            <w:r/>
+            <w:r>
+              <w:rPr>
+                <w:rFonts w:ascii="Aptos" w:hAnsi="Aptos"/>
+                <w:b w:val="0"/>
+                <w:i w:val="0"/>
+                <w:color w:val="333333"/>
+                <w:sz w:val="20"/>
+                <w:rFonts w:ascii="Aptos" w:hAnsi="Aptos"/>
+              </w:rPr>
+              <w:t>dim_card</w:t>
+            </w:r>
+          </w:p>
+        </w:tc>
+      </w:tr>
+      <w:tr>
+        <w:tc>
+          <w:tcPr>
+            <w:tcW w:type="dxa" w:w="4320"/>
+            <w:shd w:val="clear" w:color="auto" w:fill="EAF1F5"/>
+            <w:tcMar>
+              <w:top w:w="100" w:type="dxa"/>
+              <w:bottom w:w="100" w:type="dxa"/>
+              <w:left w:w="120" w:type="dxa"/>
+              <w:right w:w="120" w:type="dxa"/>
+            </w:tcMar>
+          </w:tcPr>
+          <w:p>
+            <w:pPr>
+              <w:spacing w:before="80" w:after="80"/>
+              <w:jc w:val="left"/>
+            </w:pPr>
+            <w:r/>
+            <w:r>
+              <w:rPr>
+                <w:rFonts w:ascii="Aptos" w:hAnsi="Aptos"/>
+                <w:b/>
+                <w:i w:val="0"/>
+                <w:color w:val="0F4761"/>
+                <w:sz w:val="20"/>
+                <w:rFonts w:ascii="Aptos" w:hAnsi="Aptos"/>
+              </w:rPr>
+              <w:t>Dependent Tables</w:t>
+            </w:r>
+          </w:p>
+        </w:tc>
+        <w:tc>
+          <w:tcPr>
+            <w:tcW w:type="dxa" w:w="4320"/>
+            <w:tcMar>
+              <w:top w:w="100" w:type="dxa"/>
+              <w:bottom w:w="100" w:type="dxa"/>
+              <w:left w:w="120" w:type="dxa"/>
+              <w:right w:w="120" w:type="dxa"/>
+            </w:tcMar>
+          </w:tcPr>
+          <w:p>
+            <w:pPr>
+              <w:spacing w:before="80" w:after="80"/>
+              <w:jc w:val="left"/>
+            </w:pPr>
+            <w:r/>
+            <w:r>
+              <w:rPr>
+                <w:rFonts w:ascii="Aptos" w:hAnsi="Aptos"/>
+                <w:b w:val="0"/>
+                <w:i w:val="0"/>
+                <w:color w:val="333333"/>
+                <w:sz w:val="20"/>
+                <w:rFonts w:ascii="Aptos" w:hAnsi="Aptos"/>
+              </w:rPr>
+              <w:t>None</w:t>
             </w:r>
           </w:p>
         </w:tc>
@@ -8765,7 +9843,4165 @@
           <w:sz w:val="32"/>
           <w:rFonts w:ascii="Aptos" w:hAnsi="Aptos"/>
         </w:rPr>
-        <w:t>5.4 archive_old_orders</w:t>
+        <w:t>5.4 dim_account</w:t>
+      </w:r>
+    </w:p>
+    <w:p>
+      <w:pPr>
+        <w:spacing w:after="80"/>
+        <w:jc w:val="both"/>
+      </w:pPr>
+      <w:r>
+        <w:rPr>
+          <w:rFonts w:ascii="Aptos" w:hAnsi="Aptos"/>
+          <w:b w:val="0"/>
+          <w:i w:val="0"/>
+          <w:sz w:val="24"/>
+          <w:rFonts w:ascii="Aptos" w:hAnsi="Aptos"/>
+        </w:rPr>
+        <w:t>The table core_banking.dim_account is mapped to Microsoft Fabric. Below is the parsed column list and findings observation.</w:t>
+      </w:r>
+    </w:p>
+    <w:p>
+      <w:pPr>
+        <w:spacing w:after="80"/>
+        <w:jc w:val="both"/>
+      </w:pPr>
+      <w:r>
+        <w:rPr>
+          <w:b/>
+        </w:rPr>
+        <w:t xml:space="preserve">Observations: </w:t>
+      </w:r>
+      <w:r>
+        <w:t>dim_account is a compact base table (8000 rows, 0.37 MB) with 20 columns combining identifier attributes (account, customer, branch) plus dates and multiple balance/limit/rate measures stored as DOUBLE. It enforces a composite primary key on account_id, customer_id, and branch_id and has a single foreign key on branch_id referencing dim_branch. No dependent tables, related views, or related stored procedures are registered for this table in the provided metadata.</w:t>
+      </w:r>
+    </w:p>
+    <w:p>
+      <w:pPr>
+        <w:spacing w:after="80"/>
+        <w:jc w:val="both"/>
+      </w:pPr>
+      <w:r>
+        <w:rPr>
+          <w:rFonts w:ascii="Aptos" w:hAnsi="Aptos"/>
+          <w:b w:val="0"/>
+          <w:i w:val="0"/>
+          <w:sz w:val="24"/>
+          <w:rFonts w:ascii="Aptos" w:hAnsi="Aptos"/>
+        </w:rPr>
+        <w:t>Schema Columns:</w:t>
+      </w:r>
+    </w:p>
+    <w:tbl>
+      <w:tblPr>
+        <w:tblStyle w:val="TableGrid"/>
+        <w:tblW w:type="auto" w:w="0"/>
+        <w:tblLook w:firstColumn="1" w:firstRow="1" w:lastColumn="0" w:lastRow="0" w:noHBand="0" w:noVBand="1" w:val="04A0"/>
+      </w:tblPr>
+      <w:tblGrid>
+        <w:gridCol w:w="2880"/>
+        <w:gridCol w:w="2880"/>
+        <w:gridCol w:w="2880"/>
+      </w:tblGrid>
+      <w:tr>
+        <w:tc>
+          <w:tcPr>
+            <w:tcW w:type="dxa" w:w="2880"/>
+            <w:shd w:val="clear" w:color="auto" w:fill="156082"/>
+            <w:tcMar>
+              <w:top w:w="100" w:type="dxa"/>
+              <w:bottom w:w="100" w:type="dxa"/>
+              <w:left w:w="120" w:type="dxa"/>
+              <w:right w:w="120" w:type="dxa"/>
+            </w:tcMar>
+          </w:tcPr>
+          <w:p>
+            <w:pPr>
+              <w:spacing w:before="80" w:after="80"/>
+              <w:jc w:val="left"/>
+            </w:pPr>
+            <w:r/>
+            <w:r>
+              <w:rPr>
+                <w:rFonts w:ascii="Aptos" w:hAnsi="Aptos"/>
+                <w:b/>
+                <w:i w:val="0"/>
+                <w:color w:val="FFFFFF"/>
+                <w:sz w:val="20"/>
+                <w:rFonts w:ascii="Aptos" w:hAnsi="Aptos"/>
+              </w:rPr>
+              <w:t>Column</w:t>
+            </w:r>
+          </w:p>
+        </w:tc>
+        <w:tc>
+          <w:tcPr>
+            <w:tcW w:type="dxa" w:w="2880"/>
+            <w:shd w:val="clear" w:color="auto" w:fill="156082"/>
+            <w:tcMar>
+              <w:top w:w="100" w:type="dxa"/>
+              <w:bottom w:w="100" w:type="dxa"/>
+              <w:left w:w="120" w:type="dxa"/>
+              <w:right w:w="120" w:type="dxa"/>
+            </w:tcMar>
+          </w:tcPr>
+          <w:p>
+            <w:pPr>
+              <w:spacing w:before="80" w:after="80"/>
+              <w:jc w:val="left"/>
+            </w:pPr>
+            <w:r/>
+            <w:r>
+              <w:rPr>
+                <w:rFonts w:ascii="Aptos" w:hAnsi="Aptos"/>
+                <w:b/>
+                <w:i w:val="0"/>
+                <w:color w:val="FFFFFF"/>
+                <w:sz w:val="20"/>
+                <w:rFonts w:ascii="Aptos" w:hAnsi="Aptos"/>
+              </w:rPr>
+              <w:t>Data Type</w:t>
+            </w:r>
+          </w:p>
+        </w:tc>
+        <w:tc>
+          <w:tcPr>
+            <w:tcW w:type="dxa" w:w="2880"/>
+            <w:shd w:val="clear" w:color="auto" w:fill="156082"/>
+            <w:tcMar>
+              <w:top w:w="100" w:type="dxa"/>
+              <w:bottom w:w="100" w:type="dxa"/>
+              <w:left w:w="120" w:type="dxa"/>
+              <w:right w:w="120" w:type="dxa"/>
+            </w:tcMar>
+          </w:tcPr>
+          <w:p>
+            <w:pPr>
+              <w:spacing w:before="80" w:after="80"/>
+              <w:jc w:val="left"/>
+            </w:pPr>
+            <w:r/>
+            <w:r>
+              <w:rPr>
+                <w:rFonts w:ascii="Aptos" w:hAnsi="Aptos"/>
+                <w:b/>
+                <w:i w:val="0"/>
+                <w:color w:val="FFFFFF"/>
+                <w:sz w:val="20"/>
+                <w:rFonts w:ascii="Aptos" w:hAnsi="Aptos"/>
+              </w:rPr>
+              <w:t>Key</w:t>
+            </w:r>
+          </w:p>
+        </w:tc>
+      </w:tr>
+      <w:tr>
+        <w:tc>
+          <w:tcPr>
+            <w:tcW w:type="dxa" w:w="2880"/>
+            <w:shd w:val="clear" w:color="auto" w:fill="EAF1F5"/>
+            <w:tcMar>
+              <w:top w:w="100" w:type="dxa"/>
+              <w:bottom w:w="100" w:type="dxa"/>
+              <w:left w:w="120" w:type="dxa"/>
+              <w:right w:w="120" w:type="dxa"/>
+            </w:tcMar>
+          </w:tcPr>
+          <w:p>
+            <w:pPr>
+              <w:spacing w:before="80" w:after="80"/>
+              <w:jc w:val="left"/>
+            </w:pPr>
+            <w:r/>
+            <w:r>
+              <w:rPr>
+                <w:rFonts w:ascii="Aptos" w:hAnsi="Aptos"/>
+                <w:b/>
+                <w:i w:val="0"/>
+                <w:color w:val="0F4761"/>
+                <w:sz w:val="20"/>
+                <w:rFonts w:ascii="Aptos" w:hAnsi="Aptos"/>
+              </w:rPr>
+              <w:t>account_id</w:t>
+            </w:r>
+          </w:p>
+        </w:tc>
+        <w:tc>
+          <w:tcPr>
+            <w:tcW w:type="dxa" w:w="2880"/>
+            <w:tcMar>
+              <w:top w:w="100" w:type="dxa"/>
+              <w:bottom w:w="100" w:type="dxa"/>
+              <w:left w:w="120" w:type="dxa"/>
+              <w:right w:w="120" w:type="dxa"/>
+            </w:tcMar>
+          </w:tcPr>
+          <w:p>
+            <w:pPr>
+              <w:spacing w:before="80" w:after="80"/>
+              <w:jc w:val="left"/>
+            </w:pPr>
+            <w:r/>
+            <w:r>
+              <w:rPr>
+                <w:rFonts w:ascii="Aptos" w:hAnsi="Aptos"/>
+                <w:b w:val="0"/>
+                <w:i w:val="0"/>
+                <w:color w:val="333333"/>
+                <w:sz w:val="20"/>
+                <w:rFonts w:ascii="Aptos" w:hAnsi="Aptos"/>
+              </w:rPr>
+              <w:t>STRING</w:t>
+            </w:r>
+          </w:p>
+        </w:tc>
+        <w:tc>
+          <w:tcPr>
+            <w:tcW w:type="dxa" w:w="2880"/>
+            <w:tcMar>
+              <w:top w:w="100" w:type="dxa"/>
+              <w:bottom w:w="100" w:type="dxa"/>
+              <w:left w:w="120" w:type="dxa"/>
+              <w:right w:w="120" w:type="dxa"/>
+            </w:tcMar>
+          </w:tcPr>
+          <w:p>
+            <w:pPr>
+              <w:spacing w:before="80" w:after="80"/>
+              <w:jc w:val="left"/>
+            </w:pPr>
+            <w:r/>
+            <w:r>
+              <w:rPr>
+                <w:rFonts w:ascii="Aptos" w:hAnsi="Aptos"/>
+                <w:b w:val="0"/>
+                <w:i w:val="0"/>
+                <w:color w:val="333333"/>
+                <w:sz w:val="20"/>
+                <w:rFonts w:ascii="Aptos" w:hAnsi="Aptos"/>
+              </w:rPr>
+              <w:t>Primary Key</w:t>
+            </w:r>
+          </w:p>
+        </w:tc>
+      </w:tr>
+      <w:tr>
+        <w:tc>
+          <w:tcPr>
+            <w:tcW w:type="dxa" w:w="2880"/>
+            <w:shd w:val="clear" w:color="auto" w:fill="EAF1F5"/>
+            <w:tcMar>
+              <w:top w:w="100" w:type="dxa"/>
+              <w:bottom w:w="100" w:type="dxa"/>
+              <w:left w:w="120" w:type="dxa"/>
+              <w:right w:w="120" w:type="dxa"/>
+            </w:tcMar>
+          </w:tcPr>
+          <w:p>
+            <w:pPr>
+              <w:spacing w:before="80" w:after="80"/>
+              <w:jc w:val="left"/>
+            </w:pPr>
+            <w:r/>
+            <w:r>
+              <w:rPr>
+                <w:rFonts w:ascii="Aptos" w:hAnsi="Aptos"/>
+                <w:b/>
+                <w:i w:val="0"/>
+                <w:color w:val="0F4761"/>
+                <w:sz w:val="20"/>
+                <w:rFonts w:ascii="Aptos" w:hAnsi="Aptos"/>
+              </w:rPr>
+              <w:t>account_number</w:t>
+            </w:r>
+          </w:p>
+        </w:tc>
+        <w:tc>
+          <w:tcPr>
+            <w:tcW w:type="dxa" w:w="2880"/>
+            <w:tcMar>
+              <w:top w:w="100" w:type="dxa"/>
+              <w:bottom w:w="100" w:type="dxa"/>
+              <w:left w:w="120" w:type="dxa"/>
+              <w:right w:w="120" w:type="dxa"/>
+            </w:tcMar>
+          </w:tcPr>
+          <w:p>
+            <w:pPr>
+              <w:spacing w:before="80" w:after="80"/>
+              <w:jc w:val="left"/>
+            </w:pPr>
+            <w:r/>
+            <w:r>
+              <w:rPr>
+                <w:rFonts w:ascii="Aptos" w:hAnsi="Aptos"/>
+                <w:b w:val="0"/>
+                <w:i w:val="0"/>
+                <w:color w:val="333333"/>
+                <w:sz w:val="20"/>
+                <w:rFonts w:ascii="Aptos" w:hAnsi="Aptos"/>
+              </w:rPr>
+              <w:t>STRING</w:t>
+            </w:r>
+          </w:p>
+        </w:tc>
+        <w:tc>
+          <w:tcPr>
+            <w:tcW w:type="dxa" w:w="2880"/>
+            <w:tcMar>
+              <w:top w:w="100" w:type="dxa"/>
+              <w:bottom w:w="100" w:type="dxa"/>
+              <w:left w:w="120" w:type="dxa"/>
+              <w:right w:w="120" w:type="dxa"/>
+            </w:tcMar>
+          </w:tcPr>
+          <w:p>
+            <w:pPr>
+              <w:spacing w:before="80" w:after="80"/>
+              <w:jc w:val="left"/>
+            </w:pPr>
+            <w:r/>
+            <w:r>
+              <w:rPr>
+                <w:rFonts w:ascii="Aptos" w:hAnsi="Aptos"/>
+                <w:b w:val="0"/>
+                <w:i w:val="0"/>
+                <w:color w:val="333333"/>
+                <w:sz w:val="20"/>
+                <w:rFonts w:ascii="Aptos" w:hAnsi="Aptos"/>
+              </w:rPr>
+              <w:t>None</w:t>
+            </w:r>
+          </w:p>
+        </w:tc>
+      </w:tr>
+      <w:tr>
+        <w:tc>
+          <w:tcPr>
+            <w:tcW w:type="dxa" w:w="2880"/>
+            <w:shd w:val="clear" w:color="auto" w:fill="EAF1F5"/>
+            <w:tcMar>
+              <w:top w:w="100" w:type="dxa"/>
+              <w:bottom w:w="100" w:type="dxa"/>
+              <w:left w:w="120" w:type="dxa"/>
+              <w:right w:w="120" w:type="dxa"/>
+            </w:tcMar>
+          </w:tcPr>
+          <w:p>
+            <w:pPr>
+              <w:spacing w:before="80" w:after="80"/>
+              <w:jc w:val="left"/>
+            </w:pPr>
+            <w:r/>
+            <w:r>
+              <w:rPr>
+                <w:rFonts w:ascii="Aptos" w:hAnsi="Aptos"/>
+                <w:b/>
+                <w:i w:val="0"/>
+                <w:color w:val="0F4761"/>
+                <w:sz w:val="20"/>
+                <w:rFonts w:ascii="Aptos" w:hAnsi="Aptos"/>
+              </w:rPr>
+              <w:t>iban</w:t>
+            </w:r>
+          </w:p>
+        </w:tc>
+        <w:tc>
+          <w:tcPr>
+            <w:tcW w:type="dxa" w:w="2880"/>
+            <w:tcMar>
+              <w:top w:w="100" w:type="dxa"/>
+              <w:bottom w:w="100" w:type="dxa"/>
+              <w:left w:w="120" w:type="dxa"/>
+              <w:right w:w="120" w:type="dxa"/>
+            </w:tcMar>
+          </w:tcPr>
+          <w:p>
+            <w:pPr>
+              <w:spacing w:before="80" w:after="80"/>
+              <w:jc w:val="left"/>
+            </w:pPr>
+            <w:r/>
+            <w:r>
+              <w:rPr>
+                <w:rFonts w:ascii="Aptos" w:hAnsi="Aptos"/>
+                <w:b w:val="0"/>
+                <w:i w:val="0"/>
+                <w:color w:val="333333"/>
+                <w:sz w:val="20"/>
+                <w:rFonts w:ascii="Aptos" w:hAnsi="Aptos"/>
+              </w:rPr>
+              <w:t>STRING</w:t>
+            </w:r>
+          </w:p>
+        </w:tc>
+        <w:tc>
+          <w:tcPr>
+            <w:tcW w:type="dxa" w:w="2880"/>
+            <w:tcMar>
+              <w:top w:w="100" w:type="dxa"/>
+              <w:bottom w:w="100" w:type="dxa"/>
+              <w:left w:w="120" w:type="dxa"/>
+              <w:right w:w="120" w:type="dxa"/>
+            </w:tcMar>
+          </w:tcPr>
+          <w:p>
+            <w:pPr>
+              <w:spacing w:before="80" w:after="80"/>
+              <w:jc w:val="left"/>
+            </w:pPr>
+            <w:r/>
+            <w:r>
+              <w:rPr>
+                <w:rFonts w:ascii="Aptos" w:hAnsi="Aptos"/>
+                <w:b w:val="0"/>
+                <w:i w:val="0"/>
+                <w:color w:val="333333"/>
+                <w:sz w:val="20"/>
+                <w:rFonts w:ascii="Aptos" w:hAnsi="Aptos"/>
+              </w:rPr>
+              <w:t>None</w:t>
+            </w:r>
+          </w:p>
+        </w:tc>
+      </w:tr>
+      <w:tr>
+        <w:tc>
+          <w:tcPr>
+            <w:tcW w:type="dxa" w:w="2880"/>
+            <w:shd w:val="clear" w:color="auto" w:fill="EAF1F5"/>
+            <w:tcMar>
+              <w:top w:w="100" w:type="dxa"/>
+              <w:bottom w:w="100" w:type="dxa"/>
+              <w:left w:w="120" w:type="dxa"/>
+              <w:right w:w="120" w:type="dxa"/>
+            </w:tcMar>
+          </w:tcPr>
+          <w:p>
+            <w:pPr>
+              <w:spacing w:before="80" w:after="80"/>
+              <w:jc w:val="left"/>
+            </w:pPr>
+            <w:r/>
+            <w:r>
+              <w:rPr>
+                <w:rFonts w:ascii="Aptos" w:hAnsi="Aptos"/>
+                <w:b/>
+                <w:i w:val="0"/>
+                <w:color w:val="0F4761"/>
+                <w:sz w:val="20"/>
+                <w:rFonts w:ascii="Aptos" w:hAnsi="Aptos"/>
+              </w:rPr>
+              <w:t>customer_id</w:t>
+            </w:r>
+          </w:p>
+        </w:tc>
+        <w:tc>
+          <w:tcPr>
+            <w:tcW w:type="dxa" w:w="2880"/>
+            <w:tcMar>
+              <w:top w:w="100" w:type="dxa"/>
+              <w:bottom w:w="100" w:type="dxa"/>
+              <w:left w:w="120" w:type="dxa"/>
+              <w:right w:w="120" w:type="dxa"/>
+            </w:tcMar>
+          </w:tcPr>
+          <w:p>
+            <w:pPr>
+              <w:spacing w:before="80" w:after="80"/>
+              <w:jc w:val="left"/>
+            </w:pPr>
+            <w:r/>
+            <w:r>
+              <w:rPr>
+                <w:rFonts w:ascii="Aptos" w:hAnsi="Aptos"/>
+                <w:b w:val="0"/>
+                <w:i w:val="0"/>
+                <w:color w:val="333333"/>
+                <w:sz w:val="20"/>
+                <w:rFonts w:ascii="Aptos" w:hAnsi="Aptos"/>
+              </w:rPr>
+              <w:t>STRING</w:t>
+            </w:r>
+          </w:p>
+        </w:tc>
+        <w:tc>
+          <w:tcPr>
+            <w:tcW w:type="dxa" w:w="2880"/>
+            <w:tcMar>
+              <w:top w:w="100" w:type="dxa"/>
+              <w:bottom w:w="100" w:type="dxa"/>
+              <w:left w:w="120" w:type="dxa"/>
+              <w:right w:w="120" w:type="dxa"/>
+            </w:tcMar>
+          </w:tcPr>
+          <w:p>
+            <w:pPr>
+              <w:spacing w:before="80" w:after="80"/>
+              <w:jc w:val="left"/>
+            </w:pPr>
+            <w:r/>
+            <w:r>
+              <w:rPr>
+                <w:rFonts w:ascii="Aptos" w:hAnsi="Aptos"/>
+                <w:b w:val="0"/>
+                <w:i w:val="0"/>
+                <w:color w:val="333333"/>
+                <w:sz w:val="20"/>
+                <w:rFonts w:ascii="Aptos" w:hAnsi="Aptos"/>
+              </w:rPr>
+              <w:t>Primary Key</w:t>
+            </w:r>
+          </w:p>
+        </w:tc>
+      </w:tr>
+      <w:tr>
+        <w:tc>
+          <w:tcPr>
+            <w:tcW w:type="dxa" w:w="2880"/>
+            <w:shd w:val="clear" w:color="auto" w:fill="EAF1F5"/>
+            <w:tcMar>
+              <w:top w:w="100" w:type="dxa"/>
+              <w:bottom w:w="100" w:type="dxa"/>
+              <w:left w:w="120" w:type="dxa"/>
+              <w:right w:w="120" w:type="dxa"/>
+            </w:tcMar>
+          </w:tcPr>
+          <w:p>
+            <w:pPr>
+              <w:spacing w:before="80" w:after="80"/>
+              <w:jc w:val="left"/>
+            </w:pPr>
+            <w:r/>
+            <w:r>
+              <w:rPr>
+                <w:rFonts w:ascii="Aptos" w:hAnsi="Aptos"/>
+                <w:b/>
+                <w:i w:val="0"/>
+                <w:color w:val="0F4761"/>
+                <w:sz w:val="20"/>
+                <w:rFonts w:ascii="Aptos" w:hAnsi="Aptos"/>
+              </w:rPr>
+              <w:t>branch_id</w:t>
+            </w:r>
+          </w:p>
+        </w:tc>
+        <w:tc>
+          <w:tcPr>
+            <w:tcW w:type="dxa" w:w="2880"/>
+            <w:tcMar>
+              <w:top w:w="100" w:type="dxa"/>
+              <w:bottom w:w="100" w:type="dxa"/>
+              <w:left w:w="120" w:type="dxa"/>
+              <w:right w:w="120" w:type="dxa"/>
+            </w:tcMar>
+          </w:tcPr>
+          <w:p>
+            <w:pPr>
+              <w:spacing w:before="80" w:after="80"/>
+              <w:jc w:val="left"/>
+            </w:pPr>
+            <w:r/>
+            <w:r>
+              <w:rPr>
+                <w:rFonts w:ascii="Aptos" w:hAnsi="Aptos"/>
+                <w:b w:val="0"/>
+                <w:i w:val="0"/>
+                <w:color w:val="333333"/>
+                <w:sz w:val="20"/>
+                <w:rFonts w:ascii="Aptos" w:hAnsi="Aptos"/>
+              </w:rPr>
+              <w:t>STRING</w:t>
+            </w:r>
+          </w:p>
+        </w:tc>
+        <w:tc>
+          <w:tcPr>
+            <w:tcW w:type="dxa" w:w="2880"/>
+            <w:tcMar>
+              <w:top w:w="100" w:type="dxa"/>
+              <w:bottom w:w="100" w:type="dxa"/>
+              <w:left w:w="120" w:type="dxa"/>
+              <w:right w:w="120" w:type="dxa"/>
+            </w:tcMar>
+          </w:tcPr>
+          <w:p>
+            <w:pPr>
+              <w:spacing w:before="80" w:after="80"/>
+              <w:jc w:val="left"/>
+            </w:pPr>
+            <w:r/>
+            <w:r>
+              <w:rPr>
+                <w:rFonts w:ascii="Aptos" w:hAnsi="Aptos"/>
+                <w:b w:val="0"/>
+                <w:i w:val="0"/>
+                <w:color w:val="333333"/>
+                <w:sz w:val="20"/>
+                <w:rFonts w:ascii="Aptos" w:hAnsi="Aptos"/>
+              </w:rPr>
+              <w:t>Primary Key</w:t>
+            </w:r>
+          </w:p>
+        </w:tc>
+      </w:tr>
+      <w:tr>
+        <w:tc>
+          <w:tcPr>
+            <w:tcW w:type="dxa" w:w="2880"/>
+            <w:shd w:val="clear" w:color="auto" w:fill="EAF1F5"/>
+            <w:tcMar>
+              <w:top w:w="100" w:type="dxa"/>
+              <w:bottom w:w="100" w:type="dxa"/>
+              <w:left w:w="120" w:type="dxa"/>
+              <w:right w:w="120" w:type="dxa"/>
+            </w:tcMar>
+          </w:tcPr>
+          <w:p>
+            <w:pPr>
+              <w:spacing w:before="80" w:after="80"/>
+              <w:jc w:val="left"/>
+            </w:pPr>
+            <w:r/>
+            <w:r>
+              <w:rPr>
+                <w:rFonts w:ascii="Aptos" w:hAnsi="Aptos"/>
+                <w:b/>
+                <w:i w:val="0"/>
+                <w:color w:val="0F4761"/>
+                <w:sz w:val="20"/>
+                <w:rFonts w:ascii="Aptos" w:hAnsi="Aptos"/>
+              </w:rPr>
+              <w:t>ifsc_code</w:t>
+            </w:r>
+          </w:p>
+        </w:tc>
+        <w:tc>
+          <w:tcPr>
+            <w:tcW w:type="dxa" w:w="2880"/>
+            <w:tcMar>
+              <w:top w:w="100" w:type="dxa"/>
+              <w:bottom w:w="100" w:type="dxa"/>
+              <w:left w:w="120" w:type="dxa"/>
+              <w:right w:w="120" w:type="dxa"/>
+            </w:tcMar>
+          </w:tcPr>
+          <w:p>
+            <w:pPr>
+              <w:spacing w:before="80" w:after="80"/>
+              <w:jc w:val="left"/>
+            </w:pPr>
+            <w:r/>
+            <w:r>
+              <w:rPr>
+                <w:rFonts w:ascii="Aptos" w:hAnsi="Aptos"/>
+                <w:b w:val="0"/>
+                <w:i w:val="0"/>
+                <w:color w:val="333333"/>
+                <w:sz w:val="20"/>
+                <w:rFonts w:ascii="Aptos" w:hAnsi="Aptos"/>
+              </w:rPr>
+              <w:t>STRING</w:t>
+            </w:r>
+          </w:p>
+        </w:tc>
+        <w:tc>
+          <w:tcPr>
+            <w:tcW w:type="dxa" w:w="2880"/>
+            <w:tcMar>
+              <w:top w:w="100" w:type="dxa"/>
+              <w:bottom w:w="100" w:type="dxa"/>
+              <w:left w:w="120" w:type="dxa"/>
+              <w:right w:w="120" w:type="dxa"/>
+            </w:tcMar>
+          </w:tcPr>
+          <w:p>
+            <w:pPr>
+              <w:spacing w:before="80" w:after="80"/>
+              <w:jc w:val="left"/>
+            </w:pPr>
+            <w:r/>
+            <w:r>
+              <w:rPr>
+                <w:rFonts w:ascii="Aptos" w:hAnsi="Aptos"/>
+                <w:b w:val="0"/>
+                <w:i w:val="0"/>
+                <w:color w:val="333333"/>
+                <w:sz w:val="20"/>
+                <w:rFonts w:ascii="Aptos" w:hAnsi="Aptos"/>
+              </w:rPr>
+              <w:t>None</w:t>
+            </w:r>
+          </w:p>
+        </w:tc>
+      </w:tr>
+      <w:tr>
+        <w:tc>
+          <w:tcPr>
+            <w:tcW w:type="dxa" w:w="2880"/>
+            <w:shd w:val="clear" w:color="auto" w:fill="EAF1F5"/>
+            <w:tcMar>
+              <w:top w:w="100" w:type="dxa"/>
+              <w:bottom w:w="100" w:type="dxa"/>
+              <w:left w:w="120" w:type="dxa"/>
+              <w:right w:w="120" w:type="dxa"/>
+            </w:tcMar>
+          </w:tcPr>
+          <w:p>
+            <w:pPr>
+              <w:spacing w:before="80" w:after="80"/>
+              <w:jc w:val="left"/>
+            </w:pPr>
+            <w:r/>
+            <w:r>
+              <w:rPr>
+                <w:rFonts w:ascii="Aptos" w:hAnsi="Aptos"/>
+                <w:b/>
+                <w:i w:val="0"/>
+                <w:color w:val="0F4761"/>
+                <w:sz w:val="20"/>
+                <w:rFonts w:ascii="Aptos" w:hAnsi="Aptos"/>
+              </w:rPr>
+              <w:t>account_type</w:t>
+            </w:r>
+          </w:p>
+        </w:tc>
+        <w:tc>
+          <w:tcPr>
+            <w:tcW w:type="dxa" w:w="2880"/>
+            <w:tcMar>
+              <w:top w:w="100" w:type="dxa"/>
+              <w:bottom w:w="100" w:type="dxa"/>
+              <w:left w:w="120" w:type="dxa"/>
+              <w:right w:w="120" w:type="dxa"/>
+            </w:tcMar>
+          </w:tcPr>
+          <w:p>
+            <w:pPr>
+              <w:spacing w:before="80" w:after="80"/>
+              <w:jc w:val="left"/>
+            </w:pPr>
+            <w:r/>
+            <w:r>
+              <w:rPr>
+                <w:rFonts w:ascii="Aptos" w:hAnsi="Aptos"/>
+                <w:b w:val="0"/>
+                <w:i w:val="0"/>
+                <w:color w:val="333333"/>
+                <w:sz w:val="20"/>
+                <w:rFonts w:ascii="Aptos" w:hAnsi="Aptos"/>
+              </w:rPr>
+              <w:t>STRING</w:t>
+            </w:r>
+          </w:p>
+        </w:tc>
+        <w:tc>
+          <w:tcPr>
+            <w:tcW w:type="dxa" w:w="2880"/>
+            <w:tcMar>
+              <w:top w:w="100" w:type="dxa"/>
+              <w:bottom w:w="100" w:type="dxa"/>
+              <w:left w:w="120" w:type="dxa"/>
+              <w:right w:w="120" w:type="dxa"/>
+            </w:tcMar>
+          </w:tcPr>
+          <w:p>
+            <w:pPr>
+              <w:spacing w:before="80" w:after="80"/>
+              <w:jc w:val="left"/>
+            </w:pPr>
+            <w:r/>
+            <w:r>
+              <w:rPr>
+                <w:rFonts w:ascii="Aptos" w:hAnsi="Aptos"/>
+                <w:b w:val="0"/>
+                <w:i w:val="0"/>
+                <w:color w:val="333333"/>
+                <w:sz w:val="20"/>
+                <w:rFonts w:ascii="Aptos" w:hAnsi="Aptos"/>
+              </w:rPr>
+              <w:t>None</w:t>
+            </w:r>
+          </w:p>
+        </w:tc>
+      </w:tr>
+      <w:tr>
+        <w:tc>
+          <w:tcPr>
+            <w:tcW w:type="dxa" w:w="2880"/>
+            <w:shd w:val="clear" w:color="auto" w:fill="EAF1F5"/>
+            <w:tcMar>
+              <w:top w:w="100" w:type="dxa"/>
+              <w:bottom w:w="100" w:type="dxa"/>
+              <w:left w:w="120" w:type="dxa"/>
+              <w:right w:w="120" w:type="dxa"/>
+            </w:tcMar>
+          </w:tcPr>
+          <w:p>
+            <w:pPr>
+              <w:spacing w:before="80" w:after="80"/>
+              <w:jc w:val="left"/>
+            </w:pPr>
+            <w:r/>
+            <w:r>
+              <w:rPr>
+                <w:rFonts w:ascii="Aptos" w:hAnsi="Aptos"/>
+                <w:b/>
+                <w:i w:val="0"/>
+                <w:color w:val="0F4761"/>
+                <w:sz w:val="20"/>
+                <w:rFonts w:ascii="Aptos" w:hAnsi="Aptos"/>
+              </w:rPr>
+              <w:t>product_code</w:t>
+            </w:r>
+          </w:p>
+        </w:tc>
+        <w:tc>
+          <w:tcPr>
+            <w:tcW w:type="dxa" w:w="2880"/>
+            <w:tcMar>
+              <w:top w:w="100" w:type="dxa"/>
+              <w:bottom w:w="100" w:type="dxa"/>
+              <w:left w:w="120" w:type="dxa"/>
+              <w:right w:w="120" w:type="dxa"/>
+            </w:tcMar>
+          </w:tcPr>
+          <w:p>
+            <w:pPr>
+              <w:spacing w:before="80" w:after="80"/>
+              <w:jc w:val="left"/>
+            </w:pPr>
+            <w:r/>
+            <w:r>
+              <w:rPr>
+                <w:rFonts w:ascii="Aptos" w:hAnsi="Aptos"/>
+                <w:b w:val="0"/>
+                <w:i w:val="0"/>
+                <w:color w:val="333333"/>
+                <w:sz w:val="20"/>
+                <w:rFonts w:ascii="Aptos" w:hAnsi="Aptos"/>
+              </w:rPr>
+              <w:t>STRING</w:t>
+            </w:r>
+          </w:p>
+        </w:tc>
+        <w:tc>
+          <w:tcPr>
+            <w:tcW w:type="dxa" w:w="2880"/>
+            <w:tcMar>
+              <w:top w:w="100" w:type="dxa"/>
+              <w:bottom w:w="100" w:type="dxa"/>
+              <w:left w:w="120" w:type="dxa"/>
+              <w:right w:w="120" w:type="dxa"/>
+            </w:tcMar>
+          </w:tcPr>
+          <w:p>
+            <w:pPr>
+              <w:spacing w:before="80" w:after="80"/>
+              <w:jc w:val="left"/>
+            </w:pPr>
+            <w:r/>
+            <w:r>
+              <w:rPr>
+                <w:rFonts w:ascii="Aptos" w:hAnsi="Aptos"/>
+                <w:b w:val="0"/>
+                <w:i w:val="0"/>
+                <w:color w:val="333333"/>
+                <w:sz w:val="20"/>
+                <w:rFonts w:ascii="Aptos" w:hAnsi="Aptos"/>
+              </w:rPr>
+              <w:t>None</w:t>
+            </w:r>
+          </w:p>
+        </w:tc>
+      </w:tr>
+      <w:tr>
+        <w:tc>
+          <w:tcPr>
+            <w:tcW w:type="dxa" w:w="2880"/>
+            <w:shd w:val="clear" w:color="auto" w:fill="EAF1F5"/>
+            <w:tcMar>
+              <w:top w:w="100" w:type="dxa"/>
+              <w:bottom w:w="100" w:type="dxa"/>
+              <w:left w:w="120" w:type="dxa"/>
+              <w:right w:w="120" w:type="dxa"/>
+            </w:tcMar>
+          </w:tcPr>
+          <w:p>
+            <w:pPr>
+              <w:spacing w:before="80" w:after="80"/>
+              <w:jc w:val="left"/>
+            </w:pPr>
+            <w:r/>
+            <w:r>
+              <w:rPr>
+                <w:rFonts w:ascii="Aptos" w:hAnsi="Aptos"/>
+                <w:b/>
+                <w:i w:val="0"/>
+                <w:color w:val="0F4761"/>
+                <w:sz w:val="20"/>
+                <w:rFonts w:ascii="Aptos" w:hAnsi="Aptos"/>
+              </w:rPr>
+              <w:t>currency_code</w:t>
+            </w:r>
+          </w:p>
+        </w:tc>
+        <w:tc>
+          <w:tcPr>
+            <w:tcW w:type="dxa" w:w="2880"/>
+            <w:tcMar>
+              <w:top w:w="100" w:type="dxa"/>
+              <w:bottom w:w="100" w:type="dxa"/>
+              <w:left w:w="120" w:type="dxa"/>
+              <w:right w:w="120" w:type="dxa"/>
+            </w:tcMar>
+          </w:tcPr>
+          <w:p>
+            <w:pPr>
+              <w:spacing w:before="80" w:after="80"/>
+              <w:jc w:val="left"/>
+            </w:pPr>
+            <w:r/>
+            <w:r>
+              <w:rPr>
+                <w:rFonts w:ascii="Aptos" w:hAnsi="Aptos"/>
+                <w:b w:val="0"/>
+                <w:i w:val="0"/>
+                <w:color w:val="333333"/>
+                <w:sz w:val="20"/>
+                <w:rFonts w:ascii="Aptos" w:hAnsi="Aptos"/>
+              </w:rPr>
+              <w:t>STRING</w:t>
+            </w:r>
+          </w:p>
+        </w:tc>
+        <w:tc>
+          <w:tcPr>
+            <w:tcW w:type="dxa" w:w="2880"/>
+            <w:tcMar>
+              <w:top w:w="100" w:type="dxa"/>
+              <w:bottom w:w="100" w:type="dxa"/>
+              <w:left w:w="120" w:type="dxa"/>
+              <w:right w:w="120" w:type="dxa"/>
+            </w:tcMar>
+          </w:tcPr>
+          <w:p>
+            <w:pPr>
+              <w:spacing w:before="80" w:after="80"/>
+              <w:jc w:val="left"/>
+            </w:pPr>
+            <w:r/>
+            <w:r>
+              <w:rPr>
+                <w:rFonts w:ascii="Aptos" w:hAnsi="Aptos"/>
+                <w:b w:val="0"/>
+                <w:i w:val="0"/>
+                <w:color w:val="333333"/>
+                <w:sz w:val="20"/>
+                <w:rFonts w:ascii="Aptos" w:hAnsi="Aptos"/>
+              </w:rPr>
+              <w:t>None</w:t>
+            </w:r>
+          </w:p>
+        </w:tc>
+      </w:tr>
+      <w:tr>
+        <w:tc>
+          <w:tcPr>
+            <w:tcW w:type="dxa" w:w="2880"/>
+            <w:shd w:val="clear" w:color="auto" w:fill="EAF1F5"/>
+            <w:tcMar>
+              <w:top w:w="100" w:type="dxa"/>
+              <w:bottom w:w="100" w:type="dxa"/>
+              <w:left w:w="120" w:type="dxa"/>
+              <w:right w:w="120" w:type="dxa"/>
+            </w:tcMar>
+          </w:tcPr>
+          <w:p>
+            <w:pPr>
+              <w:spacing w:before="80" w:after="80"/>
+              <w:jc w:val="left"/>
+            </w:pPr>
+            <w:r/>
+            <w:r>
+              <w:rPr>
+                <w:rFonts w:ascii="Aptos" w:hAnsi="Aptos"/>
+                <w:b/>
+                <w:i w:val="0"/>
+                <w:color w:val="0F4761"/>
+                <w:sz w:val="20"/>
+                <w:rFonts w:ascii="Aptos" w:hAnsi="Aptos"/>
+              </w:rPr>
+              <w:t>open_date</w:t>
+            </w:r>
+          </w:p>
+        </w:tc>
+        <w:tc>
+          <w:tcPr>
+            <w:tcW w:type="dxa" w:w="2880"/>
+            <w:tcMar>
+              <w:top w:w="100" w:type="dxa"/>
+              <w:bottom w:w="100" w:type="dxa"/>
+              <w:left w:w="120" w:type="dxa"/>
+              <w:right w:w="120" w:type="dxa"/>
+            </w:tcMar>
+          </w:tcPr>
+          <w:p>
+            <w:pPr>
+              <w:spacing w:before="80" w:after="80"/>
+              <w:jc w:val="left"/>
+            </w:pPr>
+            <w:r/>
+            <w:r>
+              <w:rPr>
+                <w:rFonts w:ascii="Aptos" w:hAnsi="Aptos"/>
+                <w:b w:val="0"/>
+                <w:i w:val="0"/>
+                <w:color w:val="333333"/>
+                <w:sz w:val="20"/>
+                <w:rFonts w:ascii="Aptos" w:hAnsi="Aptos"/>
+              </w:rPr>
+              <w:t>DATE</w:t>
+            </w:r>
+          </w:p>
+        </w:tc>
+        <w:tc>
+          <w:tcPr>
+            <w:tcW w:type="dxa" w:w="2880"/>
+            <w:tcMar>
+              <w:top w:w="100" w:type="dxa"/>
+              <w:bottom w:w="100" w:type="dxa"/>
+              <w:left w:w="120" w:type="dxa"/>
+              <w:right w:w="120" w:type="dxa"/>
+            </w:tcMar>
+          </w:tcPr>
+          <w:p>
+            <w:pPr>
+              <w:spacing w:before="80" w:after="80"/>
+              <w:jc w:val="left"/>
+            </w:pPr>
+            <w:r/>
+            <w:r>
+              <w:rPr>
+                <w:rFonts w:ascii="Aptos" w:hAnsi="Aptos"/>
+                <w:b w:val="0"/>
+                <w:i w:val="0"/>
+                <w:color w:val="333333"/>
+                <w:sz w:val="20"/>
+                <w:rFonts w:ascii="Aptos" w:hAnsi="Aptos"/>
+              </w:rPr>
+              <w:t>None</w:t>
+            </w:r>
+          </w:p>
+        </w:tc>
+      </w:tr>
+      <w:tr>
+        <w:tc>
+          <w:tcPr>
+            <w:tcW w:type="dxa" w:w="2880"/>
+            <w:shd w:val="clear" w:color="auto" w:fill="EAF1F5"/>
+            <w:tcMar>
+              <w:top w:w="100" w:type="dxa"/>
+              <w:bottom w:w="100" w:type="dxa"/>
+              <w:left w:w="120" w:type="dxa"/>
+              <w:right w:w="120" w:type="dxa"/>
+            </w:tcMar>
+          </w:tcPr>
+          <w:p>
+            <w:pPr>
+              <w:spacing w:before="80" w:after="80"/>
+              <w:jc w:val="left"/>
+            </w:pPr>
+            <w:r/>
+            <w:r>
+              <w:rPr>
+                <w:rFonts w:ascii="Aptos" w:hAnsi="Aptos"/>
+                <w:b/>
+                <w:i w:val="0"/>
+                <w:color w:val="0F4761"/>
+                <w:sz w:val="20"/>
+                <w:rFonts w:ascii="Aptos" w:hAnsi="Aptos"/>
+              </w:rPr>
+              <w:t>close_date</w:t>
+            </w:r>
+          </w:p>
+        </w:tc>
+        <w:tc>
+          <w:tcPr>
+            <w:tcW w:type="dxa" w:w="2880"/>
+            <w:tcMar>
+              <w:top w:w="100" w:type="dxa"/>
+              <w:bottom w:w="100" w:type="dxa"/>
+              <w:left w:w="120" w:type="dxa"/>
+              <w:right w:w="120" w:type="dxa"/>
+            </w:tcMar>
+          </w:tcPr>
+          <w:p>
+            <w:pPr>
+              <w:spacing w:before="80" w:after="80"/>
+              <w:jc w:val="left"/>
+            </w:pPr>
+            <w:r/>
+            <w:r>
+              <w:rPr>
+                <w:rFonts w:ascii="Aptos" w:hAnsi="Aptos"/>
+                <w:b w:val="0"/>
+                <w:i w:val="0"/>
+                <w:color w:val="333333"/>
+                <w:sz w:val="20"/>
+                <w:rFonts w:ascii="Aptos" w:hAnsi="Aptos"/>
+              </w:rPr>
+              <w:t>DATE</w:t>
+            </w:r>
+          </w:p>
+        </w:tc>
+        <w:tc>
+          <w:tcPr>
+            <w:tcW w:type="dxa" w:w="2880"/>
+            <w:tcMar>
+              <w:top w:w="100" w:type="dxa"/>
+              <w:bottom w:w="100" w:type="dxa"/>
+              <w:left w:w="120" w:type="dxa"/>
+              <w:right w:w="120" w:type="dxa"/>
+            </w:tcMar>
+          </w:tcPr>
+          <w:p>
+            <w:pPr>
+              <w:spacing w:before="80" w:after="80"/>
+              <w:jc w:val="left"/>
+            </w:pPr>
+            <w:r/>
+            <w:r>
+              <w:rPr>
+                <w:rFonts w:ascii="Aptos" w:hAnsi="Aptos"/>
+                <w:b w:val="0"/>
+                <w:i w:val="0"/>
+                <w:color w:val="333333"/>
+                <w:sz w:val="20"/>
+                <w:rFonts w:ascii="Aptos" w:hAnsi="Aptos"/>
+              </w:rPr>
+              <w:t>None</w:t>
+            </w:r>
+          </w:p>
+        </w:tc>
+      </w:tr>
+      <w:tr>
+        <w:tc>
+          <w:tcPr>
+            <w:tcW w:type="dxa" w:w="2880"/>
+            <w:shd w:val="clear" w:color="auto" w:fill="EAF1F5"/>
+            <w:tcMar>
+              <w:top w:w="100" w:type="dxa"/>
+              <w:bottom w:w="100" w:type="dxa"/>
+              <w:left w:w="120" w:type="dxa"/>
+              <w:right w:w="120" w:type="dxa"/>
+            </w:tcMar>
+          </w:tcPr>
+          <w:p>
+            <w:pPr>
+              <w:spacing w:before="80" w:after="80"/>
+              <w:jc w:val="left"/>
+            </w:pPr>
+            <w:r/>
+            <w:r>
+              <w:rPr>
+                <w:rFonts w:ascii="Aptos" w:hAnsi="Aptos"/>
+                <w:b/>
+                <w:i w:val="0"/>
+                <w:color w:val="0F4761"/>
+                <w:sz w:val="20"/>
+                <w:rFonts w:ascii="Aptos" w:hAnsi="Aptos"/>
+              </w:rPr>
+              <w:t>current_balance</w:t>
+            </w:r>
+          </w:p>
+        </w:tc>
+        <w:tc>
+          <w:tcPr>
+            <w:tcW w:type="dxa" w:w="2880"/>
+            <w:tcMar>
+              <w:top w:w="100" w:type="dxa"/>
+              <w:bottom w:w="100" w:type="dxa"/>
+              <w:left w:w="120" w:type="dxa"/>
+              <w:right w:w="120" w:type="dxa"/>
+            </w:tcMar>
+          </w:tcPr>
+          <w:p>
+            <w:pPr>
+              <w:spacing w:before="80" w:after="80"/>
+              <w:jc w:val="left"/>
+            </w:pPr>
+            <w:r/>
+            <w:r>
+              <w:rPr>
+                <w:rFonts w:ascii="Aptos" w:hAnsi="Aptos"/>
+                <w:b w:val="0"/>
+                <w:i w:val="0"/>
+                <w:color w:val="333333"/>
+                <w:sz w:val="20"/>
+                <w:rFonts w:ascii="Aptos" w:hAnsi="Aptos"/>
+              </w:rPr>
+              <w:t>DOUBLE</w:t>
+            </w:r>
+          </w:p>
+        </w:tc>
+        <w:tc>
+          <w:tcPr>
+            <w:tcW w:type="dxa" w:w="2880"/>
+            <w:tcMar>
+              <w:top w:w="100" w:type="dxa"/>
+              <w:bottom w:w="100" w:type="dxa"/>
+              <w:left w:w="120" w:type="dxa"/>
+              <w:right w:w="120" w:type="dxa"/>
+            </w:tcMar>
+          </w:tcPr>
+          <w:p>
+            <w:pPr>
+              <w:spacing w:before="80" w:after="80"/>
+              <w:jc w:val="left"/>
+            </w:pPr>
+            <w:r/>
+            <w:r>
+              <w:rPr>
+                <w:rFonts w:ascii="Aptos" w:hAnsi="Aptos"/>
+                <w:b w:val="0"/>
+                <w:i w:val="0"/>
+                <w:color w:val="333333"/>
+                <w:sz w:val="20"/>
+                <w:rFonts w:ascii="Aptos" w:hAnsi="Aptos"/>
+              </w:rPr>
+              <w:t>None</w:t>
+            </w:r>
+          </w:p>
+        </w:tc>
+      </w:tr>
+      <w:tr>
+        <w:tc>
+          <w:tcPr>
+            <w:tcW w:type="dxa" w:w="2880"/>
+            <w:shd w:val="clear" w:color="auto" w:fill="EAF1F5"/>
+            <w:tcMar>
+              <w:top w:w="100" w:type="dxa"/>
+              <w:bottom w:w="100" w:type="dxa"/>
+              <w:left w:w="120" w:type="dxa"/>
+              <w:right w:w="120" w:type="dxa"/>
+            </w:tcMar>
+          </w:tcPr>
+          <w:p>
+            <w:pPr>
+              <w:spacing w:before="80" w:after="80"/>
+              <w:jc w:val="left"/>
+            </w:pPr>
+            <w:r/>
+            <w:r>
+              <w:rPr>
+                <w:rFonts w:ascii="Aptos" w:hAnsi="Aptos"/>
+                <w:b/>
+                <w:i w:val="0"/>
+                <w:color w:val="0F4761"/>
+                <w:sz w:val="20"/>
+                <w:rFonts w:ascii="Aptos" w:hAnsi="Aptos"/>
+              </w:rPr>
+              <w:t>available_balance</w:t>
+            </w:r>
+          </w:p>
+        </w:tc>
+        <w:tc>
+          <w:tcPr>
+            <w:tcW w:type="dxa" w:w="2880"/>
+            <w:tcMar>
+              <w:top w:w="100" w:type="dxa"/>
+              <w:bottom w:w="100" w:type="dxa"/>
+              <w:left w:w="120" w:type="dxa"/>
+              <w:right w:w="120" w:type="dxa"/>
+            </w:tcMar>
+          </w:tcPr>
+          <w:p>
+            <w:pPr>
+              <w:spacing w:before="80" w:after="80"/>
+              <w:jc w:val="left"/>
+            </w:pPr>
+            <w:r/>
+            <w:r>
+              <w:rPr>
+                <w:rFonts w:ascii="Aptos" w:hAnsi="Aptos"/>
+                <w:b w:val="0"/>
+                <w:i w:val="0"/>
+                <w:color w:val="333333"/>
+                <w:sz w:val="20"/>
+                <w:rFonts w:ascii="Aptos" w:hAnsi="Aptos"/>
+              </w:rPr>
+              <w:t>DOUBLE</w:t>
+            </w:r>
+          </w:p>
+        </w:tc>
+        <w:tc>
+          <w:tcPr>
+            <w:tcW w:type="dxa" w:w="2880"/>
+            <w:tcMar>
+              <w:top w:w="100" w:type="dxa"/>
+              <w:bottom w:w="100" w:type="dxa"/>
+              <w:left w:w="120" w:type="dxa"/>
+              <w:right w:w="120" w:type="dxa"/>
+            </w:tcMar>
+          </w:tcPr>
+          <w:p>
+            <w:pPr>
+              <w:spacing w:before="80" w:after="80"/>
+              <w:jc w:val="left"/>
+            </w:pPr>
+            <w:r/>
+            <w:r>
+              <w:rPr>
+                <w:rFonts w:ascii="Aptos" w:hAnsi="Aptos"/>
+                <w:b w:val="0"/>
+                <w:i w:val="0"/>
+                <w:color w:val="333333"/>
+                <w:sz w:val="20"/>
+                <w:rFonts w:ascii="Aptos" w:hAnsi="Aptos"/>
+              </w:rPr>
+              <w:t>None</w:t>
+            </w:r>
+          </w:p>
+        </w:tc>
+      </w:tr>
+      <w:tr>
+        <w:tc>
+          <w:tcPr>
+            <w:tcW w:type="dxa" w:w="2880"/>
+            <w:shd w:val="clear" w:color="auto" w:fill="EAF1F5"/>
+            <w:tcMar>
+              <w:top w:w="100" w:type="dxa"/>
+              <w:bottom w:w="100" w:type="dxa"/>
+              <w:left w:w="120" w:type="dxa"/>
+              <w:right w:w="120" w:type="dxa"/>
+            </w:tcMar>
+          </w:tcPr>
+          <w:p>
+            <w:pPr>
+              <w:spacing w:before="80" w:after="80"/>
+              <w:jc w:val="left"/>
+            </w:pPr>
+            <w:r/>
+            <w:r>
+              <w:rPr>
+                <w:rFonts w:ascii="Aptos" w:hAnsi="Aptos"/>
+                <w:b/>
+                <w:i w:val="0"/>
+                <w:color w:val="0F4761"/>
+                <w:sz w:val="20"/>
+                <w:rFonts w:ascii="Aptos" w:hAnsi="Aptos"/>
+              </w:rPr>
+              <w:t>avg_monthly_balance</w:t>
+            </w:r>
+          </w:p>
+        </w:tc>
+        <w:tc>
+          <w:tcPr>
+            <w:tcW w:type="dxa" w:w="2880"/>
+            <w:tcMar>
+              <w:top w:w="100" w:type="dxa"/>
+              <w:bottom w:w="100" w:type="dxa"/>
+              <w:left w:w="120" w:type="dxa"/>
+              <w:right w:w="120" w:type="dxa"/>
+            </w:tcMar>
+          </w:tcPr>
+          <w:p>
+            <w:pPr>
+              <w:spacing w:before="80" w:after="80"/>
+              <w:jc w:val="left"/>
+            </w:pPr>
+            <w:r/>
+            <w:r>
+              <w:rPr>
+                <w:rFonts w:ascii="Aptos" w:hAnsi="Aptos"/>
+                <w:b w:val="0"/>
+                <w:i w:val="0"/>
+                <w:color w:val="333333"/>
+                <w:sz w:val="20"/>
+                <w:rFonts w:ascii="Aptos" w:hAnsi="Aptos"/>
+              </w:rPr>
+              <w:t>DOUBLE</w:t>
+            </w:r>
+          </w:p>
+        </w:tc>
+        <w:tc>
+          <w:tcPr>
+            <w:tcW w:type="dxa" w:w="2880"/>
+            <w:tcMar>
+              <w:top w:w="100" w:type="dxa"/>
+              <w:bottom w:w="100" w:type="dxa"/>
+              <w:left w:w="120" w:type="dxa"/>
+              <w:right w:w="120" w:type="dxa"/>
+            </w:tcMar>
+          </w:tcPr>
+          <w:p>
+            <w:pPr>
+              <w:spacing w:before="80" w:after="80"/>
+              <w:jc w:val="left"/>
+            </w:pPr>
+            <w:r/>
+            <w:r>
+              <w:rPr>
+                <w:rFonts w:ascii="Aptos" w:hAnsi="Aptos"/>
+                <w:b w:val="0"/>
+                <w:i w:val="0"/>
+                <w:color w:val="333333"/>
+                <w:sz w:val="20"/>
+                <w:rFonts w:ascii="Aptos" w:hAnsi="Aptos"/>
+              </w:rPr>
+              <w:t>None</w:t>
+            </w:r>
+          </w:p>
+        </w:tc>
+      </w:tr>
+      <w:tr>
+        <w:tc>
+          <w:tcPr>
+            <w:tcW w:type="dxa" w:w="2880"/>
+            <w:shd w:val="clear" w:color="auto" w:fill="EAF1F5"/>
+            <w:tcMar>
+              <w:top w:w="100" w:type="dxa"/>
+              <w:bottom w:w="100" w:type="dxa"/>
+              <w:left w:w="120" w:type="dxa"/>
+              <w:right w:w="120" w:type="dxa"/>
+            </w:tcMar>
+          </w:tcPr>
+          <w:p>
+            <w:pPr>
+              <w:spacing w:before="80" w:after="80"/>
+              <w:jc w:val="left"/>
+            </w:pPr>
+            <w:r/>
+            <w:r>
+              <w:rPr>
+                <w:rFonts w:ascii="Aptos" w:hAnsi="Aptos"/>
+                <w:b/>
+                <w:i w:val="0"/>
+                <w:color w:val="0F4761"/>
+                <w:sz w:val="20"/>
+                <w:rFonts w:ascii="Aptos" w:hAnsi="Aptos"/>
+              </w:rPr>
+              <w:t>overdraft_limit</w:t>
+            </w:r>
+          </w:p>
+        </w:tc>
+        <w:tc>
+          <w:tcPr>
+            <w:tcW w:type="dxa" w:w="2880"/>
+            <w:tcMar>
+              <w:top w:w="100" w:type="dxa"/>
+              <w:bottom w:w="100" w:type="dxa"/>
+              <w:left w:w="120" w:type="dxa"/>
+              <w:right w:w="120" w:type="dxa"/>
+            </w:tcMar>
+          </w:tcPr>
+          <w:p>
+            <w:pPr>
+              <w:spacing w:before="80" w:after="80"/>
+              <w:jc w:val="left"/>
+            </w:pPr>
+            <w:r/>
+            <w:r>
+              <w:rPr>
+                <w:rFonts w:ascii="Aptos" w:hAnsi="Aptos"/>
+                <w:b w:val="0"/>
+                <w:i w:val="0"/>
+                <w:color w:val="333333"/>
+                <w:sz w:val="20"/>
+                <w:rFonts w:ascii="Aptos" w:hAnsi="Aptos"/>
+              </w:rPr>
+              <w:t>DOUBLE</w:t>
+            </w:r>
+          </w:p>
+        </w:tc>
+        <w:tc>
+          <w:tcPr>
+            <w:tcW w:type="dxa" w:w="2880"/>
+            <w:tcMar>
+              <w:top w:w="100" w:type="dxa"/>
+              <w:bottom w:w="100" w:type="dxa"/>
+              <w:left w:w="120" w:type="dxa"/>
+              <w:right w:w="120" w:type="dxa"/>
+            </w:tcMar>
+          </w:tcPr>
+          <w:p>
+            <w:pPr>
+              <w:spacing w:before="80" w:after="80"/>
+              <w:jc w:val="left"/>
+            </w:pPr>
+            <w:r/>
+            <w:r>
+              <w:rPr>
+                <w:rFonts w:ascii="Aptos" w:hAnsi="Aptos"/>
+                <w:b w:val="0"/>
+                <w:i w:val="0"/>
+                <w:color w:val="333333"/>
+                <w:sz w:val="20"/>
+                <w:rFonts w:ascii="Aptos" w:hAnsi="Aptos"/>
+              </w:rPr>
+              <w:t>None</w:t>
+            </w:r>
+          </w:p>
+        </w:tc>
+      </w:tr>
+      <w:tr>
+        <w:tc>
+          <w:tcPr>
+            <w:tcW w:type="dxa" w:w="2880"/>
+            <w:shd w:val="clear" w:color="auto" w:fill="EAF1F5"/>
+            <w:tcMar>
+              <w:top w:w="100" w:type="dxa"/>
+              <w:bottom w:w="100" w:type="dxa"/>
+              <w:left w:w="120" w:type="dxa"/>
+              <w:right w:w="120" w:type="dxa"/>
+            </w:tcMar>
+          </w:tcPr>
+          <w:p>
+            <w:pPr>
+              <w:spacing w:before="80" w:after="80"/>
+              <w:jc w:val="left"/>
+            </w:pPr>
+            <w:r/>
+            <w:r>
+              <w:rPr>
+                <w:rFonts w:ascii="Aptos" w:hAnsi="Aptos"/>
+                <w:b/>
+                <w:i w:val="0"/>
+                <w:color w:val="0F4761"/>
+                <w:sz w:val="20"/>
+                <w:rFonts w:ascii="Aptos" w:hAnsi="Aptos"/>
+              </w:rPr>
+              <w:t>interest_rate_pct</w:t>
+            </w:r>
+          </w:p>
+        </w:tc>
+        <w:tc>
+          <w:tcPr>
+            <w:tcW w:type="dxa" w:w="2880"/>
+            <w:tcMar>
+              <w:top w:w="100" w:type="dxa"/>
+              <w:bottom w:w="100" w:type="dxa"/>
+              <w:left w:w="120" w:type="dxa"/>
+              <w:right w:w="120" w:type="dxa"/>
+            </w:tcMar>
+          </w:tcPr>
+          <w:p>
+            <w:pPr>
+              <w:spacing w:before="80" w:after="80"/>
+              <w:jc w:val="left"/>
+            </w:pPr>
+            <w:r/>
+            <w:r>
+              <w:rPr>
+                <w:rFonts w:ascii="Aptos" w:hAnsi="Aptos"/>
+                <w:b w:val="0"/>
+                <w:i w:val="0"/>
+                <w:color w:val="333333"/>
+                <w:sz w:val="20"/>
+                <w:rFonts w:ascii="Aptos" w:hAnsi="Aptos"/>
+              </w:rPr>
+              <w:t>DOUBLE</w:t>
+            </w:r>
+          </w:p>
+        </w:tc>
+        <w:tc>
+          <w:tcPr>
+            <w:tcW w:type="dxa" w:w="2880"/>
+            <w:tcMar>
+              <w:top w:w="100" w:type="dxa"/>
+              <w:bottom w:w="100" w:type="dxa"/>
+              <w:left w:w="120" w:type="dxa"/>
+              <w:right w:w="120" w:type="dxa"/>
+            </w:tcMar>
+          </w:tcPr>
+          <w:p>
+            <w:pPr>
+              <w:spacing w:before="80" w:after="80"/>
+              <w:jc w:val="left"/>
+            </w:pPr>
+            <w:r/>
+            <w:r>
+              <w:rPr>
+                <w:rFonts w:ascii="Aptos" w:hAnsi="Aptos"/>
+                <w:b w:val="0"/>
+                <w:i w:val="0"/>
+                <w:color w:val="333333"/>
+                <w:sz w:val="20"/>
+                <w:rFonts w:ascii="Aptos" w:hAnsi="Aptos"/>
+              </w:rPr>
+              <w:t>None</w:t>
+            </w:r>
+          </w:p>
+        </w:tc>
+      </w:tr>
+      <w:tr>
+        <w:tc>
+          <w:tcPr>
+            <w:tcW w:type="dxa" w:w="2880"/>
+            <w:shd w:val="clear" w:color="auto" w:fill="EAF1F5"/>
+            <w:tcMar>
+              <w:top w:w="100" w:type="dxa"/>
+              <w:bottom w:w="100" w:type="dxa"/>
+              <w:left w:w="120" w:type="dxa"/>
+              <w:right w:w="120" w:type="dxa"/>
+            </w:tcMar>
+          </w:tcPr>
+          <w:p>
+            <w:pPr>
+              <w:spacing w:before="80" w:after="80"/>
+              <w:jc w:val="left"/>
+            </w:pPr>
+            <w:r/>
+            <w:r>
+              <w:rPr>
+                <w:rFonts w:ascii="Aptos" w:hAnsi="Aptos"/>
+                <w:b/>
+                <w:i w:val="0"/>
+                <w:color w:val="0F4761"/>
+                <w:sz w:val="20"/>
+                <w:rFonts w:ascii="Aptos" w:hAnsi="Aptos"/>
+              </w:rPr>
+              <w:t>account_status</w:t>
+            </w:r>
+          </w:p>
+        </w:tc>
+        <w:tc>
+          <w:tcPr>
+            <w:tcW w:type="dxa" w:w="2880"/>
+            <w:tcMar>
+              <w:top w:w="100" w:type="dxa"/>
+              <w:bottom w:w="100" w:type="dxa"/>
+              <w:left w:w="120" w:type="dxa"/>
+              <w:right w:w="120" w:type="dxa"/>
+            </w:tcMar>
+          </w:tcPr>
+          <w:p>
+            <w:pPr>
+              <w:spacing w:before="80" w:after="80"/>
+              <w:jc w:val="left"/>
+            </w:pPr>
+            <w:r/>
+            <w:r>
+              <w:rPr>
+                <w:rFonts w:ascii="Aptos" w:hAnsi="Aptos"/>
+                <w:b w:val="0"/>
+                <w:i w:val="0"/>
+                <w:color w:val="333333"/>
+                <w:sz w:val="20"/>
+                <w:rFonts w:ascii="Aptos" w:hAnsi="Aptos"/>
+              </w:rPr>
+              <w:t>STRING</w:t>
+            </w:r>
+          </w:p>
+        </w:tc>
+        <w:tc>
+          <w:tcPr>
+            <w:tcW w:type="dxa" w:w="2880"/>
+            <w:tcMar>
+              <w:top w:w="100" w:type="dxa"/>
+              <w:bottom w:w="100" w:type="dxa"/>
+              <w:left w:w="120" w:type="dxa"/>
+              <w:right w:w="120" w:type="dxa"/>
+            </w:tcMar>
+          </w:tcPr>
+          <w:p>
+            <w:pPr>
+              <w:spacing w:before="80" w:after="80"/>
+              <w:jc w:val="left"/>
+            </w:pPr>
+            <w:r/>
+            <w:r>
+              <w:rPr>
+                <w:rFonts w:ascii="Aptos" w:hAnsi="Aptos"/>
+                <w:b w:val="0"/>
+                <w:i w:val="0"/>
+                <w:color w:val="333333"/>
+                <w:sz w:val="20"/>
+                <w:rFonts w:ascii="Aptos" w:hAnsi="Aptos"/>
+              </w:rPr>
+              <w:t>None</w:t>
+            </w:r>
+          </w:p>
+        </w:tc>
+      </w:tr>
+      <w:tr>
+        <w:tc>
+          <w:tcPr>
+            <w:tcW w:type="dxa" w:w="2880"/>
+            <w:shd w:val="clear" w:color="auto" w:fill="EAF1F5"/>
+            <w:tcMar>
+              <w:top w:w="100" w:type="dxa"/>
+              <w:bottom w:w="100" w:type="dxa"/>
+              <w:left w:w="120" w:type="dxa"/>
+              <w:right w:w="120" w:type="dxa"/>
+            </w:tcMar>
+          </w:tcPr>
+          <w:p>
+            <w:pPr>
+              <w:spacing w:before="80" w:after="80"/>
+              <w:jc w:val="left"/>
+            </w:pPr>
+            <w:r/>
+            <w:r>
+              <w:rPr>
+                <w:rFonts w:ascii="Aptos" w:hAnsi="Aptos"/>
+                <w:b/>
+                <w:i w:val="0"/>
+                <w:color w:val="0F4761"/>
+                <w:sz w:val="20"/>
+                <w:rFonts w:ascii="Aptos" w:hAnsi="Aptos"/>
+              </w:rPr>
+              <w:t>last_txn_date</w:t>
+            </w:r>
+          </w:p>
+        </w:tc>
+        <w:tc>
+          <w:tcPr>
+            <w:tcW w:type="dxa" w:w="2880"/>
+            <w:tcMar>
+              <w:top w:w="100" w:type="dxa"/>
+              <w:bottom w:w="100" w:type="dxa"/>
+              <w:left w:w="120" w:type="dxa"/>
+              <w:right w:w="120" w:type="dxa"/>
+            </w:tcMar>
+          </w:tcPr>
+          <w:p>
+            <w:pPr>
+              <w:spacing w:before="80" w:after="80"/>
+              <w:jc w:val="left"/>
+            </w:pPr>
+            <w:r/>
+            <w:r>
+              <w:rPr>
+                <w:rFonts w:ascii="Aptos" w:hAnsi="Aptos"/>
+                <w:b w:val="0"/>
+                <w:i w:val="0"/>
+                <w:color w:val="333333"/>
+                <w:sz w:val="20"/>
+                <w:rFonts w:ascii="Aptos" w:hAnsi="Aptos"/>
+              </w:rPr>
+              <w:t>DATE</w:t>
+            </w:r>
+          </w:p>
+        </w:tc>
+        <w:tc>
+          <w:tcPr>
+            <w:tcW w:type="dxa" w:w="2880"/>
+            <w:tcMar>
+              <w:top w:w="100" w:type="dxa"/>
+              <w:bottom w:w="100" w:type="dxa"/>
+              <w:left w:w="120" w:type="dxa"/>
+              <w:right w:w="120" w:type="dxa"/>
+            </w:tcMar>
+          </w:tcPr>
+          <w:p>
+            <w:pPr>
+              <w:spacing w:before="80" w:after="80"/>
+              <w:jc w:val="left"/>
+            </w:pPr>
+            <w:r/>
+            <w:r>
+              <w:rPr>
+                <w:rFonts w:ascii="Aptos" w:hAnsi="Aptos"/>
+                <w:b w:val="0"/>
+                <w:i w:val="0"/>
+                <w:color w:val="333333"/>
+                <w:sz w:val="20"/>
+                <w:rFonts w:ascii="Aptos" w:hAnsi="Aptos"/>
+              </w:rPr>
+              <w:t>None</w:t>
+            </w:r>
+          </w:p>
+        </w:tc>
+      </w:tr>
+      <w:tr>
+        <w:tc>
+          <w:tcPr>
+            <w:tcW w:type="dxa" w:w="2880"/>
+            <w:shd w:val="clear" w:color="auto" w:fill="EAF1F5"/>
+            <w:tcMar>
+              <w:top w:w="100" w:type="dxa"/>
+              <w:bottom w:w="100" w:type="dxa"/>
+              <w:left w:w="120" w:type="dxa"/>
+              <w:right w:w="120" w:type="dxa"/>
+            </w:tcMar>
+          </w:tcPr>
+          <w:p>
+            <w:pPr>
+              <w:spacing w:before="80" w:after="80"/>
+              <w:jc w:val="left"/>
+            </w:pPr>
+            <w:r/>
+            <w:r>
+              <w:rPr>
+                <w:rFonts w:ascii="Aptos" w:hAnsi="Aptos"/>
+                <w:b/>
+                <w:i w:val="0"/>
+                <w:color w:val="0F4761"/>
+                <w:sz w:val="20"/>
+                <w:rFonts w:ascii="Aptos" w:hAnsi="Aptos"/>
+              </w:rPr>
+              <w:t>is_dormant</w:t>
+            </w:r>
+          </w:p>
+        </w:tc>
+        <w:tc>
+          <w:tcPr>
+            <w:tcW w:type="dxa" w:w="2880"/>
+            <w:tcMar>
+              <w:top w:w="100" w:type="dxa"/>
+              <w:bottom w:w="100" w:type="dxa"/>
+              <w:left w:w="120" w:type="dxa"/>
+              <w:right w:w="120" w:type="dxa"/>
+            </w:tcMar>
+          </w:tcPr>
+          <w:p>
+            <w:pPr>
+              <w:spacing w:before="80" w:after="80"/>
+              <w:jc w:val="left"/>
+            </w:pPr>
+            <w:r/>
+            <w:r>
+              <w:rPr>
+                <w:rFonts w:ascii="Aptos" w:hAnsi="Aptos"/>
+                <w:b w:val="0"/>
+                <w:i w:val="0"/>
+                <w:color w:val="333333"/>
+                <w:sz w:val="20"/>
+                <w:rFonts w:ascii="Aptos" w:hAnsi="Aptos"/>
+              </w:rPr>
+              <w:t>STRING</w:t>
+            </w:r>
+          </w:p>
+        </w:tc>
+        <w:tc>
+          <w:tcPr>
+            <w:tcW w:type="dxa" w:w="2880"/>
+            <w:tcMar>
+              <w:top w:w="100" w:type="dxa"/>
+              <w:bottom w:w="100" w:type="dxa"/>
+              <w:left w:w="120" w:type="dxa"/>
+              <w:right w:w="120" w:type="dxa"/>
+            </w:tcMar>
+          </w:tcPr>
+          <w:p>
+            <w:pPr>
+              <w:spacing w:before="80" w:after="80"/>
+              <w:jc w:val="left"/>
+            </w:pPr>
+            <w:r/>
+            <w:r>
+              <w:rPr>
+                <w:rFonts w:ascii="Aptos" w:hAnsi="Aptos"/>
+                <w:b w:val="0"/>
+                <w:i w:val="0"/>
+                <w:color w:val="333333"/>
+                <w:sz w:val="20"/>
+                <w:rFonts w:ascii="Aptos" w:hAnsi="Aptos"/>
+              </w:rPr>
+              <w:t>None</w:t>
+            </w:r>
+          </w:p>
+        </w:tc>
+      </w:tr>
+      <w:tr>
+        <w:tc>
+          <w:tcPr>
+            <w:tcW w:type="dxa" w:w="2880"/>
+            <w:shd w:val="clear" w:color="auto" w:fill="EAF1F5"/>
+            <w:tcMar>
+              <w:top w:w="100" w:type="dxa"/>
+              <w:bottom w:w="100" w:type="dxa"/>
+              <w:left w:w="120" w:type="dxa"/>
+              <w:right w:w="120" w:type="dxa"/>
+            </w:tcMar>
+          </w:tcPr>
+          <w:p>
+            <w:pPr>
+              <w:spacing w:before="80" w:after="80"/>
+              <w:jc w:val="left"/>
+            </w:pPr>
+            <w:r/>
+            <w:r>
+              <w:rPr>
+                <w:rFonts w:ascii="Aptos" w:hAnsi="Aptos"/>
+                <w:b/>
+                <w:i w:val="0"/>
+                <w:color w:val="0F4761"/>
+                <w:sz w:val="20"/>
+                <w:rFonts w:ascii="Aptos" w:hAnsi="Aptos"/>
+              </w:rPr>
+              <w:t>nominee_name</w:t>
+            </w:r>
+          </w:p>
+        </w:tc>
+        <w:tc>
+          <w:tcPr>
+            <w:tcW w:type="dxa" w:w="2880"/>
+            <w:tcMar>
+              <w:top w:w="100" w:type="dxa"/>
+              <w:bottom w:w="100" w:type="dxa"/>
+              <w:left w:w="120" w:type="dxa"/>
+              <w:right w:w="120" w:type="dxa"/>
+            </w:tcMar>
+          </w:tcPr>
+          <w:p>
+            <w:pPr>
+              <w:spacing w:before="80" w:after="80"/>
+              <w:jc w:val="left"/>
+            </w:pPr>
+            <w:r/>
+            <w:r>
+              <w:rPr>
+                <w:rFonts w:ascii="Aptos" w:hAnsi="Aptos"/>
+                <w:b w:val="0"/>
+                <w:i w:val="0"/>
+                <w:color w:val="333333"/>
+                <w:sz w:val="20"/>
+                <w:rFonts w:ascii="Aptos" w:hAnsi="Aptos"/>
+              </w:rPr>
+              <w:t>STRING</w:t>
+            </w:r>
+          </w:p>
+        </w:tc>
+        <w:tc>
+          <w:tcPr>
+            <w:tcW w:type="dxa" w:w="2880"/>
+            <w:tcMar>
+              <w:top w:w="100" w:type="dxa"/>
+              <w:bottom w:w="100" w:type="dxa"/>
+              <w:left w:w="120" w:type="dxa"/>
+              <w:right w:w="120" w:type="dxa"/>
+            </w:tcMar>
+          </w:tcPr>
+          <w:p>
+            <w:pPr>
+              <w:spacing w:before="80" w:after="80"/>
+              <w:jc w:val="left"/>
+            </w:pPr>
+            <w:r/>
+            <w:r>
+              <w:rPr>
+                <w:rFonts w:ascii="Aptos" w:hAnsi="Aptos"/>
+                <w:b w:val="0"/>
+                <w:i w:val="0"/>
+                <w:color w:val="333333"/>
+                <w:sz w:val="20"/>
+                <w:rFonts w:ascii="Aptos" w:hAnsi="Aptos"/>
+              </w:rPr>
+              <w:t>None</w:t>
+            </w:r>
+          </w:p>
+        </w:tc>
+      </w:tr>
+    </w:tbl>
+    <w:p>
+      <w:pPr>
+        <w:spacing w:after="80"/>
+        <w:jc w:val="both"/>
+      </w:pPr>
+      <w:r>
+        <w:rPr>
+          <w:rFonts w:ascii="Aptos" w:hAnsi="Aptos"/>
+          <w:b w:val="0"/>
+          <w:i w:val="0"/>
+          <w:sz w:val="24"/>
+          <w:rFonts w:ascii="Aptos" w:hAnsi="Aptos"/>
+        </w:rPr>
+        <w:t>Findings Metadata:</w:t>
+      </w:r>
+    </w:p>
+    <w:tbl>
+      <w:tblPr>
+        <w:tblStyle w:val="TableGrid"/>
+        <w:tblW w:type="auto" w:w="0"/>
+        <w:tblLook w:firstColumn="1" w:firstRow="1" w:lastColumn="0" w:lastRow="0" w:noHBand="0" w:noVBand="1" w:val="04A0"/>
+      </w:tblPr>
+      <w:tblGrid>
+        <w:gridCol w:w="4320"/>
+        <w:gridCol w:w="4320"/>
+      </w:tblGrid>
+      <w:tr>
+        <w:tc>
+          <w:tcPr>
+            <w:tcW w:type="dxa" w:w="4320"/>
+            <w:shd w:val="clear" w:color="auto" w:fill="156082"/>
+            <w:tcMar>
+              <w:top w:w="100" w:type="dxa"/>
+              <w:bottom w:w="100" w:type="dxa"/>
+              <w:left w:w="120" w:type="dxa"/>
+              <w:right w:w="120" w:type="dxa"/>
+            </w:tcMar>
+          </w:tcPr>
+          <w:p>
+            <w:pPr>
+              <w:spacing w:before="80" w:after="80"/>
+              <w:jc w:val="left"/>
+            </w:pPr>
+            <w:r/>
+            <w:r>
+              <w:rPr>
+                <w:rFonts w:ascii="Aptos" w:hAnsi="Aptos"/>
+                <w:b/>
+                <w:i w:val="0"/>
+                <w:color w:val="FFFFFF"/>
+                <w:sz w:val="20"/>
+                <w:rFonts w:ascii="Aptos" w:hAnsi="Aptos"/>
+              </w:rPr>
+              <w:t>Assessment Area</w:t>
+            </w:r>
+          </w:p>
+        </w:tc>
+        <w:tc>
+          <w:tcPr>
+            <w:tcW w:type="dxa" w:w="4320"/>
+            <w:shd w:val="clear" w:color="auto" w:fill="156082"/>
+            <w:tcMar>
+              <w:top w:w="100" w:type="dxa"/>
+              <w:bottom w:w="100" w:type="dxa"/>
+              <w:left w:w="120" w:type="dxa"/>
+              <w:right w:w="120" w:type="dxa"/>
+            </w:tcMar>
+          </w:tcPr>
+          <w:p>
+            <w:pPr>
+              <w:spacing w:before="80" w:after="80"/>
+              <w:jc w:val="left"/>
+            </w:pPr>
+            <w:r/>
+            <w:r>
+              <w:rPr>
+                <w:rFonts w:ascii="Aptos" w:hAnsi="Aptos"/>
+                <w:b/>
+                <w:i w:val="0"/>
+                <w:color w:val="FFFFFF"/>
+                <w:sz w:val="20"/>
+                <w:rFonts w:ascii="Aptos" w:hAnsi="Aptos"/>
+              </w:rPr>
+              <w:t>Finding Details</w:t>
+            </w:r>
+          </w:p>
+        </w:tc>
+      </w:tr>
+      <w:tr>
+        <w:tc>
+          <w:tcPr>
+            <w:tcW w:type="dxa" w:w="4320"/>
+            <w:shd w:val="clear" w:color="auto" w:fill="EAF1F5"/>
+            <w:tcMar>
+              <w:top w:w="100" w:type="dxa"/>
+              <w:bottom w:w="100" w:type="dxa"/>
+              <w:left w:w="120" w:type="dxa"/>
+              <w:right w:w="120" w:type="dxa"/>
+            </w:tcMar>
+          </w:tcPr>
+          <w:p>
+            <w:pPr>
+              <w:spacing w:before="80" w:after="80"/>
+              <w:jc w:val="left"/>
+            </w:pPr>
+            <w:r/>
+            <w:r>
+              <w:rPr>
+                <w:rFonts w:ascii="Aptos" w:hAnsi="Aptos"/>
+                <w:b/>
+                <w:i w:val="0"/>
+                <w:color w:val="0F4761"/>
+                <w:sz w:val="20"/>
+                <w:rFonts w:ascii="Aptos" w:hAnsi="Aptos"/>
+              </w:rPr>
+              <w:t>Row Count</w:t>
+            </w:r>
+          </w:p>
+        </w:tc>
+        <w:tc>
+          <w:tcPr>
+            <w:tcW w:type="dxa" w:w="4320"/>
+            <w:tcMar>
+              <w:top w:w="100" w:type="dxa"/>
+              <w:bottom w:w="100" w:type="dxa"/>
+              <w:left w:w="120" w:type="dxa"/>
+              <w:right w:w="120" w:type="dxa"/>
+            </w:tcMar>
+          </w:tcPr>
+          <w:p>
+            <w:pPr>
+              <w:spacing w:before="80" w:after="80"/>
+              <w:jc w:val="left"/>
+            </w:pPr>
+            <w:r/>
+            <w:r>
+              <w:rPr>
+                <w:rFonts w:ascii="Aptos" w:hAnsi="Aptos"/>
+                <w:b w:val="0"/>
+                <w:i w:val="0"/>
+                <w:color w:val="333333"/>
+                <w:sz w:val="20"/>
+                <w:rFonts w:ascii="Aptos" w:hAnsi="Aptos"/>
+              </w:rPr>
+              <w:t>8000 rows</w:t>
+            </w:r>
+          </w:p>
+        </w:tc>
+      </w:tr>
+      <w:tr>
+        <w:tc>
+          <w:tcPr>
+            <w:tcW w:type="dxa" w:w="4320"/>
+            <w:shd w:val="clear" w:color="auto" w:fill="EAF1F5"/>
+            <w:tcMar>
+              <w:top w:w="100" w:type="dxa"/>
+              <w:bottom w:w="100" w:type="dxa"/>
+              <w:left w:w="120" w:type="dxa"/>
+              <w:right w:w="120" w:type="dxa"/>
+            </w:tcMar>
+          </w:tcPr>
+          <w:p>
+            <w:pPr>
+              <w:spacing w:before="80" w:after="80"/>
+              <w:jc w:val="left"/>
+            </w:pPr>
+            <w:r/>
+            <w:r>
+              <w:rPr>
+                <w:rFonts w:ascii="Aptos" w:hAnsi="Aptos"/>
+                <w:b/>
+                <w:i w:val="0"/>
+                <w:color w:val="0F4761"/>
+                <w:sz w:val="20"/>
+                <w:rFonts w:ascii="Aptos" w:hAnsi="Aptos"/>
+              </w:rPr>
+              <w:t>Sizing (MB)</w:t>
+            </w:r>
+          </w:p>
+        </w:tc>
+        <w:tc>
+          <w:tcPr>
+            <w:tcW w:type="dxa" w:w="4320"/>
+            <w:tcMar>
+              <w:top w:w="100" w:type="dxa"/>
+              <w:bottom w:w="100" w:type="dxa"/>
+              <w:left w:w="120" w:type="dxa"/>
+              <w:right w:w="120" w:type="dxa"/>
+            </w:tcMar>
+          </w:tcPr>
+          <w:p>
+            <w:pPr>
+              <w:spacing w:before="80" w:after="80"/>
+              <w:jc w:val="left"/>
+            </w:pPr>
+            <w:r/>
+            <w:r>
+              <w:rPr>
+                <w:rFonts w:ascii="Aptos" w:hAnsi="Aptos"/>
+                <w:b w:val="0"/>
+                <w:i w:val="0"/>
+                <w:color w:val="333333"/>
+                <w:sz w:val="20"/>
+                <w:rFonts w:ascii="Aptos" w:hAnsi="Aptos"/>
+              </w:rPr>
+              <w:t>0.37 MB (Medium)</w:t>
+            </w:r>
+          </w:p>
+        </w:tc>
+      </w:tr>
+      <w:tr>
+        <w:tc>
+          <w:tcPr>
+            <w:tcW w:type="dxa" w:w="4320"/>
+            <w:shd w:val="clear" w:color="auto" w:fill="EAF1F5"/>
+            <w:tcMar>
+              <w:top w:w="100" w:type="dxa"/>
+              <w:bottom w:w="100" w:type="dxa"/>
+              <w:left w:w="120" w:type="dxa"/>
+              <w:right w:w="120" w:type="dxa"/>
+            </w:tcMar>
+          </w:tcPr>
+          <w:p>
+            <w:pPr>
+              <w:spacing w:before="80" w:after="80"/>
+              <w:jc w:val="left"/>
+            </w:pPr>
+            <w:r/>
+            <w:r>
+              <w:rPr>
+                <w:rFonts w:ascii="Aptos" w:hAnsi="Aptos"/>
+                <w:b/>
+                <w:i w:val="0"/>
+                <w:color w:val="0F4761"/>
+                <w:sz w:val="20"/>
+                <w:rFonts w:ascii="Aptos" w:hAnsi="Aptos"/>
+              </w:rPr>
+              <w:t>Table Type</w:t>
+            </w:r>
+          </w:p>
+        </w:tc>
+        <w:tc>
+          <w:tcPr>
+            <w:tcW w:type="dxa" w:w="4320"/>
+            <w:tcMar>
+              <w:top w:w="100" w:type="dxa"/>
+              <w:bottom w:w="100" w:type="dxa"/>
+              <w:left w:w="120" w:type="dxa"/>
+              <w:right w:w="120" w:type="dxa"/>
+            </w:tcMar>
+          </w:tcPr>
+          <w:p>
+            <w:pPr>
+              <w:spacing w:before="80" w:after="80"/>
+              <w:jc w:val="left"/>
+            </w:pPr>
+            <w:r/>
+            <w:r>
+              <w:rPr>
+                <w:rFonts w:ascii="Aptos" w:hAnsi="Aptos"/>
+                <w:b w:val="0"/>
+                <w:i w:val="0"/>
+                <w:color w:val="333333"/>
+                <w:sz w:val="20"/>
+                <w:rFonts w:ascii="Aptos" w:hAnsi="Aptos"/>
+              </w:rPr>
+              <w:t>Base Table</w:t>
+            </w:r>
+          </w:p>
+        </w:tc>
+      </w:tr>
+      <w:tr>
+        <w:tc>
+          <w:tcPr>
+            <w:tcW w:type="dxa" w:w="4320"/>
+            <w:shd w:val="clear" w:color="auto" w:fill="EAF1F5"/>
+            <w:tcMar>
+              <w:top w:w="100" w:type="dxa"/>
+              <w:bottom w:w="100" w:type="dxa"/>
+              <w:left w:w="120" w:type="dxa"/>
+              <w:right w:w="120" w:type="dxa"/>
+            </w:tcMar>
+          </w:tcPr>
+          <w:p>
+            <w:pPr>
+              <w:spacing w:before="80" w:after="80"/>
+              <w:jc w:val="left"/>
+            </w:pPr>
+            <w:r/>
+            <w:r>
+              <w:rPr>
+                <w:rFonts w:ascii="Aptos" w:hAnsi="Aptos"/>
+                <w:b/>
+                <w:i w:val="0"/>
+                <w:color w:val="0F4761"/>
+                <w:sz w:val="20"/>
+                <w:rFonts w:ascii="Aptos" w:hAnsi="Aptos"/>
+              </w:rPr>
+              <w:t>Primary Key</w:t>
+            </w:r>
+          </w:p>
+        </w:tc>
+        <w:tc>
+          <w:tcPr>
+            <w:tcW w:type="dxa" w:w="4320"/>
+            <w:tcMar>
+              <w:top w:w="100" w:type="dxa"/>
+              <w:bottom w:w="100" w:type="dxa"/>
+              <w:left w:w="120" w:type="dxa"/>
+              <w:right w:w="120" w:type="dxa"/>
+            </w:tcMar>
+          </w:tcPr>
+          <w:p>
+            <w:pPr>
+              <w:spacing w:before="80" w:after="80"/>
+              <w:jc w:val="left"/>
+            </w:pPr>
+            <w:r/>
+            <w:r>
+              <w:rPr>
+                <w:rFonts w:ascii="Aptos" w:hAnsi="Aptos"/>
+                <w:b w:val="0"/>
+                <w:i w:val="0"/>
+                <w:color w:val="333333"/>
+                <w:sz w:val="20"/>
+                <w:rFonts w:ascii="Aptos" w:hAnsi="Aptos"/>
+              </w:rPr>
+              <w:t>account_id, customer_id, branch_id</w:t>
+            </w:r>
+          </w:p>
+        </w:tc>
+      </w:tr>
+      <w:tr>
+        <w:tc>
+          <w:tcPr>
+            <w:tcW w:type="dxa" w:w="4320"/>
+            <w:shd w:val="clear" w:color="auto" w:fill="EAF1F5"/>
+            <w:tcMar>
+              <w:top w:w="100" w:type="dxa"/>
+              <w:bottom w:w="100" w:type="dxa"/>
+              <w:left w:w="120" w:type="dxa"/>
+              <w:right w:w="120" w:type="dxa"/>
+            </w:tcMar>
+          </w:tcPr>
+          <w:p>
+            <w:pPr>
+              <w:spacing w:before="80" w:after="80"/>
+              <w:jc w:val="left"/>
+            </w:pPr>
+            <w:r/>
+            <w:r>
+              <w:rPr>
+                <w:rFonts w:ascii="Aptos" w:hAnsi="Aptos"/>
+                <w:b/>
+                <w:i w:val="0"/>
+                <w:color w:val="0F4761"/>
+                <w:sz w:val="20"/>
+                <w:rFonts w:ascii="Aptos" w:hAnsi="Aptos"/>
+              </w:rPr>
+              <w:t>Foreign Key</w:t>
+            </w:r>
+          </w:p>
+        </w:tc>
+        <w:tc>
+          <w:tcPr>
+            <w:tcW w:type="dxa" w:w="4320"/>
+            <w:tcMar>
+              <w:top w:w="100" w:type="dxa"/>
+              <w:bottom w:w="100" w:type="dxa"/>
+              <w:left w:w="120" w:type="dxa"/>
+              <w:right w:w="120" w:type="dxa"/>
+            </w:tcMar>
+          </w:tcPr>
+          <w:p>
+            <w:pPr>
+              <w:spacing w:before="80" w:after="80"/>
+              <w:jc w:val="left"/>
+            </w:pPr>
+            <w:r/>
+            <w:r>
+              <w:rPr>
+                <w:rFonts w:ascii="Aptos" w:hAnsi="Aptos"/>
+                <w:b w:val="0"/>
+                <w:i w:val="0"/>
+                <w:color w:val="333333"/>
+                <w:sz w:val="20"/>
+                <w:rFonts w:ascii="Aptos" w:hAnsi="Aptos"/>
+              </w:rPr>
+              <w:t>FK_dim_account_branch_id_dim_branch → dim_branch</w:t>
+            </w:r>
+          </w:p>
+        </w:tc>
+      </w:tr>
+      <w:tr>
+        <w:tc>
+          <w:tcPr>
+            <w:tcW w:type="dxa" w:w="4320"/>
+            <w:shd w:val="clear" w:color="auto" w:fill="EAF1F5"/>
+            <w:tcMar>
+              <w:top w:w="100" w:type="dxa"/>
+              <w:bottom w:w="100" w:type="dxa"/>
+              <w:left w:w="120" w:type="dxa"/>
+              <w:right w:w="120" w:type="dxa"/>
+            </w:tcMar>
+          </w:tcPr>
+          <w:p>
+            <w:pPr>
+              <w:spacing w:before="80" w:after="80"/>
+              <w:jc w:val="left"/>
+            </w:pPr>
+            <w:r/>
+            <w:r>
+              <w:rPr>
+                <w:rFonts w:ascii="Aptos" w:hAnsi="Aptos"/>
+                <w:b/>
+                <w:i w:val="0"/>
+                <w:color w:val="0F4761"/>
+                <w:sz w:val="20"/>
+                <w:rFonts w:ascii="Aptos" w:hAnsi="Aptos"/>
+              </w:rPr>
+              <w:t>Referenced Tables</w:t>
+            </w:r>
+          </w:p>
+        </w:tc>
+        <w:tc>
+          <w:tcPr>
+            <w:tcW w:type="dxa" w:w="4320"/>
+            <w:tcMar>
+              <w:top w:w="100" w:type="dxa"/>
+              <w:bottom w:w="100" w:type="dxa"/>
+              <w:left w:w="120" w:type="dxa"/>
+              <w:right w:w="120" w:type="dxa"/>
+            </w:tcMar>
+          </w:tcPr>
+          <w:p>
+            <w:pPr>
+              <w:spacing w:before="80" w:after="80"/>
+              <w:jc w:val="left"/>
+            </w:pPr>
+            <w:r/>
+            <w:r>
+              <w:rPr>
+                <w:rFonts w:ascii="Aptos" w:hAnsi="Aptos"/>
+                <w:b w:val="0"/>
+                <w:i w:val="0"/>
+                <w:color w:val="333333"/>
+                <w:sz w:val="20"/>
+                <w:rFonts w:ascii="Aptos" w:hAnsi="Aptos"/>
+              </w:rPr>
+              <w:t>dim_branch</w:t>
+            </w:r>
+          </w:p>
+        </w:tc>
+      </w:tr>
+      <w:tr>
+        <w:tc>
+          <w:tcPr>
+            <w:tcW w:type="dxa" w:w="4320"/>
+            <w:shd w:val="clear" w:color="auto" w:fill="EAF1F5"/>
+            <w:tcMar>
+              <w:top w:w="100" w:type="dxa"/>
+              <w:bottom w:w="100" w:type="dxa"/>
+              <w:left w:w="120" w:type="dxa"/>
+              <w:right w:w="120" w:type="dxa"/>
+            </w:tcMar>
+          </w:tcPr>
+          <w:p>
+            <w:pPr>
+              <w:spacing w:before="80" w:after="80"/>
+              <w:jc w:val="left"/>
+            </w:pPr>
+            <w:r/>
+            <w:r>
+              <w:rPr>
+                <w:rFonts w:ascii="Aptos" w:hAnsi="Aptos"/>
+                <w:b/>
+                <w:i w:val="0"/>
+                <w:color w:val="0F4761"/>
+                <w:sz w:val="20"/>
+                <w:rFonts w:ascii="Aptos" w:hAnsi="Aptos"/>
+              </w:rPr>
+              <w:t>Dependent Tables</w:t>
+            </w:r>
+          </w:p>
+        </w:tc>
+        <w:tc>
+          <w:tcPr>
+            <w:tcW w:type="dxa" w:w="4320"/>
+            <w:tcMar>
+              <w:top w:w="100" w:type="dxa"/>
+              <w:bottom w:w="100" w:type="dxa"/>
+              <w:left w:w="120" w:type="dxa"/>
+              <w:right w:w="120" w:type="dxa"/>
+            </w:tcMar>
+          </w:tcPr>
+          <w:p>
+            <w:pPr>
+              <w:spacing w:before="80" w:after="80"/>
+              <w:jc w:val="left"/>
+            </w:pPr>
+            <w:r/>
+            <w:r>
+              <w:rPr>
+                <w:rFonts w:ascii="Aptos" w:hAnsi="Aptos"/>
+                <w:b w:val="0"/>
+                <w:i w:val="0"/>
+                <w:color w:val="333333"/>
+                <w:sz w:val="20"/>
+                <w:rFonts w:ascii="Aptos" w:hAnsi="Aptos"/>
+              </w:rPr>
+              <w:t>None</w:t>
+            </w:r>
+          </w:p>
+        </w:tc>
+      </w:tr>
+    </w:tbl>
+    <w:p>
+      <w:pPr>
+        <w:pStyle w:val="Heading2"/>
+        <w:spacing w:before="240" w:after="60"/>
+      </w:pPr>
+      <w:r>
+        <w:rPr>
+          <w:rFonts w:ascii="Aptos" w:hAnsi="Aptos"/>
+          <w:b/>
+          <w:i w:val="0"/>
+          <w:color w:val="0F4761"/>
+          <w:sz w:val="32"/>
+          <w:rFonts w:ascii="Aptos" w:hAnsi="Aptos"/>
+        </w:rPr>
+        <w:t>5.5 dim_branch</w:t>
+      </w:r>
+    </w:p>
+    <w:p>
+      <w:pPr>
+        <w:spacing w:after="80"/>
+        <w:jc w:val="both"/>
+      </w:pPr>
+      <w:r>
+        <w:rPr>
+          <w:rFonts w:ascii="Aptos" w:hAnsi="Aptos"/>
+          <w:b w:val="0"/>
+          <w:i w:val="0"/>
+          <w:sz w:val="24"/>
+          <w:rFonts w:ascii="Aptos" w:hAnsi="Aptos"/>
+        </w:rPr>
+        <w:t>The table core_banking.dim_branch is mapped to Microsoft Fabric. Below is the parsed column list and findings observation.</w:t>
+      </w:r>
+    </w:p>
+    <w:p>
+      <w:pPr>
+        <w:spacing w:after="80"/>
+        <w:jc w:val="both"/>
+      </w:pPr>
+      <w:r>
+        <w:rPr>
+          <w:b/>
+        </w:rPr>
+        <w:t xml:space="preserve">Observations: </w:t>
+      </w:r>
+      <w:r>
+        <w:t>dim_branch is a small base table (25 rows, 0.07 MB) with 11 columns, primarily STRING attributes plus a single DATE field (opened_date). It has a single-column primary key (branch_id) and no foreign keys or referenced tables recorded in metadata. The table is used downstream by at least one dependent table, dim_account, indicating branch attributes are leveraged by other dimensional structures.</w:t>
+      </w:r>
+    </w:p>
+    <w:p>
+      <w:pPr>
+        <w:spacing w:after="80"/>
+        <w:jc w:val="both"/>
+      </w:pPr>
+      <w:r>
+        <w:rPr>
+          <w:rFonts w:ascii="Aptos" w:hAnsi="Aptos"/>
+          <w:b w:val="0"/>
+          <w:i w:val="0"/>
+          <w:sz w:val="24"/>
+          <w:rFonts w:ascii="Aptos" w:hAnsi="Aptos"/>
+        </w:rPr>
+        <w:t>Schema Columns:</w:t>
+      </w:r>
+    </w:p>
+    <w:tbl>
+      <w:tblPr>
+        <w:tblStyle w:val="TableGrid"/>
+        <w:tblW w:type="auto" w:w="0"/>
+        <w:tblLook w:firstColumn="1" w:firstRow="1" w:lastColumn="0" w:lastRow="0" w:noHBand="0" w:noVBand="1" w:val="04A0"/>
+      </w:tblPr>
+      <w:tblGrid>
+        <w:gridCol w:w="2880"/>
+        <w:gridCol w:w="2880"/>
+        <w:gridCol w:w="2880"/>
+      </w:tblGrid>
+      <w:tr>
+        <w:tc>
+          <w:tcPr>
+            <w:tcW w:type="dxa" w:w="2880"/>
+            <w:shd w:val="clear" w:color="auto" w:fill="156082"/>
+            <w:tcMar>
+              <w:top w:w="100" w:type="dxa"/>
+              <w:bottom w:w="100" w:type="dxa"/>
+              <w:left w:w="120" w:type="dxa"/>
+              <w:right w:w="120" w:type="dxa"/>
+            </w:tcMar>
+          </w:tcPr>
+          <w:p>
+            <w:pPr>
+              <w:spacing w:before="80" w:after="80"/>
+              <w:jc w:val="left"/>
+            </w:pPr>
+            <w:r/>
+            <w:r>
+              <w:rPr>
+                <w:rFonts w:ascii="Aptos" w:hAnsi="Aptos"/>
+                <w:b/>
+                <w:i w:val="0"/>
+                <w:color w:val="FFFFFF"/>
+                <w:sz w:val="20"/>
+                <w:rFonts w:ascii="Aptos" w:hAnsi="Aptos"/>
+              </w:rPr>
+              <w:t>Column</w:t>
+            </w:r>
+          </w:p>
+        </w:tc>
+        <w:tc>
+          <w:tcPr>
+            <w:tcW w:type="dxa" w:w="2880"/>
+            <w:shd w:val="clear" w:color="auto" w:fill="156082"/>
+            <w:tcMar>
+              <w:top w:w="100" w:type="dxa"/>
+              <w:bottom w:w="100" w:type="dxa"/>
+              <w:left w:w="120" w:type="dxa"/>
+              <w:right w:w="120" w:type="dxa"/>
+            </w:tcMar>
+          </w:tcPr>
+          <w:p>
+            <w:pPr>
+              <w:spacing w:before="80" w:after="80"/>
+              <w:jc w:val="left"/>
+            </w:pPr>
+            <w:r/>
+            <w:r>
+              <w:rPr>
+                <w:rFonts w:ascii="Aptos" w:hAnsi="Aptos"/>
+                <w:b/>
+                <w:i w:val="0"/>
+                <w:color w:val="FFFFFF"/>
+                <w:sz w:val="20"/>
+                <w:rFonts w:ascii="Aptos" w:hAnsi="Aptos"/>
+              </w:rPr>
+              <w:t>Data Type</w:t>
+            </w:r>
+          </w:p>
+        </w:tc>
+        <w:tc>
+          <w:tcPr>
+            <w:tcW w:type="dxa" w:w="2880"/>
+            <w:shd w:val="clear" w:color="auto" w:fill="156082"/>
+            <w:tcMar>
+              <w:top w:w="100" w:type="dxa"/>
+              <w:bottom w:w="100" w:type="dxa"/>
+              <w:left w:w="120" w:type="dxa"/>
+              <w:right w:w="120" w:type="dxa"/>
+            </w:tcMar>
+          </w:tcPr>
+          <w:p>
+            <w:pPr>
+              <w:spacing w:before="80" w:after="80"/>
+              <w:jc w:val="left"/>
+            </w:pPr>
+            <w:r/>
+            <w:r>
+              <w:rPr>
+                <w:rFonts w:ascii="Aptos" w:hAnsi="Aptos"/>
+                <w:b/>
+                <w:i w:val="0"/>
+                <w:color w:val="FFFFFF"/>
+                <w:sz w:val="20"/>
+                <w:rFonts w:ascii="Aptos" w:hAnsi="Aptos"/>
+              </w:rPr>
+              <w:t>Key</w:t>
+            </w:r>
+          </w:p>
+        </w:tc>
+      </w:tr>
+      <w:tr>
+        <w:tc>
+          <w:tcPr>
+            <w:tcW w:type="dxa" w:w="2880"/>
+            <w:shd w:val="clear" w:color="auto" w:fill="EAF1F5"/>
+            <w:tcMar>
+              <w:top w:w="100" w:type="dxa"/>
+              <w:bottom w:w="100" w:type="dxa"/>
+              <w:left w:w="120" w:type="dxa"/>
+              <w:right w:w="120" w:type="dxa"/>
+            </w:tcMar>
+          </w:tcPr>
+          <w:p>
+            <w:pPr>
+              <w:spacing w:before="80" w:after="80"/>
+              <w:jc w:val="left"/>
+            </w:pPr>
+            <w:r/>
+            <w:r>
+              <w:rPr>
+                <w:rFonts w:ascii="Aptos" w:hAnsi="Aptos"/>
+                <w:b/>
+                <w:i w:val="0"/>
+                <w:color w:val="0F4761"/>
+                <w:sz w:val="20"/>
+                <w:rFonts w:ascii="Aptos" w:hAnsi="Aptos"/>
+              </w:rPr>
+              <w:t>branch_id</w:t>
+            </w:r>
+          </w:p>
+        </w:tc>
+        <w:tc>
+          <w:tcPr>
+            <w:tcW w:type="dxa" w:w="2880"/>
+            <w:tcMar>
+              <w:top w:w="100" w:type="dxa"/>
+              <w:bottom w:w="100" w:type="dxa"/>
+              <w:left w:w="120" w:type="dxa"/>
+              <w:right w:w="120" w:type="dxa"/>
+            </w:tcMar>
+          </w:tcPr>
+          <w:p>
+            <w:pPr>
+              <w:spacing w:before="80" w:after="80"/>
+              <w:jc w:val="left"/>
+            </w:pPr>
+            <w:r/>
+            <w:r>
+              <w:rPr>
+                <w:rFonts w:ascii="Aptos" w:hAnsi="Aptos"/>
+                <w:b w:val="0"/>
+                <w:i w:val="0"/>
+                <w:color w:val="333333"/>
+                <w:sz w:val="20"/>
+                <w:rFonts w:ascii="Aptos" w:hAnsi="Aptos"/>
+              </w:rPr>
+              <w:t>STRING</w:t>
+            </w:r>
+          </w:p>
+        </w:tc>
+        <w:tc>
+          <w:tcPr>
+            <w:tcW w:type="dxa" w:w="2880"/>
+            <w:tcMar>
+              <w:top w:w="100" w:type="dxa"/>
+              <w:bottom w:w="100" w:type="dxa"/>
+              <w:left w:w="120" w:type="dxa"/>
+              <w:right w:w="120" w:type="dxa"/>
+            </w:tcMar>
+          </w:tcPr>
+          <w:p>
+            <w:pPr>
+              <w:spacing w:before="80" w:after="80"/>
+              <w:jc w:val="left"/>
+            </w:pPr>
+            <w:r/>
+            <w:r>
+              <w:rPr>
+                <w:rFonts w:ascii="Aptos" w:hAnsi="Aptos"/>
+                <w:b w:val="0"/>
+                <w:i w:val="0"/>
+                <w:color w:val="333333"/>
+                <w:sz w:val="20"/>
+                <w:rFonts w:ascii="Aptos" w:hAnsi="Aptos"/>
+              </w:rPr>
+              <w:t>Primary Key</w:t>
+            </w:r>
+          </w:p>
+        </w:tc>
+      </w:tr>
+      <w:tr>
+        <w:tc>
+          <w:tcPr>
+            <w:tcW w:type="dxa" w:w="2880"/>
+            <w:shd w:val="clear" w:color="auto" w:fill="EAF1F5"/>
+            <w:tcMar>
+              <w:top w:w="100" w:type="dxa"/>
+              <w:bottom w:w="100" w:type="dxa"/>
+              <w:left w:w="120" w:type="dxa"/>
+              <w:right w:w="120" w:type="dxa"/>
+            </w:tcMar>
+          </w:tcPr>
+          <w:p>
+            <w:pPr>
+              <w:spacing w:before="80" w:after="80"/>
+              <w:jc w:val="left"/>
+            </w:pPr>
+            <w:r/>
+            <w:r>
+              <w:rPr>
+                <w:rFonts w:ascii="Aptos" w:hAnsi="Aptos"/>
+                <w:b/>
+                <w:i w:val="0"/>
+                <w:color w:val="0F4761"/>
+                <w:sz w:val="20"/>
+                <w:rFonts w:ascii="Aptos" w:hAnsi="Aptos"/>
+              </w:rPr>
+              <w:t>branch_code</w:t>
+            </w:r>
+          </w:p>
+        </w:tc>
+        <w:tc>
+          <w:tcPr>
+            <w:tcW w:type="dxa" w:w="2880"/>
+            <w:tcMar>
+              <w:top w:w="100" w:type="dxa"/>
+              <w:bottom w:w="100" w:type="dxa"/>
+              <w:left w:w="120" w:type="dxa"/>
+              <w:right w:w="120" w:type="dxa"/>
+            </w:tcMar>
+          </w:tcPr>
+          <w:p>
+            <w:pPr>
+              <w:spacing w:before="80" w:after="80"/>
+              <w:jc w:val="left"/>
+            </w:pPr>
+            <w:r/>
+            <w:r>
+              <w:rPr>
+                <w:rFonts w:ascii="Aptos" w:hAnsi="Aptos"/>
+                <w:b w:val="0"/>
+                <w:i w:val="0"/>
+                <w:color w:val="333333"/>
+                <w:sz w:val="20"/>
+                <w:rFonts w:ascii="Aptos" w:hAnsi="Aptos"/>
+              </w:rPr>
+              <w:t>STRING</w:t>
+            </w:r>
+          </w:p>
+        </w:tc>
+        <w:tc>
+          <w:tcPr>
+            <w:tcW w:type="dxa" w:w="2880"/>
+            <w:tcMar>
+              <w:top w:w="100" w:type="dxa"/>
+              <w:bottom w:w="100" w:type="dxa"/>
+              <w:left w:w="120" w:type="dxa"/>
+              <w:right w:w="120" w:type="dxa"/>
+            </w:tcMar>
+          </w:tcPr>
+          <w:p>
+            <w:pPr>
+              <w:spacing w:before="80" w:after="80"/>
+              <w:jc w:val="left"/>
+            </w:pPr>
+            <w:r/>
+            <w:r>
+              <w:rPr>
+                <w:rFonts w:ascii="Aptos" w:hAnsi="Aptos"/>
+                <w:b w:val="0"/>
+                <w:i w:val="0"/>
+                <w:color w:val="333333"/>
+                <w:sz w:val="20"/>
+                <w:rFonts w:ascii="Aptos" w:hAnsi="Aptos"/>
+              </w:rPr>
+              <w:t>None</w:t>
+            </w:r>
+          </w:p>
+        </w:tc>
+      </w:tr>
+      <w:tr>
+        <w:tc>
+          <w:tcPr>
+            <w:tcW w:type="dxa" w:w="2880"/>
+            <w:shd w:val="clear" w:color="auto" w:fill="EAF1F5"/>
+            <w:tcMar>
+              <w:top w:w="100" w:type="dxa"/>
+              <w:bottom w:w="100" w:type="dxa"/>
+              <w:left w:w="120" w:type="dxa"/>
+              <w:right w:w="120" w:type="dxa"/>
+            </w:tcMar>
+          </w:tcPr>
+          <w:p>
+            <w:pPr>
+              <w:spacing w:before="80" w:after="80"/>
+              <w:jc w:val="left"/>
+            </w:pPr>
+            <w:r/>
+            <w:r>
+              <w:rPr>
+                <w:rFonts w:ascii="Aptos" w:hAnsi="Aptos"/>
+                <w:b/>
+                <w:i w:val="0"/>
+                <w:color w:val="0F4761"/>
+                <w:sz w:val="20"/>
+                <w:rFonts w:ascii="Aptos" w:hAnsi="Aptos"/>
+              </w:rPr>
+              <w:t>branch_name</w:t>
+            </w:r>
+          </w:p>
+        </w:tc>
+        <w:tc>
+          <w:tcPr>
+            <w:tcW w:type="dxa" w:w="2880"/>
+            <w:tcMar>
+              <w:top w:w="100" w:type="dxa"/>
+              <w:bottom w:w="100" w:type="dxa"/>
+              <w:left w:w="120" w:type="dxa"/>
+              <w:right w:w="120" w:type="dxa"/>
+            </w:tcMar>
+          </w:tcPr>
+          <w:p>
+            <w:pPr>
+              <w:spacing w:before="80" w:after="80"/>
+              <w:jc w:val="left"/>
+            </w:pPr>
+            <w:r/>
+            <w:r>
+              <w:rPr>
+                <w:rFonts w:ascii="Aptos" w:hAnsi="Aptos"/>
+                <w:b w:val="0"/>
+                <w:i w:val="0"/>
+                <w:color w:val="333333"/>
+                <w:sz w:val="20"/>
+                <w:rFonts w:ascii="Aptos" w:hAnsi="Aptos"/>
+              </w:rPr>
+              <w:t>STRING</w:t>
+            </w:r>
+          </w:p>
+        </w:tc>
+        <w:tc>
+          <w:tcPr>
+            <w:tcW w:type="dxa" w:w="2880"/>
+            <w:tcMar>
+              <w:top w:w="100" w:type="dxa"/>
+              <w:bottom w:w="100" w:type="dxa"/>
+              <w:left w:w="120" w:type="dxa"/>
+              <w:right w:w="120" w:type="dxa"/>
+            </w:tcMar>
+          </w:tcPr>
+          <w:p>
+            <w:pPr>
+              <w:spacing w:before="80" w:after="80"/>
+              <w:jc w:val="left"/>
+            </w:pPr>
+            <w:r/>
+            <w:r>
+              <w:rPr>
+                <w:rFonts w:ascii="Aptos" w:hAnsi="Aptos"/>
+                <w:b w:val="0"/>
+                <w:i w:val="0"/>
+                <w:color w:val="333333"/>
+                <w:sz w:val="20"/>
+                <w:rFonts w:ascii="Aptos" w:hAnsi="Aptos"/>
+              </w:rPr>
+              <w:t>None</w:t>
+            </w:r>
+          </w:p>
+        </w:tc>
+      </w:tr>
+      <w:tr>
+        <w:tc>
+          <w:tcPr>
+            <w:tcW w:type="dxa" w:w="2880"/>
+            <w:shd w:val="clear" w:color="auto" w:fill="EAF1F5"/>
+            <w:tcMar>
+              <w:top w:w="100" w:type="dxa"/>
+              <w:bottom w:w="100" w:type="dxa"/>
+              <w:left w:w="120" w:type="dxa"/>
+              <w:right w:w="120" w:type="dxa"/>
+            </w:tcMar>
+          </w:tcPr>
+          <w:p>
+            <w:pPr>
+              <w:spacing w:before="80" w:after="80"/>
+              <w:jc w:val="left"/>
+            </w:pPr>
+            <w:r/>
+            <w:r>
+              <w:rPr>
+                <w:rFonts w:ascii="Aptos" w:hAnsi="Aptos"/>
+                <w:b/>
+                <w:i w:val="0"/>
+                <w:color w:val="0F4761"/>
+                <w:sz w:val="20"/>
+                <w:rFonts w:ascii="Aptos" w:hAnsi="Aptos"/>
+              </w:rPr>
+              <w:t>ifsc_code</w:t>
+            </w:r>
+          </w:p>
+        </w:tc>
+        <w:tc>
+          <w:tcPr>
+            <w:tcW w:type="dxa" w:w="2880"/>
+            <w:tcMar>
+              <w:top w:w="100" w:type="dxa"/>
+              <w:bottom w:w="100" w:type="dxa"/>
+              <w:left w:w="120" w:type="dxa"/>
+              <w:right w:w="120" w:type="dxa"/>
+            </w:tcMar>
+          </w:tcPr>
+          <w:p>
+            <w:pPr>
+              <w:spacing w:before="80" w:after="80"/>
+              <w:jc w:val="left"/>
+            </w:pPr>
+            <w:r/>
+            <w:r>
+              <w:rPr>
+                <w:rFonts w:ascii="Aptos" w:hAnsi="Aptos"/>
+                <w:b w:val="0"/>
+                <w:i w:val="0"/>
+                <w:color w:val="333333"/>
+                <w:sz w:val="20"/>
+                <w:rFonts w:ascii="Aptos" w:hAnsi="Aptos"/>
+              </w:rPr>
+              <w:t>STRING</w:t>
+            </w:r>
+          </w:p>
+        </w:tc>
+        <w:tc>
+          <w:tcPr>
+            <w:tcW w:type="dxa" w:w="2880"/>
+            <w:tcMar>
+              <w:top w:w="100" w:type="dxa"/>
+              <w:bottom w:w="100" w:type="dxa"/>
+              <w:left w:w="120" w:type="dxa"/>
+              <w:right w:w="120" w:type="dxa"/>
+            </w:tcMar>
+          </w:tcPr>
+          <w:p>
+            <w:pPr>
+              <w:spacing w:before="80" w:after="80"/>
+              <w:jc w:val="left"/>
+            </w:pPr>
+            <w:r/>
+            <w:r>
+              <w:rPr>
+                <w:rFonts w:ascii="Aptos" w:hAnsi="Aptos"/>
+                <w:b w:val="0"/>
+                <w:i w:val="0"/>
+                <w:color w:val="333333"/>
+                <w:sz w:val="20"/>
+                <w:rFonts w:ascii="Aptos" w:hAnsi="Aptos"/>
+              </w:rPr>
+              <w:t>None</w:t>
+            </w:r>
+          </w:p>
+        </w:tc>
+      </w:tr>
+      <w:tr>
+        <w:tc>
+          <w:tcPr>
+            <w:tcW w:type="dxa" w:w="2880"/>
+            <w:shd w:val="clear" w:color="auto" w:fill="EAF1F5"/>
+            <w:tcMar>
+              <w:top w:w="100" w:type="dxa"/>
+              <w:bottom w:w="100" w:type="dxa"/>
+              <w:left w:w="120" w:type="dxa"/>
+              <w:right w:w="120" w:type="dxa"/>
+            </w:tcMar>
+          </w:tcPr>
+          <w:p>
+            <w:pPr>
+              <w:spacing w:before="80" w:after="80"/>
+              <w:jc w:val="left"/>
+            </w:pPr>
+            <w:r/>
+            <w:r>
+              <w:rPr>
+                <w:rFonts w:ascii="Aptos" w:hAnsi="Aptos"/>
+                <w:b/>
+                <w:i w:val="0"/>
+                <w:color w:val="0F4761"/>
+                <w:sz w:val="20"/>
+                <w:rFonts w:ascii="Aptos" w:hAnsi="Aptos"/>
+              </w:rPr>
+              <w:t>city</w:t>
+            </w:r>
+          </w:p>
+        </w:tc>
+        <w:tc>
+          <w:tcPr>
+            <w:tcW w:type="dxa" w:w="2880"/>
+            <w:tcMar>
+              <w:top w:w="100" w:type="dxa"/>
+              <w:bottom w:w="100" w:type="dxa"/>
+              <w:left w:w="120" w:type="dxa"/>
+              <w:right w:w="120" w:type="dxa"/>
+            </w:tcMar>
+          </w:tcPr>
+          <w:p>
+            <w:pPr>
+              <w:spacing w:before="80" w:after="80"/>
+              <w:jc w:val="left"/>
+            </w:pPr>
+            <w:r/>
+            <w:r>
+              <w:rPr>
+                <w:rFonts w:ascii="Aptos" w:hAnsi="Aptos"/>
+                <w:b w:val="0"/>
+                <w:i w:val="0"/>
+                <w:color w:val="333333"/>
+                <w:sz w:val="20"/>
+                <w:rFonts w:ascii="Aptos" w:hAnsi="Aptos"/>
+              </w:rPr>
+              <w:t>STRING</w:t>
+            </w:r>
+          </w:p>
+        </w:tc>
+        <w:tc>
+          <w:tcPr>
+            <w:tcW w:type="dxa" w:w="2880"/>
+            <w:tcMar>
+              <w:top w:w="100" w:type="dxa"/>
+              <w:bottom w:w="100" w:type="dxa"/>
+              <w:left w:w="120" w:type="dxa"/>
+              <w:right w:w="120" w:type="dxa"/>
+            </w:tcMar>
+          </w:tcPr>
+          <w:p>
+            <w:pPr>
+              <w:spacing w:before="80" w:after="80"/>
+              <w:jc w:val="left"/>
+            </w:pPr>
+            <w:r/>
+            <w:r>
+              <w:rPr>
+                <w:rFonts w:ascii="Aptos" w:hAnsi="Aptos"/>
+                <w:b w:val="0"/>
+                <w:i w:val="0"/>
+                <w:color w:val="333333"/>
+                <w:sz w:val="20"/>
+                <w:rFonts w:ascii="Aptos" w:hAnsi="Aptos"/>
+              </w:rPr>
+              <w:t>None</w:t>
+            </w:r>
+          </w:p>
+        </w:tc>
+      </w:tr>
+      <w:tr>
+        <w:tc>
+          <w:tcPr>
+            <w:tcW w:type="dxa" w:w="2880"/>
+            <w:shd w:val="clear" w:color="auto" w:fill="EAF1F5"/>
+            <w:tcMar>
+              <w:top w:w="100" w:type="dxa"/>
+              <w:bottom w:w="100" w:type="dxa"/>
+              <w:left w:w="120" w:type="dxa"/>
+              <w:right w:w="120" w:type="dxa"/>
+            </w:tcMar>
+          </w:tcPr>
+          <w:p>
+            <w:pPr>
+              <w:spacing w:before="80" w:after="80"/>
+              <w:jc w:val="left"/>
+            </w:pPr>
+            <w:r/>
+            <w:r>
+              <w:rPr>
+                <w:rFonts w:ascii="Aptos" w:hAnsi="Aptos"/>
+                <w:b/>
+                <w:i w:val="0"/>
+                <w:color w:val="0F4761"/>
+                <w:sz w:val="20"/>
+                <w:rFonts w:ascii="Aptos" w:hAnsi="Aptos"/>
+              </w:rPr>
+              <w:t>state</w:t>
+            </w:r>
+          </w:p>
+        </w:tc>
+        <w:tc>
+          <w:tcPr>
+            <w:tcW w:type="dxa" w:w="2880"/>
+            <w:tcMar>
+              <w:top w:w="100" w:type="dxa"/>
+              <w:bottom w:w="100" w:type="dxa"/>
+              <w:left w:w="120" w:type="dxa"/>
+              <w:right w:w="120" w:type="dxa"/>
+            </w:tcMar>
+          </w:tcPr>
+          <w:p>
+            <w:pPr>
+              <w:spacing w:before="80" w:after="80"/>
+              <w:jc w:val="left"/>
+            </w:pPr>
+            <w:r/>
+            <w:r>
+              <w:rPr>
+                <w:rFonts w:ascii="Aptos" w:hAnsi="Aptos"/>
+                <w:b w:val="0"/>
+                <w:i w:val="0"/>
+                <w:color w:val="333333"/>
+                <w:sz w:val="20"/>
+                <w:rFonts w:ascii="Aptos" w:hAnsi="Aptos"/>
+              </w:rPr>
+              <w:t>STRING</w:t>
+            </w:r>
+          </w:p>
+        </w:tc>
+        <w:tc>
+          <w:tcPr>
+            <w:tcW w:type="dxa" w:w="2880"/>
+            <w:tcMar>
+              <w:top w:w="100" w:type="dxa"/>
+              <w:bottom w:w="100" w:type="dxa"/>
+              <w:left w:w="120" w:type="dxa"/>
+              <w:right w:w="120" w:type="dxa"/>
+            </w:tcMar>
+          </w:tcPr>
+          <w:p>
+            <w:pPr>
+              <w:spacing w:before="80" w:after="80"/>
+              <w:jc w:val="left"/>
+            </w:pPr>
+            <w:r/>
+            <w:r>
+              <w:rPr>
+                <w:rFonts w:ascii="Aptos" w:hAnsi="Aptos"/>
+                <w:b w:val="0"/>
+                <w:i w:val="0"/>
+                <w:color w:val="333333"/>
+                <w:sz w:val="20"/>
+                <w:rFonts w:ascii="Aptos" w:hAnsi="Aptos"/>
+              </w:rPr>
+              <w:t>None</w:t>
+            </w:r>
+          </w:p>
+        </w:tc>
+      </w:tr>
+      <w:tr>
+        <w:tc>
+          <w:tcPr>
+            <w:tcW w:type="dxa" w:w="2880"/>
+            <w:shd w:val="clear" w:color="auto" w:fill="EAF1F5"/>
+            <w:tcMar>
+              <w:top w:w="100" w:type="dxa"/>
+              <w:bottom w:w="100" w:type="dxa"/>
+              <w:left w:w="120" w:type="dxa"/>
+              <w:right w:w="120" w:type="dxa"/>
+            </w:tcMar>
+          </w:tcPr>
+          <w:p>
+            <w:pPr>
+              <w:spacing w:before="80" w:after="80"/>
+              <w:jc w:val="left"/>
+            </w:pPr>
+            <w:r/>
+            <w:r>
+              <w:rPr>
+                <w:rFonts w:ascii="Aptos" w:hAnsi="Aptos"/>
+                <w:b/>
+                <w:i w:val="0"/>
+                <w:color w:val="0F4761"/>
+                <w:sz w:val="20"/>
+                <w:rFonts w:ascii="Aptos" w:hAnsi="Aptos"/>
+              </w:rPr>
+              <w:t>pincode</w:t>
+            </w:r>
+          </w:p>
+        </w:tc>
+        <w:tc>
+          <w:tcPr>
+            <w:tcW w:type="dxa" w:w="2880"/>
+            <w:tcMar>
+              <w:top w:w="100" w:type="dxa"/>
+              <w:bottom w:w="100" w:type="dxa"/>
+              <w:left w:w="120" w:type="dxa"/>
+              <w:right w:w="120" w:type="dxa"/>
+            </w:tcMar>
+          </w:tcPr>
+          <w:p>
+            <w:pPr>
+              <w:spacing w:before="80" w:after="80"/>
+              <w:jc w:val="left"/>
+            </w:pPr>
+            <w:r/>
+            <w:r>
+              <w:rPr>
+                <w:rFonts w:ascii="Aptos" w:hAnsi="Aptos"/>
+                <w:b w:val="0"/>
+                <w:i w:val="0"/>
+                <w:color w:val="333333"/>
+                <w:sz w:val="20"/>
+                <w:rFonts w:ascii="Aptos" w:hAnsi="Aptos"/>
+              </w:rPr>
+              <w:t>STRING</w:t>
+            </w:r>
+          </w:p>
+        </w:tc>
+        <w:tc>
+          <w:tcPr>
+            <w:tcW w:type="dxa" w:w="2880"/>
+            <w:tcMar>
+              <w:top w:w="100" w:type="dxa"/>
+              <w:bottom w:w="100" w:type="dxa"/>
+              <w:left w:w="120" w:type="dxa"/>
+              <w:right w:w="120" w:type="dxa"/>
+            </w:tcMar>
+          </w:tcPr>
+          <w:p>
+            <w:pPr>
+              <w:spacing w:before="80" w:after="80"/>
+              <w:jc w:val="left"/>
+            </w:pPr>
+            <w:r/>
+            <w:r>
+              <w:rPr>
+                <w:rFonts w:ascii="Aptos" w:hAnsi="Aptos"/>
+                <w:b w:val="0"/>
+                <w:i w:val="0"/>
+                <w:color w:val="333333"/>
+                <w:sz w:val="20"/>
+                <w:rFonts w:ascii="Aptos" w:hAnsi="Aptos"/>
+              </w:rPr>
+              <w:t>None</w:t>
+            </w:r>
+          </w:p>
+        </w:tc>
+      </w:tr>
+      <w:tr>
+        <w:tc>
+          <w:tcPr>
+            <w:tcW w:type="dxa" w:w="2880"/>
+            <w:shd w:val="clear" w:color="auto" w:fill="EAF1F5"/>
+            <w:tcMar>
+              <w:top w:w="100" w:type="dxa"/>
+              <w:bottom w:w="100" w:type="dxa"/>
+              <w:left w:w="120" w:type="dxa"/>
+              <w:right w:w="120" w:type="dxa"/>
+            </w:tcMar>
+          </w:tcPr>
+          <w:p>
+            <w:pPr>
+              <w:spacing w:before="80" w:after="80"/>
+              <w:jc w:val="left"/>
+            </w:pPr>
+            <w:r/>
+            <w:r>
+              <w:rPr>
+                <w:rFonts w:ascii="Aptos" w:hAnsi="Aptos"/>
+                <w:b/>
+                <w:i w:val="0"/>
+                <w:color w:val="0F4761"/>
+                <w:sz w:val="20"/>
+                <w:rFonts w:ascii="Aptos" w:hAnsi="Aptos"/>
+              </w:rPr>
+              <w:t>region</w:t>
+            </w:r>
+          </w:p>
+        </w:tc>
+        <w:tc>
+          <w:tcPr>
+            <w:tcW w:type="dxa" w:w="2880"/>
+            <w:tcMar>
+              <w:top w:w="100" w:type="dxa"/>
+              <w:bottom w:w="100" w:type="dxa"/>
+              <w:left w:w="120" w:type="dxa"/>
+              <w:right w:w="120" w:type="dxa"/>
+            </w:tcMar>
+          </w:tcPr>
+          <w:p>
+            <w:pPr>
+              <w:spacing w:before="80" w:after="80"/>
+              <w:jc w:val="left"/>
+            </w:pPr>
+            <w:r/>
+            <w:r>
+              <w:rPr>
+                <w:rFonts w:ascii="Aptos" w:hAnsi="Aptos"/>
+                <w:b w:val="0"/>
+                <w:i w:val="0"/>
+                <w:color w:val="333333"/>
+                <w:sz w:val="20"/>
+                <w:rFonts w:ascii="Aptos" w:hAnsi="Aptos"/>
+              </w:rPr>
+              <w:t>STRING</w:t>
+            </w:r>
+          </w:p>
+        </w:tc>
+        <w:tc>
+          <w:tcPr>
+            <w:tcW w:type="dxa" w:w="2880"/>
+            <w:tcMar>
+              <w:top w:w="100" w:type="dxa"/>
+              <w:bottom w:w="100" w:type="dxa"/>
+              <w:left w:w="120" w:type="dxa"/>
+              <w:right w:w="120" w:type="dxa"/>
+            </w:tcMar>
+          </w:tcPr>
+          <w:p>
+            <w:pPr>
+              <w:spacing w:before="80" w:after="80"/>
+              <w:jc w:val="left"/>
+            </w:pPr>
+            <w:r/>
+            <w:r>
+              <w:rPr>
+                <w:rFonts w:ascii="Aptos" w:hAnsi="Aptos"/>
+                <w:b w:val="0"/>
+                <w:i w:val="0"/>
+                <w:color w:val="333333"/>
+                <w:sz w:val="20"/>
+                <w:rFonts w:ascii="Aptos" w:hAnsi="Aptos"/>
+              </w:rPr>
+              <w:t>None</w:t>
+            </w:r>
+          </w:p>
+        </w:tc>
+      </w:tr>
+      <w:tr>
+        <w:tc>
+          <w:tcPr>
+            <w:tcW w:type="dxa" w:w="2880"/>
+            <w:shd w:val="clear" w:color="auto" w:fill="EAF1F5"/>
+            <w:tcMar>
+              <w:top w:w="100" w:type="dxa"/>
+              <w:bottom w:w="100" w:type="dxa"/>
+              <w:left w:w="120" w:type="dxa"/>
+              <w:right w:w="120" w:type="dxa"/>
+            </w:tcMar>
+          </w:tcPr>
+          <w:p>
+            <w:pPr>
+              <w:spacing w:before="80" w:after="80"/>
+              <w:jc w:val="left"/>
+            </w:pPr>
+            <w:r/>
+            <w:r>
+              <w:rPr>
+                <w:rFonts w:ascii="Aptos" w:hAnsi="Aptos"/>
+                <w:b/>
+                <w:i w:val="0"/>
+                <w:color w:val="0F4761"/>
+                <w:sz w:val="20"/>
+                <w:rFonts w:ascii="Aptos" w:hAnsi="Aptos"/>
+              </w:rPr>
+              <w:t>branch_type</w:t>
+            </w:r>
+          </w:p>
+        </w:tc>
+        <w:tc>
+          <w:tcPr>
+            <w:tcW w:type="dxa" w:w="2880"/>
+            <w:tcMar>
+              <w:top w:w="100" w:type="dxa"/>
+              <w:bottom w:w="100" w:type="dxa"/>
+              <w:left w:w="120" w:type="dxa"/>
+              <w:right w:w="120" w:type="dxa"/>
+            </w:tcMar>
+          </w:tcPr>
+          <w:p>
+            <w:pPr>
+              <w:spacing w:before="80" w:after="80"/>
+              <w:jc w:val="left"/>
+            </w:pPr>
+            <w:r/>
+            <w:r>
+              <w:rPr>
+                <w:rFonts w:ascii="Aptos" w:hAnsi="Aptos"/>
+                <w:b w:val="0"/>
+                <w:i w:val="0"/>
+                <w:color w:val="333333"/>
+                <w:sz w:val="20"/>
+                <w:rFonts w:ascii="Aptos" w:hAnsi="Aptos"/>
+              </w:rPr>
+              <w:t>STRING</w:t>
+            </w:r>
+          </w:p>
+        </w:tc>
+        <w:tc>
+          <w:tcPr>
+            <w:tcW w:type="dxa" w:w="2880"/>
+            <w:tcMar>
+              <w:top w:w="100" w:type="dxa"/>
+              <w:bottom w:w="100" w:type="dxa"/>
+              <w:left w:w="120" w:type="dxa"/>
+              <w:right w:w="120" w:type="dxa"/>
+            </w:tcMar>
+          </w:tcPr>
+          <w:p>
+            <w:pPr>
+              <w:spacing w:before="80" w:after="80"/>
+              <w:jc w:val="left"/>
+            </w:pPr>
+            <w:r/>
+            <w:r>
+              <w:rPr>
+                <w:rFonts w:ascii="Aptos" w:hAnsi="Aptos"/>
+                <w:b w:val="0"/>
+                <w:i w:val="0"/>
+                <w:color w:val="333333"/>
+                <w:sz w:val="20"/>
+                <w:rFonts w:ascii="Aptos" w:hAnsi="Aptos"/>
+              </w:rPr>
+              <w:t>None</w:t>
+            </w:r>
+          </w:p>
+        </w:tc>
+      </w:tr>
+      <w:tr>
+        <w:tc>
+          <w:tcPr>
+            <w:tcW w:type="dxa" w:w="2880"/>
+            <w:shd w:val="clear" w:color="auto" w:fill="EAF1F5"/>
+            <w:tcMar>
+              <w:top w:w="100" w:type="dxa"/>
+              <w:bottom w:w="100" w:type="dxa"/>
+              <w:left w:w="120" w:type="dxa"/>
+              <w:right w:w="120" w:type="dxa"/>
+            </w:tcMar>
+          </w:tcPr>
+          <w:p>
+            <w:pPr>
+              <w:spacing w:before="80" w:after="80"/>
+              <w:jc w:val="left"/>
+            </w:pPr>
+            <w:r/>
+            <w:r>
+              <w:rPr>
+                <w:rFonts w:ascii="Aptos" w:hAnsi="Aptos"/>
+                <w:b/>
+                <w:i w:val="0"/>
+                <w:color w:val="0F4761"/>
+                <w:sz w:val="20"/>
+                <w:rFonts w:ascii="Aptos" w:hAnsi="Aptos"/>
+              </w:rPr>
+              <w:t>opened_date</w:t>
+            </w:r>
+          </w:p>
+        </w:tc>
+        <w:tc>
+          <w:tcPr>
+            <w:tcW w:type="dxa" w:w="2880"/>
+            <w:tcMar>
+              <w:top w:w="100" w:type="dxa"/>
+              <w:bottom w:w="100" w:type="dxa"/>
+              <w:left w:w="120" w:type="dxa"/>
+              <w:right w:w="120" w:type="dxa"/>
+            </w:tcMar>
+          </w:tcPr>
+          <w:p>
+            <w:pPr>
+              <w:spacing w:before="80" w:after="80"/>
+              <w:jc w:val="left"/>
+            </w:pPr>
+            <w:r/>
+            <w:r>
+              <w:rPr>
+                <w:rFonts w:ascii="Aptos" w:hAnsi="Aptos"/>
+                <w:b w:val="0"/>
+                <w:i w:val="0"/>
+                <w:color w:val="333333"/>
+                <w:sz w:val="20"/>
+                <w:rFonts w:ascii="Aptos" w:hAnsi="Aptos"/>
+              </w:rPr>
+              <w:t>DATE</w:t>
+            </w:r>
+          </w:p>
+        </w:tc>
+        <w:tc>
+          <w:tcPr>
+            <w:tcW w:type="dxa" w:w="2880"/>
+            <w:tcMar>
+              <w:top w:w="100" w:type="dxa"/>
+              <w:bottom w:w="100" w:type="dxa"/>
+              <w:left w:w="120" w:type="dxa"/>
+              <w:right w:w="120" w:type="dxa"/>
+            </w:tcMar>
+          </w:tcPr>
+          <w:p>
+            <w:pPr>
+              <w:spacing w:before="80" w:after="80"/>
+              <w:jc w:val="left"/>
+            </w:pPr>
+            <w:r/>
+            <w:r>
+              <w:rPr>
+                <w:rFonts w:ascii="Aptos" w:hAnsi="Aptos"/>
+                <w:b w:val="0"/>
+                <w:i w:val="0"/>
+                <w:color w:val="333333"/>
+                <w:sz w:val="20"/>
+                <w:rFonts w:ascii="Aptos" w:hAnsi="Aptos"/>
+              </w:rPr>
+              <w:t>None</w:t>
+            </w:r>
+          </w:p>
+        </w:tc>
+      </w:tr>
+      <w:tr>
+        <w:tc>
+          <w:tcPr>
+            <w:tcW w:type="dxa" w:w="2880"/>
+            <w:shd w:val="clear" w:color="auto" w:fill="EAF1F5"/>
+            <w:tcMar>
+              <w:top w:w="100" w:type="dxa"/>
+              <w:bottom w:w="100" w:type="dxa"/>
+              <w:left w:w="120" w:type="dxa"/>
+              <w:right w:w="120" w:type="dxa"/>
+            </w:tcMar>
+          </w:tcPr>
+          <w:p>
+            <w:pPr>
+              <w:spacing w:before="80" w:after="80"/>
+              <w:jc w:val="left"/>
+            </w:pPr>
+            <w:r/>
+            <w:r>
+              <w:rPr>
+                <w:rFonts w:ascii="Aptos" w:hAnsi="Aptos"/>
+                <w:b/>
+                <w:i w:val="0"/>
+                <w:color w:val="0F4761"/>
+                <w:sz w:val="20"/>
+                <w:rFonts w:ascii="Aptos" w:hAnsi="Aptos"/>
+              </w:rPr>
+              <w:t>is_active</w:t>
+            </w:r>
+          </w:p>
+        </w:tc>
+        <w:tc>
+          <w:tcPr>
+            <w:tcW w:type="dxa" w:w="2880"/>
+            <w:tcMar>
+              <w:top w:w="100" w:type="dxa"/>
+              <w:bottom w:w="100" w:type="dxa"/>
+              <w:left w:w="120" w:type="dxa"/>
+              <w:right w:w="120" w:type="dxa"/>
+            </w:tcMar>
+          </w:tcPr>
+          <w:p>
+            <w:pPr>
+              <w:spacing w:before="80" w:after="80"/>
+              <w:jc w:val="left"/>
+            </w:pPr>
+            <w:r/>
+            <w:r>
+              <w:rPr>
+                <w:rFonts w:ascii="Aptos" w:hAnsi="Aptos"/>
+                <w:b w:val="0"/>
+                <w:i w:val="0"/>
+                <w:color w:val="333333"/>
+                <w:sz w:val="20"/>
+                <w:rFonts w:ascii="Aptos" w:hAnsi="Aptos"/>
+              </w:rPr>
+              <w:t>STRING</w:t>
+            </w:r>
+          </w:p>
+        </w:tc>
+        <w:tc>
+          <w:tcPr>
+            <w:tcW w:type="dxa" w:w="2880"/>
+            <w:tcMar>
+              <w:top w:w="100" w:type="dxa"/>
+              <w:bottom w:w="100" w:type="dxa"/>
+              <w:left w:w="120" w:type="dxa"/>
+              <w:right w:w="120" w:type="dxa"/>
+            </w:tcMar>
+          </w:tcPr>
+          <w:p>
+            <w:pPr>
+              <w:spacing w:before="80" w:after="80"/>
+              <w:jc w:val="left"/>
+            </w:pPr>
+            <w:r/>
+            <w:r>
+              <w:rPr>
+                <w:rFonts w:ascii="Aptos" w:hAnsi="Aptos"/>
+                <w:b w:val="0"/>
+                <w:i w:val="0"/>
+                <w:color w:val="333333"/>
+                <w:sz w:val="20"/>
+                <w:rFonts w:ascii="Aptos" w:hAnsi="Aptos"/>
+              </w:rPr>
+              <w:t>None</w:t>
+            </w:r>
+          </w:p>
+        </w:tc>
+      </w:tr>
+    </w:tbl>
+    <w:p>
+      <w:pPr>
+        <w:spacing w:after="80"/>
+        <w:jc w:val="both"/>
+      </w:pPr>
+      <w:r>
+        <w:rPr>
+          <w:rFonts w:ascii="Aptos" w:hAnsi="Aptos"/>
+          <w:b w:val="0"/>
+          <w:i w:val="0"/>
+          <w:sz w:val="24"/>
+          <w:rFonts w:ascii="Aptos" w:hAnsi="Aptos"/>
+        </w:rPr>
+        <w:t>Findings Metadata:</w:t>
+      </w:r>
+    </w:p>
+    <w:tbl>
+      <w:tblPr>
+        <w:tblStyle w:val="TableGrid"/>
+        <w:tblW w:type="auto" w:w="0"/>
+        <w:tblLook w:firstColumn="1" w:firstRow="1" w:lastColumn="0" w:lastRow="0" w:noHBand="0" w:noVBand="1" w:val="04A0"/>
+      </w:tblPr>
+      <w:tblGrid>
+        <w:gridCol w:w="4320"/>
+        <w:gridCol w:w="4320"/>
+      </w:tblGrid>
+      <w:tr>
+        <w:tc>
+          <w:tcPr>
+            <w:tcW w:type="dxa" w:w="4320"/>
+            <w:shd w:val="clear" w:color="auto" w:fill="156082"/>
+            <w:tcMar>
+              <w:top w:w="100" w:type="dxa"/>
+              <w:bottom w:w="100" w:type="dxa"/>
+              <w:left w:w="120" w:type="dxa"/>
+              <w:right w:w="120" w:type="dxa"/>
+            </w:tcMar>
+          </w:tcPr>
+          <w:p>
+            <w:pPr>
+              <w:spacing w:before="80" w:after="80"/>
+              <w:jc w:val="left"/>
+            </w:pPr>
+            <w:r/>
+            <w:r>
+              <w:rPr>
+                <w:rFonts w:ascii="Aptos" w:hAnsi="Aptos"/>
+                <w:b/>
+                <w:i w:val="0"/>
+                <w:color w:val="FFFFFF"/>
+                <w:sz w:val="20"/>
+                <w:rFonts w:ascii="Aptos" w:hAnsi="Aptos"/>
+              </w:rPr>
+              <w:t>Assessment Area</w:t>
+            </w:r>
+          </w:p>
+        </w:tc>
+        <w:tc>
+          <w:tcPr>
+            <w:tcW w:type="dxa" w:w="4320"/>
+            <w:shd w:val="clear" w:color="auto" w:fill="156082"/>
+            <w:tcMar>
+              <w:top w:w="100" w:type="dxa"/>
+              <w:bottom w:w="100" w:type="dxa"/>
+              <w:left w:w="120" w:type="dxa"/>
+              <w:right w:w="120" w:type="dxa"/>
+            </w:tcMar>
+          </w:tcPr>
+          <w:p>
+            <w:pPr>
+              <w:spacing w:before="80" w:after="80"/>
+              <w:jc w:val="left"/>
+            </w:pPr>
+            <w:r/>
+            <w:r>
+              <w:rPr>
+                <w:rFonts w:ascii="Aptos" w:hAnsi="Aptos"/>
+                <w:b/>
+                <w:i w:val="0"/>
+                <w:color w:val="FFFFFF"/>
+                <w:sz w:val="20"/>
+                <w:rFonts w:ascii="Aptos" w:hAnsi="Aptos"/>
+              </w:rPr>
+              <w:t>Finding Details</w:t>
+            </w:r>
+          </w:p>
+        </w:tc>
+      </w:tr>
+      <w:tr>
+        <w:tc>
+          <w:tcPr>
+            <w:tcW w:type="dxa" w:w="4320"/>
+            <w:shd w:val="clear" w:color="auto" w:fill="EAF1F5"/>
+            <w:tcMar>
+              <w:top w:w="100" w:type="dxa"/>
+              <w:bottom w:w="100" w:type="dxa"/>
+              <w:left w:w="120" w:type="dxa"/>
+              <w:right w:w="120" w:type="dxa"/>
+            </w:tcMar>
+          </w:tcPr>
+          <w:p>
+            <w:pPr>
+              <w:spacing w:before="80" w:after="80"/>
+              <w:jc w:val="left"/>
+            </w:pPr>
+            <w:r/>
+            <w:r>
+              <w:rPr>
+                <w:rFonts w:ascii="Aptos" w:hAnsi="Aptos"/>
+                <w:b/>
+                <w:i w:val="0"/>
+                <w:color w:val="0F4761"/>
+                <w:sz w:val="20"/>
+                <w:rFonts w:ascii="Aptos" w:hAnsi="Aptos"/>
+              </w:rPr>
+              <w:t>Row Count</w:t>
+            </w:r>
+          </w:p>
+        </w:tc>
+        <w:tc>
+          <w:tcPr>
+            <w:tcW w:type="dxa" w:w="4320"/>
+            <w:tcMar>
+              <w:top w:w="100" w:type="dxa"/>
+              <w:bottom w:w="100" w:type="dxa"/>
+              <w:left w:w="120" w:type="dxa"/>
+              <w:right w:w="120" w:type="dxa"/>
+            </w:tcMar>
+          </w:tcPr>
+          <w:p>
+            <w:pPr>
+              <w:spacing w:before="80" w:after="80"/>
+              <w:jc w:val="left"/>
+            </w:pPr>
+            <w:r/>
+            <w:r>
+              <w:rPr>
+                <w:rFonts w:ascii="Aptos" w:hAnsi="Aptos"/>
+                <w:b w:val="0"/>
+                <w:i w:val="0"/>
+                <w:color w:val="333333"/>
+                <w:sz w:val="20"/>
+                <w:rFonts w:ascii="Aptos" w:hAnsi="Aptos"/>
+              </w:rPr>
+              <w:t>25 rows</w:t>
+            </w:r>
+          </w:p>
+        </w:tc>
+      </w:tr>
+      <w:tr>
+        <w:tc>
+          <w:tcPr>
+            <w:tcW w:type="dxa" w:w="4320"/>
+            <w:shd w:val="clear" w:color="auto" w:fill="EAF1F5"/>
+            <w:tcMar>
+              <w:top w:w="100" w:type="dxa"/>
+              <w:bottom w:w="100" w:type="dxa"/>
+              <w:left w:w="120" w:type="dxa"/>
+              <w:right w:w="120" w:type="dxa"/>
+            </w:tcMar>
+          </w:tcPr>
+          <w:p>
+            <w:pPr>
+              <w:spacing w:before="80" w:after="80"/>
+              <w:jc w:val="left"/>
+            </w:pPr>
+            <w:r/>
+            <w:r>
+              <w:rPr>
+                <w:rFonts w:ascii="Aptos" w:hAnsi="Aptos"/>
+                <w:b/>
+                <w:i w:val="0"/>
+                <w:color w:val="0F4761"/>
+                <w:sz w:val="20"/>
+                <w:rFonts w:ascii="Aptos" w:hAnsi="Aptos"/>
+              </w:rPr>
+              <w:t>Sizing (MB)</w:t>
+            </w:r>
+          </w:p>
+        </w:tc>
+        <w:tc>
+          <w:tcPr>
+            <w:tcW w:type="dxa" w:w="4320"/>
+            <w:tcMar>
+              <w:top w:w="100" w:type="dxa"/>
+              <w:bottom w:w="100" w:type="dxa"/>
+              <w:left w:w="120" w:type="dxa"/>
+              <w:right w:w="120" w:type="dxa"/>
+            </w:tcMar>
+          </w:tcPr>
+          <w:p>
+            <w:pPr>
+              <w:spacing w:before="80" w:after="80"/>
+              <w:jc w:val="left"/>
+            </w:pPr>
+            <w:r/>
+            <w:r>
+              <w:rPr>
+                <w:rFonts w:ascii="Aptos" w:hAnsi="Aptos"/>
+                <w:b w:val="0"/>
+                <w:i w:val="0"/>
+                <w:color w:val="333333"/>
+                <w:sz w:val="20"/>
+                <w:rFonts w:ascii="Aptos" w:hAnsi="Aptos"/>
+              </w:rPr>
+              <w:t>0.07 MB (Small)</w:t>
+            </w:r>
+          </w:p>
+        </w:tc>
+      </w:tr>
+      <w:tr>
+        <w:tc>
+          <w:tcPr>
+            <w:tcW w:type="dxa" w:w="4320"/>
+            <w:shd w:val="clear" w:color="auto" w:fill="EAF1F5"/>
+            <w:tcMar>
+              <w:top w:w="100" w:type="dxa"/>
+              <w:bottom w:w="100" w:type="dxa"/>
+              <w:left w:w="120" w:type="dxa"/>
+              <w:right w:w="120" w:type="dxa"/>
+            </w:tcMar>
+          </w:tcPr>
+          <w:p>
+            <w:pPr>
+              <w:spacing w:before="80" w:after="80"/>
+              <w:jc w:val="left"/>
+            </w:pPr>
+            <w:r/>
+            <w:r>
+              <w:rPr>
+                <w:rFonts w:ascii="Aptos" w:hAnsi="Aptos"/>
+                <w:b/>
+                <w:i w:val="0"/>
+                <w:color w:val="0F4761"/>
+                <w:sz w:val="20"/>
+                <w:rFonts w:ascii="Aptos" w:hAnsi="Aptos"/>
+              </w:rPr>
+              <w:t>Table Type</w:t>
+            </w:r>
+          </w:p>
+        </w:tc>
+        <w:tc>
+          <w:tcPr>
+            <w:tcW w:type="dxa" w:w="4320"/>
+            <w:tcMar>
+              <w:top w:w="100" w:type="dxa"/>
+              <w:bottom w:w="100" w:type="dxa"/>
+              <w:left w:w="120" w:type="dxa"/>
+              <w:right w:w="120" w:type="dxa"/>
+            </w:tcMar>
+          </w:tcPr>
+          <w:p>
+            <w:pPr>
+              <w:spacing w:before="80" w:after="80"/>
+              <w:jc w:val="left"/>
+            </w:pPr>
+            <w:r/>
+            <w:r>
+              <w:rPr>
+                <w:rFonts w:ascii="Aptos" w:hAnsi="Aptos"/>
+                <w:b w:val="0"/>
+                <w:i w:val="0"/>
+                <w:color w:val="333333"/>
+                <w:sz w:val="20"/>
+                <w:rFonts w:ascii="Aptos" w:hAnsi="Aptos"/>
+              </w:rPr>
+              <w:t>Base Table</w:t>
+            </w:r>
+          </w:p>
+        </w:tc>
+      </w:tr>
+      <w:tr>
+        <w:tc>
+          <w:tcPr>
+            <w:tcW w:type="dxa" w:w="4320"/>
+            <w:shd w:val="clear" w:color="auto" w:fill="EAF1F5"/>
+            <w:tcMar>
+              <w:top w:w="100" w:type="dxa"/>
+              <w:bottom w:w="100" w:type="dxa"/>
+              <w:left w:w="120" w:type="dxa"/>
+              <w:right w:w="120" w:type="dxa"/>
+            </w:tcMar>
+          </w:tcPr>
+          <w:p>
+            <w:pPr>
+              <w:spacing w:before="80" w:after="80"/>
+              <w:jc w:val="left"/>
+            </w:pPr>
+            <w:r/>
+            <w:r>
+              <w:rPr>
+                <w:rFonts w:ascii="Aptos" w:hAnsi="Aptos"/>
+                <w:b/>
+                <w:i w:val="0"/>
+                <w:color w:val="0F4761"/>
+                <w:sz w:val="20"/>
+                <w:rFonts w:ascii="Aptos" w:hAnsi="Aptos"/>
+              </w:rPr>
+              <w:t>Primary Key</w:t>
+            </w:r>
+          </w:p>
+        </w:tc>
+        <w:tc>
+          <w:tcPr>
+            <w:tcW w:type="dxa" w:w="4320"/>
+            <w:tcMar>
+              <w:top w:w="100" w:type="dxa"/>
+              <w:bottom w:w="100" w:type="dxa"/>
+              <w:left w:w="120" w:type="dxa"/>
+              <w:right w:w="120" w:type="dxa"/>
+            </w:tcMar>
+          </w:tcPr>
+          <w:p>
+            <w:pPr>
+              <w:spacing w:before="80" w:after="80"/>
+              <w:jc w:val="left"/>
+            </w:pPr>
+            <w:r/>
+            <w:r>
+              <w:rPr>
+                <w:rFonts w:ascii="Aptos" w:hAnsi="Aptos"/>
+                <w:b w:val="0"/>
+                <w:i w:val="0"/>
+                <w:color w:val="333333"/>
+                <w:sz w:val="20"/>
+                <w:rFonts w:ascii="Aptos" w:hAnsi="Aptos"/>
+              </w:rPr>
+              <w:t>branch_id</w:t>
+            </w:r>
+          </w:p>
+        </w:tc>
+      </w:tr>
+      <w:tr>
+        <w:tc>
+          <w:tcPr>
+            <w:tcW w:type="dxa" w:w="4320"/>
+            <w:shd w:val="clear" w:color="auto" w:fill="EAF1F5"/>
+            <w:tcMar>
+              <w:top w:w="100" w:type="dxa"/>
+              <w:bottom w:w="100" w:type="dxa"/>
+              <w:left w:w="120" w:type="dxa"/>
+              <w:right w:w="120" w:type="dxa"/>
+            </w:tcMar>
+          </w:tcPr>
+          <w:p>
+            <w:pPr>
+              <w:spacing w:before="80" w:after="80"/>
+              <w:jc w:val="left"/>
+            </w:pPr>
+            <w:r/>
+            <w:r>
+              <w:rPr>
+                <w:rFonts w:ascii="Aptos" w:hAnsi="Aptos"/>
+                <w:b/>
+                <w:i w:val="0"/>
+                <w:color w:val="0F4761"/>
+                <w:sz w:val="20"/>
+                <w:rFonts w:ascii="Aptos" w:hAnsi="Aptos"/>
+              </w:rPr>
+              <w:t>Foreign Key</w:t>
+            </w:r>
+          </w:p>
+        </w:tc>
+        <w:tc>
+          <w:tcPr>
+            <w:tcW w:type="dxa" w:w="4320"/>
+            <w:tcMar>
+              <w:top w:w="100" w:type="dxa"/>
+              <w:bottom w:w="100" w:type="dxa"/>
+              <w:left w:w="120" w:type="dxa"/>
+              <w:right w:w="120" w:type="dxa"/>
+            </w:tcMar>
+          </w:tcPr>
+          <w:p>
+            <w:pPr>
+              <w:spacing w:before="80" w:after="80"/>
+              <w:jc w:val="left"/>
+            </w:pPr>
+            <w:r/>
+            <w:r>
+              <w:rPr>
+                <w:rFonts w:ascii="Aptos" w:hAnsi="Aptos"/>
+                <w:b w:val="0"/>
+                <w:i w:val="0"/>
+                <w:color w:val="333333"/>
+                <w:sz w:val="20"/>
+                <w:rFonts w:ascii="Aptos" w:hAnsi="Aptos"/>
+              </w:rPr>
+              <w:t>None</w:t>
+            </w:r>
+          </w:p>
+        </w:tc>
+      </w:tr>
+      <w:tr>
+        <w:tc>
+          <w:tcPr>
+            <w:tcW w:type="dxa" w:w="4320"/>
+            <w:shd w:val="clear" w:color="auto" w:fill="EAF1F5"/>
+            <w:tcMar>
+              <w:top w:w="100" w:type="dxa"/>
+              <w:bottom w:w="100" w:type="dxa"/>
+              <w:left w:w="120" w:type="dxa"/>
+              <w:right w:w="120" w:type="dxa"/>
+            </w:tcMar>
+          </w:tcPr>
+          <w:p>
+            <w:pPr>
+              <w:spacing w:before="80" w:after="80"/>
+              <w:jc w:val="left"/>
+            </w:pPr>
+            <w:r/>
+            <w:r>
+              <w:rPr>
+                <w:rFonts w:ascii="Aptos" w:hAnsi="Aptos"/>
+                <w:b/>
+                <w:i w:val="0"/>
+                <w:color w:val="0F4761"/>
+                <w:sz w:val="20"/>
+                <w:rFonts w:ascii="Aptos" w:hAnsi="Aptos"/>
+              </w:rPr>
+              <w:t>Referenced Tables</w:t>
+            </w:r>
+          </w:p>
+        </w:tc>
+        <w:tc>
+          <w:tcPr>
+            <w:tcW w:type="dxa" w:w="4320"/>
+            <w:tcMar>
+              <w:top w:w="100" w:type="dxa"/>
+              <w:bottom w:w="100" w:type="dxa"/>
+              <w:left w:w="120" w:type="dxa"/>
+              <w:right w:w="120" w:type="dxa"/>
+            </w:tcMar>
+          </w:tcPr>
+          <w:p>
+            <w:pPr>
+              <w:spacing w:before="80" w:after="80"/>
+              <w:jc w:val="left"/>
+            </w:pPr>
+            <w:r/>
+            <w:r>
+              <w:rPr>
+                <w:rFonts w:ascii="Aptos" w:hAnsi="Aptos"/>
+                <w:b w:val="0"/>
+                <w:i w:val="0"/>
+                <w:color w:val="333333"/>
+                <w:sz w:val="20"/>
+                <w:rFonts w:ascii="Aptos" w:hAnsi="Aptos"/>
+              </w:rPr>
+              <w:t>None</w:t>
+            </w:r>
+          </w:p>
+        </w:tc>
+      </w:tr>
+      <w:tr>
+        <w:tc>
+          <w:tcPr>
+            <w:tcW w:type="dxa" w:w="4320"/>
+            <w:shd w:val="clear" w:color="auto" w:fill="EAF1F5"/>
+            <w:tcMar>
+              <w:top w:w="100" w:type="dxa"/>
+              <w:bottom w:w="100" w:type="dxa"/>
+              <w:left w:w="120" w:type="dxa"/>
+              <w:right w:w="120" w:type="dxa"/>
+            </w:tcMar>
+          </w:tcPr>
+          <w:p>
+            <w:pPr>
+              <w:spacing w:before="80" w:after="80"/>
+              <w:jc w:val="left"/>
+            </w:pPr>
+            <w:r/>
+            <w:r>
+              <w:rPr>
+                <w:rFonts w:ascii="Aptos" w:hAnsi="Aptos"/>
+                <w:b/>
+                <w:i w:val="0"/>
+                <w:color w:val="0F4761"/>
+                <w:sz w:val="20"/>
+                <w:rFonts w:ascii="Aptos" w:hAnsi="Aptos"/>
+              </w:rPr>
+              <w:t>Dependent Tables</w:t>
+            </w:r>
+          </w:p>
+        </w:tc>
+        <w:tc>
+          <w:tcPr>
+            <w:tcW w:type="dxa" w:w="4320"/>
+            <w:tcMar>
+              <w:top w:w="100" w:type="dxa"/>
+              <w:bottom w:w="100" w:type="dxa"/>
+              <w:left w:w="120" w:type="dxa"/>
+              <w:right w:w="120" w:type="dxa"/>
+            </w:tcMar>
+          </w:tcPr>
+          <w:p>
+            <w:pPr>
+              <w:spacing w:before="80" w:after="80"/>
+              <w:jc w:val="left"/>
+            </w:pPr>
+            <w:r/>
+            <w:r>
+              <w:rPr>
+                <w:rFonts w:ascii="Aptos" w:hAnsi="Aptos"/>
+                <w:b w:val="0"/>
+                <w:i w:val="0"/>
+                <w:color w:val="333333"/>
+                <w:sz w:val="20"/>
+                <w:rFonts w:ascii="Aptos" w:hAnsi="Aptos"/>
+              </w:rPr>
+              <w:t>dim_account</w:t>
+            </w:r>
+          </w:p>
+        </w:tc>
+      </w:tr>
+    </w:tbl>
+    <w:p>
+      <w:pPr>
+        <w:pStyle w:val="Heading2"/>
+        <w:spacing w:before="240" w:after="60"/>
+      </w:pPr>
+      <w:r>
+        <w:rPr>
+          <w:rFonts w:ascii="Aptos" w:hAnsi="Aptos"/>
+          <w:b/>
+          <w:i w:val="0"/>
+          <w:color w:val="0F4761"/>
+          <w:sz w:val="32"/>
+          <w:rFonts w:ascii="Aptos" w:hAnsi="Aptos"/>
+        </w:rPr>
+        <w:t>5.6 archive_old_orders</w:t>
       </w:r>
     </w:p>
     <w:p>
@@ -8796,7 +14032,7 @@
         <w:t xml:space="preserve">Observations: </w:t>
       </w:r>
       <w:r>
-        <w:t>The stored procedure is named archive_old_orders and is located in the sp_demo schema. No additional metadata (such as parameters, referenced objects, definition, or dependencies) is available from the retrieved procedure metadata. Based on the provided metadata, only the procedure’s identity (name and schema) can be confirmed.</w:t>
+        <w:t>This metadata identifies a stored procedure named archive_old_orders in the sp_demo schema. No parameters, return type, or dependency relationships are provided in the available metadata. No related tables, views, or functions are indicated.</w:t>
       </w:r>
     </w:p>
     <w:p>
@@ -8963,7 +14199,7 @@
           <w:sz w:val="32"/>
           <w:rFonts w:ascii="Aptos" w:hAnsi="Aptos"/>
         </w:rPr>
-        <w:t>5.5 credit_card_details_ext_vol</w:t>
+        <w:t>5.7 volumes_credit_card_details_ext</w:t>
       </w:r>
     </w:p>
     <w:p>
@@ -8979,7 +14215,7 @@
           <w:sz w:val="24"/>
           <w:rFonts w:ascii="Aptos" w:hAnsi="Aptos"/>
         </w:rPr>
-        <w:t>The volume cards.credit_card_details_ext_vol is mapped to Microsoft Fabric. This is a VOLUME object (Unity Catalog managed/external file storage), not a relational structure.</w:t>
+        <w:t>The volume cards.volumes_credit_card_details_ext is mapped to Microsoft Fabric. This is a VOLUME object (Unity Catalog managed/external file storage), not a relational structure.</w:t>
       </w:r>
     </w:p>
     <w:p>
@@ -8994,7 +14230,7 @@
         <w:t xml:space="preserve">Observations: </w:t>
       </w:r>
       <w:r>
-        <w:t>The volume credit_card_details_ext_vol is a MANAGED volume within the cards schema. The storage location is not available in the provided metadata, so the underlying path/URI cannot be confirmed from this lookup alone.</w:t>
+        <w:t>This object is a managed Unity Catalog volume named volumes_credit_card_details_ext within the cards schema. The storage location is not provided in the available metadata, so the underlying path cannot be confirmed from this report.</w:t>
       </w:r>
     </w:p>
     <w:p>

--- a/BackEnd/AI_Agent_Pipeline/output/Assesment Report.docx
+++ b/BackEnd/AI_Agent_Pipeline/output/Assesment Report.docx
@@ -729,7 +729,7 @@
                 <w:sz w:val="20"/>
                 <w:rFonts w:ascii="Aptos" w:hAnsi="Aptos"/>
               </w:rPr>
-              <w:t>2026-09-03 19:49:00</w:t>
+              <w:t>2026-09-09 15:11:12</w:t>
             </w:r>
           </w:p>
         </w:tc>
@@ -1209,7 +1209,7 @@
                 <w:sz w:val="20"/>
                 <w:rFonts w:ascii="Aptos" w:hAnsi="Aptos"/>
               </w:rPr>
-              <w:t>credit_card_details_ext_vol</w:t>
+              <w:t>volumes_credit_card_details_ext</w:t>
             </w:r>
           </w:p>
         </w:tc>
@@ -2541,7 +2541,7 @@
         <w:t xml:space="preserve">Observations: </w:t>
       </w:r>
       <w:r>
-        <w:t>dim_card contains 23 columns covering card identifiers, card attributes, multiple DATE lifecycle fields, and several DOUBLE limit/balance measures plus an INT reward_points field. A composite primary key is defined on card_id and customer_id, and no foreign keys are present in the available metadata. The table is directly depended on by fact_card_transaction, indicating it serves as a lookup/dimension source for transactional records.</w:t>
+        <w:t>dim_card is a 23-column base table with a composite primary key (card_id, customer_id) and no defined foreign keys or referenced tables in the provided metadata. It contains a mix of identifying/card attributes (multiple STRING fields), financial measures (several DOUBLE limit and balance fields), and key lifecycle dates (issue/expiry/statement/due dates). The table is depended on by fact_card_transaction, indicating it serves as a parent/dimension-like source for that downstream fact table.</w:t>
       </w:r>
     </w:p>
     <w:p>
@@ -5295,7 +5295,7 @@
         <w:t xml:space="preserve">Observations: </w:t>
       </w:r>
       <w:r>
-        <w:t>This is a 22-column managed base table with 125000 rows and a reported size of 3.89 MB. It includes a composite primary key spanning transaction, card, customer, and merchant identifiers, and has a defined foreign key from card_id to dim_card, indicating a direct dependency on that dimension table. No dependent tables, related views, or related stored procedures are recorded in the provided metadata.</w:t>
+        <w:t>This managed base table contains 22 columns and 125000 rows, with core transaction identifiers and merchant/customer/card attributes, plus measures such as amount, billing_amount_inr, fx_rate, and fraud_score. A composite primary key is defined across card_txn_id, card_id, customer_id, and merchant_id, indicating uniqueness is enforced using multiple business identifiers rather than a single surrogate key. The table has a single declared foreign key from card_id to dim_card and no detected dependent tables, views, or stored procedures in the provided metadata.</w:t>
       </w:r>
     </w:p>
     <w:p>
@@ -7959,7 +7959,7 @@
         <w:t xml:space="preserve">Observations: </w:t>
       </w:r>
       <w:r>
-        <w:t>archived_orders_view is a simple pass-through view that exposes all columns from bfsi_dev.sp_demo.archived_orders without transformations or filters. The view presents five fields covering identifiers, date, monetary amount, and a status attribute, indicating a compact archived-order record shape. Its only explicit dependency is the underlying archived_orders object, and no dependent objects are provided in the metadata.</w:t>
+        <w:t>This view is a simple projection that returns all columns from bfsi_dev.sp_demo.archived_orders via SELECT *. It exposes five fields covering identifiers, a date attribute, a decimal amount, and a string status, mirroring the underlying object’s schema. No dependent objects or related stored procedures are provided in the available metadata.</w:t>
       </w:r>
     </w:p>
     <w:p>
@@ -8743,9 +8743,11 @@
               <w:br/>
               <w:t>- Referenced Objects: bfsi_dev.sp_demo.archived_orders</w:t>
               <w:br/>
+              <w:t>- Dependent Objects: None</w:t>
+              <w:br/>
               <w:t>Usage:</w:t>
               <w:br/>
-              <w:t>- Dependent Objects: None</w:t>
+              <w:t>- Related Stored Procedures: None</w:t>
             </w:r>
           </w:p>
         </w:tc>
@@ -8796,7 +8798,7 @@
         <w:t xml:space="preserve">Observations: </w:t>
       </w:r>
       <w:r>
-        <w:t>The stored procedure is named archive_old_orders and is located in the sp_demo schema. No additional metadata (such as parameters, referenced objects, definition, or dependencies) is available from the retrieved procedure metadata. Based on the provided metadata, only the procedure’s identity (name and schema) can be confirmed.</w:t>
+        <w:t>This stored procedure is named archive_old_orders and is located in the sp_demo schema. No additional metadata (such as parameters, referenced objects, or definition details) is available from the retrieved procedure metadata beyond its name and schema.</w:t>
       </w:r>
     </w:p>
     <w:p>
@@ -8963,7 +8965,7 @@
           <w:sz w:val="32"/>
           <w:rFonts w:ascii="Aptos" w:hAnsi="Aptos"/>
         </w:rPr>
-        <w:t>5.5 credit_card_details_ext_vol</w:t>
+        <w:t>5.5 volumes_credit_card_details_ext</w:t>
       </w:r>
     </w:p>
     <w:p>
@@ -8979,7 +8981,7 @@
           <w:sz w:val="24"/>
           <w:rFonts w:ascii="Aptos" w:hAnsi="Aptos"/>
         </w:rPr>
-        <w:t>The volume cards.credit_card_details_ext_vol is mapped to Microsoft Fabric. This is a VOLUME object (Unity Catalog managed/external file storage), not a relational structure.</w:t>
+        <w:t>The volume cards.volumes_credit_card_details_ext is mapped to Microsoft Fabric. This is a VOLUME object (Unity Catalog managed/external file storage), not a relational structure.</w:t>
       </w:r>
     </w:p>
     <w:p>
@@ -8994,7 +8996,7 @@
         <w:t xml:space="preserve">Observations: </w:t>
       </w:r>
       <w:r>
-        <w:t>The volume credit_card_details_ext_vol is a MANAGED volume within the cards schema. The storage location is not available in the provided metadata, so the underlying path/URI cannot be confirmed from this lookup alone.</w:t>
+        <w:t>This volume is a managed volume, indicating its storage is governed and maintained by the platform rather than being an externally managed path. The storage location value is not available in the retrieved metadata, so the underlying physical location cannot be validated from this output alone.</w:t>
       </w:r>
     </w:p>
     <w:p>
